--- a/BaoCao_TienDo_ThanhVien2.docx
+++ b/BaoCao_TienDo_ThanhVien2.docx
@@ -2422,7 +2422,7 @@
     <w:p>
       <w:r>
         <w:pict w14:anchorId="79BBACCC">
-          <v:rect id="_x0000_i1031" style="width:0;height:1.5pt" o:hralign="center" o:hrstd="t" o:hr="t" fillcolor="#a0a0a0" stroked="f"/>
+          <v:rect id="_x0000_i1025" style="width:0;height:1.5pt" o:hralign="center" o:hrstd="t" o:hr="t" fillcolor="#a0a0a0" stroked="f"/>
         </w:pict>
       </w:r>
     </w:p>
@@ -2923,6 +2923,5399 @@
         </w:rPr>
         <w:t>=== Hết báo cáo ===</w:t>
       </w:r>
+    </w:p>
+    <w:p>
+      <w:r>
+        <w:lastRenderedPageBreak/>
+        <w:br w:type="page"/>
+      </w:r>
+    </w:p>
+    <w:p>
+      <w:pPr>
+        <w:pStyle w:val="Heading1"/>
+      </w:pPr>
+      <w:r>
+        <w:lastRenderedPageBreak/>
+        <w:t>GHI CHU KY THUAT - Ngay 13/05/2026</w:t>
+      </w:r>
+    </w:p>
+    <w:p>
+      <w:pPr>
+        <w:pStyle w:val="Heading2"/>
+      </w:pPr>
+      <w:r>
+        <w:t>1. Loi: Bean Conflict - CharacterEncodingFilter</w:t>
+      </w:r>
+    </w:p>
+    <w:p>
+      <w:r>
+        <w:rPr>
+          <w:b/>
+        </w:rPr>
+        <w:t xml:space="preserve">Mo ta loi: </w:t>
+      </w:r>
+      <w:r>
+        <w:t>Application khong khoi dong duoc voi loi BeanDefinitionOverrideException khi bat Spring Boot DevTools auto-restart.</w:t>
+      </w:r>
+    </w:p>
+    <w:p>
+      <w:r>
+        <w:rPr>
+          <w:b/>
+        </w:rPr>
+        <w:t>Thong bao loi:</w:t>
+      </w:r>
+    </w:p>
+    <w:p>
+      <w:pPr>
+        <w:pStyle w:val="Quote"/>
+      </w:pPr>
+      <w:r>
+        <w:t>***************************</w:t>
+      </w:r>
+      <w:r>
+        <w:br/>
+        <w:t>APPLICATION FAILED TO START</w:t>
+      </w:r>
+      <w:r>
+        <w:br/>
+        <w:t>***************************</w:t>
+      </w:r>
+      <w:r>
+        <w:br/>
+      </w:r>
+      <w:r>
+        <w:br/>
+        <w:t>Description:</w:t>
+      </w:r>
+      <w:r>
+        <w:br/>
+        <w:t xml:space="preserve">The bean 'characterEncodingFilter', defined in class path resource </w:t>
+      </w:r>
+      <w:r>
+        <w:br/>
+        <w:t xml:space="preserve">[org/springframework/boot/servlet/autoconfigure/HttpEncodingAutoConfiguration.class], </w:t>
+      </w:r>
+      <w:r>
+        <w:br/>
+        <w:t xml:space="preserve">could not be registered. A bean with that name has already been defined in file </w:t>
+      </w:r>
+      <w:r>
+        <w:br/>
+        <w:t>[com/doan/ProFit/config/CharacterEncodingFilter.class] and overriding is disabled.</w:t>
+      </w:r>
+      <w:r>
+        <w:br/>
+      </w:r>
+      <w:r>
+        <w:br/>
+        <w:t>Action:</w:t>
+      </w:r>
+      <w:r>
+        <w:br/>
+        <w:t xml:space="preserve">Consider renaming one of the beans or enabling overriding by setting </w:t>
+      </w:r>
+      <w:r>
+        <w:br/>
+        <w:t>spring.main.allow-bean-definition-overriding=true</w:t>
+      </w:r>
+    </w:p>
+    <w:p>
+      <w:pPr>
+        <w:pStyle w:val="Heading2"/>
+      </w:pPr>
+      <w:r>
+        <w:t>2. Nguyen nhan goc re (Root Cause)</w:t>
+      </w:r>
+    </w:p>
+    <w:p>
+      <w:r>
+        <w:rPr>
+          <w:b/>
+        </w:rPr>
+        <w:t xml:space="preserve">Buoc 1: </w:t>
+      </w:r>
+      <w:r>
+        <w:t xml:space="preserve">Co mot class CharacterEncodingFilter.java da tung ton tai trong package </w:t>
+      </w:r>
+      <w:r>
+        <w:rPr>
+          <w:i/>
+        </w:rPr>
+        <w:t>com.doan.ProFit.config</w:t>
+      </w:r>
+      <w:r>
+        <w:t xml:space="preserve"> de custom encoding thanh UTF-8.</w:t>
+      </w:r>
+    </w:p>
+    <w:p>
+      <w:r>
+        <w:rPr>
+          <w:b/>
+        </w:rPr>
+        <w:t xml:space="preserve">Buoc 2: </w:t>
+      </w:r>
+      <w:r>
+        <w:t>Class nay sau do da bi xoa (hoac rename) khoi source code (src/main/java).</w:t>
+      </w:r>
+    </w:p>
+    <w:p>
+      <w:r>
+        <w:rPr>
+          <w:b/>
+        </w:rPr>
+        <w:t xml:space="preserve">Buoc 3: </w:t>
+      </w:r>
+      <w:r>
+        <w:t xml:space="preserve">Tuy nhien, file </w:t>
+      </w:r>
+      <w:r>
+        <w:rPr>
+          <w:i/>
+        </w:rPr>
+        <w:t>CharacterEncodingFilter.class</w:t>
+      </w:r>
+      <w:r>
+        <w:t xml:space="preserve"> van con nam trong thu muc </w:t>
+      </w:r>
+      <w:r>
+        <w:rPr>
+          <w:i/>
+        </w:rPr>
+        <w:t>target/classes/com/doan/ProFit/config/</w:t>
+      </w:r>
+      <w:r>
+        <w:t xml:space="preserve"> (compiled output).</w:t>
+      </w:r>
+    </w:p>
+    <w:p>
+      <w:r>
+        <w:rPr>
+          <w:b/>
+        </w:rPr>
+        <w:t xml:space="preserve">Buoc 4: </w:t>
+      </w:r>
+      <w:r>
+        <w:t>Khi DevTools restart, Spring Boot scan ca source va target. No tim thay:</w:t>
+      </w:r>
+      <w:r>
+        <w:br/>
+        <w:t xml:space="preserve">  - HttpEncodingAutoConfiguration (auto-config cua Spring) dinh nghia bean characterEncodingFilter</w:t>
+      </w:r>
+      <w:r>
+        <w:br/>
+        <w:t xml:space="preserve">  - CharacterEncodingFilter.class trong target/classes cu cung duoc coi la mot bean cung ten</w:t>
+      </w:r>
+      <w:r>
+        <w:br/>
+        <w:t xml:space="preserve">  -&gt; Conflict: hai bean cung ten, va bean overriding bi disabled trong Spring Boot moi.</w:t>
+      </w:r>
+    </w:p>
+    <w:p>
+      <w:pPr>
+        <w:pStyle w:val="Heading2"/>
+      </w:pPr>
+      <w:r>
+        <w:t>3. Cach fix cot loi</w:t>
+      </w:r>
+    </w:p>
+    <w:p>
+      <w:r>
+        <w:rPr>
+          <w:b/>
+        </w:rPr>
+        <w:t>Cach 1 (Khuyen nghi - Clean rebuild):</w:t>
+      </w:r>
+    </w:p>
+    <w:p>
+      <w:r>
+        <w:t xml:space="preserve">  mvnw clean compile</w:t>
+      </w:r>
+      <w:r>
+        <w:br/>
+        <w:t xml:space="preserve">  Xoa hoan toan thu muc target/classes de loai bo cac file .class cu thua.</w:t>
+      </w:r>
+    </w:p>
+    <w:p>
+      <w:r>
+        <w:rPr>
+          <w:b/>
+        </w:rPr>
+        <w:t>Cach 2 (Neu muon giu custom encoding):</w:t>
+      </w:r>
+    </w:p>
+    <w:p>
+      <w:r>
+        <w:lastRenderedPageBreak/>
+        <w:t xml:space="preserve">  Doi ten class custom encoding, vi du: CustomCharacterEncodingFilter</w:t>
+      </w:r>
+      <w:r>
+        <w:br/>
+        <w:t xml:space="preserve">  Hoac them cau hinh trong application.yaml:</w:t>
+      </w:r>
+    </w:p>
+    <w:p>
+      <w:pPr>
+        <w:pStyle w:val="Quote"/>
+      </w:pPr>
+      <w:r>
+        <w:t>spring.main.allow-bean-definition-overriding: true</w:t>
+      </w:r>
+    </w:p>
+    <w:p>
+      <w:pPr>
+        <w:pStyle w:val="Heading2"/>
+      </w:pPr>
+      <w:r>
+        <w:t>4. Kien truc he thong - Luu y quan trong</w:t>
+      </w:r>
+    </w:p>
+    <w:p>
+      <w:r>
+        <w:rPr>
+          <w:b/>
+        </w:rPr>
+        <w:t>LUU Y: DevTools va Classpath Scanning:</w:t>
+      </w:r>
+    </w:p>
+    <w:p>
+      <w:r>
+        <w:t>Spring Boot DevTools restart bang cach restart lai ApplicationContext. No scan ca source code (src/main/java) VA compiled output (target/classes). Dieu nay co the gay ra cac loi "phantom bean" nhu tren khi:</w:t>
+      </w:r>
+      <w:r>
+        <w:br/>
+        <w:t xml:space="preserve">  - File source bi xoa nhung .class file van con</w:t>
+      </w:r>
+      <w:r>
+        <w:br/>
+        <w:t xml:space="preserve">  - Co su khac biet giua source va compiled code</w:t>
+      </w:r>
+    </w:p>
+    <w:p>
+      <w:r>
+        <w:rPr>
+          <w:b/>
+        </w:rPr>
+        <w:t>LUU Y: Best Practice khi refactor config:</w:t>
+      </w:r>
+    </w:p>
+    <w:p>
+      <w:r>
+        <w:t xml:space="preserve">  1. Khi xoa hoac rename mot @Configuration class, LUON chay </w:t>
+      </w:r>
+      <w:r>
+        <w:rPr>
+          <w:i/>
+        </w:rPr>
+        <w:t>mvnw clean</w:t>
+      </w:r>
+      <w:r>
+        <w:t xml:space="preserve"> truoc khi restart.</w:t>
+      </w:r>
+      <w:r>
+        <w:br/>
+        <w:t xml:space="preserve">  2. Kiem tra thu muc target/classes sau khi clean de dam bao khong con file cu.</w:t>
+      </w:r>
+      <w:r>
+        <w:br/>
+        <w:t xml:space="preserve">  3. Neu dung custom encoding filter, dat ten class khac biet voi ten bean mac dinh cua Spring.</w:t>
+      </w:r>
+    </w:p>
+    <w:p>
+      <w:r>
+        <w:rPr>
+          <w:b/>
+        </w:rPr>
+        <w:t>LUU Y: Cau hinh Encoding hien tai cua he thong:</w:t>
+      </w:r>
+    </w:p>
+    <w:p>
+      <w:r>
+        <w:t xml:space="preserve">  - Database JDBC URL da co: </w:t>
+      </w:r>
+      <w:r>
+        <w:rPr>
+          <w:i/>
+        </w:rPr>
+        <w:t>characterEncoding=UTF-8&amp;useUnicode=true</w:t>
+      </w:r>
+      <w:r>
+        <w:br/>
+        <w:t xml:space="preserve">  - application.yaml da cau hinh charset UTF-8</w:t>
+      </w:r>
+      <w:r>
+        <w:br/>
+        <w:t xml:space="preserve">  - Khong can custom CharacterEncodingFilter neu khong co yeu cau dac biet</w:t>
+      </w:r>
+    </w:p>
+    <w:p>
+      <w:pPr>
+        <w:pStyle w:val="Heading2"/>
+      </w:pPr>
+      <w:r>
+        <w:t>5. Ket luan</w:t>
+      </w:r>
+    </w:p>
+    <w:p>
+      <w:r>
+        <w:t xml:space="preserve">Loi nay la mot classic "stale class" problem khi dung DevTools. Giai phap triet de: </w:t>
+      </w:r>
+      <w:r>
+        <w:rPr>
+          <w:b/>
+        </w:rPr>
+        <w:t>LUON clean project</w:t>
+      </w:r>
+      <w:r>
+        <w:t xml:space="preserve"> truoc khi restart neu co thay doi ve configuration classes.</w:t>
+      </w:r>
+    </w:p>
+    <w:p>
+      <w:r>
+        <w:br w:type="page"/>
+      </w:r>
+    </w:p>
+    <w:p>
+      <w:pPr>
+        <w:pStyle w:val="Heading1"/>
+      </w:pPr>
+      <w:r>
+        <w:lastRenderedPageBreak/>
+        <w:t>GHI CHU KY THUAT - Ngay 13/05/2026</w:t>
+      </w:r>
+    </w:p>
+    <w:p>
+      <w:pPr>
+        <w:pStyle w:val="Heading2"/>
+      </w:pPr>
+      <w:r>
+        <w:t>1. Loi: Bean Conflict - CharacterEncodingFilter</w:t>
+      </w:r>
+    </w:p>
+    <w:p>
+      <w:r>
+        <w:rPr>
+          <w:b/>
+        </w:rPr>
+        <w:t xml:space="preserve">Mo ta loi: </w:t>
+      </w:r>
+      <w:r>
+        <w:t>Application khong khoi dong duoc voi loi BeanDefinitionOverrideException khi bat Spring Boot DevTools auto-restart.</w:t>
+      </w:r>
+    </w:p>
+    <w:p>
+      <w:r>
+        <w:rPr>
+          <w:b/>
+        </w:rPr>
+        <w:t>Thong bao loi:</w:t>
+      </w:r>
+    </w:p>
+    <w:p>
+      <w:pPr>
+        <w:pStyle w:val="Quote"/>
+      </w:pPr>
+      <w:r>
+        <w:t>***************************</w:t>
+      </w:r>
+      <w:r>
+        <w:br/>
+        <w:t>APPLICATION FAILED TO START</w:t>
+      </w:r>
+      <w:r>
+        <w:br/>
+        <w:t>***************************</w:t>
+      </w:r>
+      <w:r>
+        <w:br/>
+      </w:r>
+      <w:r>
+        <w:br/>
+        <w:t>Description:</w:t>
+      </w:r>
+      <w:r>
+        <w:br/>
+        <w:t xml:space="preserve">The bean 'characterEncodingFilter', defined in class path resource </w:t>
+      </w:r>
+      <w:r>
+        <w:br/>
+        <w:t xml:space="preserve">[org/springframework/boot/servlet/autoconfigure/HttpEncodingAutoConfiguration.class], </w:t>
+      </w:r>
+      <w:r>
+        <w:br/>
+        <w:t xml:space="preserve">could not be registered. A bean with that name has already been defined in file </w:t>
+      </w:r>
+      <w:r>
+        <w:br/>
+        <w:t>[com/doan/ProFit/config/CharacterEncodingFilter.class] and overriding is disabled.</w:t>
+      </w:r>
+      <w:r>
+        <w:br/>
+      </w:r>
+      <w:r>
+        <w:br/>
+        <w:t>Action:</w:t>
+      </w:r>
+      <w:r>
+        <w:br/>
+        <w:t xml:space="preserve">Consider renaming one of the beans or enabling overriding by setting </w:t>
+      </w:r>
+      <w:r>
+        <w:br/>
+        <w:t>spring.main.allow-bean-definition-overriding=true</w:t>
+      </w:r>
+    </w:p>
+    <w:p>
+      <w:pPr>
+        <w:pStyle w:val="Heading2"/>
+      </w:pPr>
+      <w:r>
+        <w:t>2. Nguyen nhan goc re (Root Cause)</w:t>
+      </w:r>
+    </w:p>
+    <w:p>
+      <w:r>
+        <w:rPr>
+          <w:b/>
+        </w:rPr>
+        <w:t xml:space="preserve">Buoc 1: </w:t>
+      </w:r>
+      <w:r>
+        <w:t xml:space="preserve">Co mot class CharacterEncodingFilter.java da tung ton tai trong package </w:t>
+      </w:r>
+      <w:r>
+        <w:rPr>
+          <w:i/>
+        </w:rPr>
+        <w:t>com.doan.ProFit.config</w:t>
+      </w:r>
+      <w:r>
+        <w:t xml:space="preserve"> de custom encoding thanh UTF-8.</w:t>
+      </w:r>
+    </w:p>
+    <w:p>
+      <w:r>
+        <w:rPr>
+          <w:b/>
+        </w:rPr>
+        <w:t xml:space="preserve">Buoc 2: </w:t>
+      </w:r>
+      <w:r>
+        <w:t>Class nay sau do da bi xoa (hoac rename) khoi source code (src/main/java).</w:t>
+      </w:r>
+    </w:p>
+    <w:p>
+      <w:r>
+        <w:rPr>
+          <w:b/>
+        </w:rPr>
+        <w:t xml:space="preserve">Buoc 3: </w:t>
+      </w:r>
+      <w:r>
+        <w:t xml:space="preserve">Tuy nhien, file </w:t>
+      </w:r>
+      <w:r>
+        <w:rPr>
+          <w:i/>
+        </w:rPr>
+        <w:t>CharacterEncodingFilter.class</w:t>
+      </w:r>
+      <w:r>
+        <w:t xml:space="preserve"> van con nam trong thu muc </w:t>
+      </w:r>
+      <w:r>
+        <w:rPr>
+          <w:i/>
+        </w:rPr>
+        <w:t>target/classes/com/doan/ProFit/config/</w:t>
+      </w:r>
+      <w:r>
+        <w:t xml:space="preserve"> (compiled output).</w:t>
+      </w:r>
+    </w:p>
+    <w:p>
+      <w:r>
+        <w:rPr>
+          <w:b/>
+        </w:rPr>
+        <w:t xml:space="preserve">Buoc 4: </w:t>
+      </w:r>
+      <w:r>
+        <w:t>Khi DevTools restart, Spring Boot scan ca source va target. No tim thay:</w:t>
+      </w:r>
+    </w:p>
+    <w:p>
+      <w:r>
+        <w:t>- HttpEncodingAutoConfiguration (auto-config cua Spring) dinh nghia bean characterEncodingFilter</w:t>
+      </w:r>
+    </w:p>
+    <w:p>
+      <w:r>
+        <w:t>- CharacterEncodingFilter.class trong target/classes cu cung duoc coi la mot bean cung ten</w:t>
+      </w:r>
+    </w:p>
+    <w:p>
+      <w:r>
+        <w:t>-&gt; Conflict: hai bean cung ten, va bean overriding bi disabled trong Spring Boot moi.</w:t>
+      </w:r>
+    </w:p>
+    <w:p>
+      <w:pPr>
+        <w:pStyle w:val="Heading2"/>
+      </w:pPr>
+      <w:r>
+        <w:t>3. Cach fix cot loi</w:t>
+      </w:r>
+    </w:p>
+    <w:p>
+      <w:r>
+        <w:rPr>
+          <w:b/>
+        </w:rPr>
+        <w:t>Cach 1 (Khuyen nghi - Clean rebuild):</w:t>
+      </w:r>
+    </w:p>
+    <w:p>
+      <w:r>
+        <w:t xml:space="preserve">  mvnw clean compile</w:t>
+      </w:r>
+    </w:p>
+    <w:p>
+      <w:r>
+        <w:t>Xoa hoan toan thu muc target/classes de loai bo cac file .class cu thua.</w:t>
+      </w:r>
+    </w:p>
+    <w:p>
+      <w:r>
+        <w:rPr>
+          <w:b/>
+        </w:rPr>
+        <w:lastRenderedPageBreak/>
+        <w:t>Cach 2 (Neu muon giu custom encoding):</w:t>
+      </w:r>
+    </w:p>
+    <w:p>
+      <w:r>
+        <w:t xml:space="preserve">  Doi ten class custom encoding, vi du: CustomCharacterEncodingFilter</w:t>
+      </w:r>
+    </w:p>
+    <w:p>
+      <w:r>
+        <w:t>Hoac them cau hinh trong application.yaml:</w:t>
+      </w:r>
+    </w:p>
+    <w:p>
+      <w:pPr>
+        <w:pStyle w:val="Quote"/>
+      </w:pPr>
+      <w:r>
+        <w:t>spring.main.allow-bean-definition-overriding: true</w:t>
+      </w:r>
+    </w:p>
+    <w:p>
+      <w:pPr>
+        <w:pStyle w:val="Heading2"/>
+      </w:pPr>
+      <w:r>
+        <w:t>4. Kien truc he thong - Luu y quan trong</w:t>
+      </w:r>
+    </w:p>
+    <w:p>
+      <w:r>
+        <w:rPr>
+          <w:b/>
+        </w:rPr>
+        <w:t>LUU Y: DevTools va Classpath Scanning:</w:t>
+      </w:r>
+    </w:p>
+    <w:p>
+      <w:r>
+        <w:t>Spring Boot DevTools restart bang cach restart lai ApplicationContext. No scan ca source code (src/main/java) VA compiled output (target/classes). Dieu nay co the gay ra cac loi "phantom bean" nhu tren khi:</w:t>
+      </w:r>
+    </w:p>
+    <w:p>
+      <w:r>
+        <w:t>- File source bi xoa nhung .class file van con</w:t>
+      </w:r>
+    </w:p>
+    <w:p>
+      <w:r>
+        <w:t>- Co su khac biet giua source va compiled code</w:t>
+      </w:r>
+    </w:p>
+    <w:p>
+      <w:r>
+        <w:rPr>
+          <w:b/>
+        </w:rPr>
+        <w:t>LUU Y: Best Practice khi refactor config:</w:t>
+      </w:r>
+    </w:p>
+    <w:p>
+      <w:r>
+        <w:t>1. Khi xoa hoac rename mot @Configuration class, LUON chay mvnw clean truoc khi restart.</w:t>
+      </w:r>
+    </w:p>
+    <w:p>
+      <w:r>
+        <w:t>2. Kiem tra thu muc target/classes sau khi clean de dam bao khong con file cu.</w:t>
+      </w:r>
+    </w:p>
+    <w:p>
+      <w:r>
+        <w:t>3. Neu dung custom encoding filter, dat ten class khac biet voi ten bean mac dinh cua Spring.</w:t>
+      </w:r>
+    </w:p>
+    <w:p>
+      <w:r>
+        <w:rPr>
+          <w:b/>
+        </w:rPr>
+        <w:t>LUU Y: Cau hinh Encoding hien tai cua he thong:</w:t>
+      </w:r>
+    </w:p>
+    <w:p>
+      <w:r>
+        <w:t xml:space="preserve">  - Database JDBC URL da co: characterEncoding=UTF-8&amp;useUnicode=true</w:t>
+      </w:r>
+    </w:p>
+    <w:p>
+      <w:r>
+        <w:t xml:space="preserve">  - application.yaml da cau hinh charset UTF-8</w:t>
+      </w:r>
+    </w:p>
+    <w:p>
+      <w:r>
+        <w:t xml:space="preserve">  - Khong can custom CharacterEncodingFilter neu khong co yeu cau dac biet</w:t>
+      </w:r>
+    </w:p>
+    <w:p>
+      <w:pPr>
+        <w:pStyle w:val="Heading2"/>
+      </w:pPr>
+      <w:r>
+        <w:t>5. Ket luan</w:t>
+      </w:r>
+    </w:p>
+    <w:p>
+      <w:r>
+        <w:t xml:space="preserve">Loi nay la mot classic "stale class" problem khi dung DevTools. Giai phap triet de: </w:t>
+      </w:r>
+      <w:r>
+        <w:rPr>
+          <w:b/>
+        </w:rPr>
+        <w:t>LUON clean project</w:t>
+      </w:r>
+      <w:r>
+        <w:t xml:space="preserve"> truoc khi restart neu co thay doi ve configuration classes.</w:t>
+      </w:r>
+    </w:p>
+    <w:p>
+      <w:r>
+        <w:br w:type="page"/>
+      </w:r>
+    </w:p>
+    <w:p>
+      <w:pPr>
+        <w:pStyle w:val="Heading1"/>
+      </w:pPr>
+      <w:r>
+        <w:lastRenderedPageBreak/>
+        <w:t>GHI CHU KY THUAT - Ngay 13/05/2026 (Lan cap nhat)</w:t>
+      </w:r>
+    </w:p>
+    <w:p>
+      <w:pPr>
+        <w:pStyle w:val="Heading2"/>
+      </w:pPr>
+      <w:r>
+        <w:t>Loi 1: Bean Conflict - CharacterEncodingFilter (Da fix)</w:t>
+      </w:r>
+    </w:p>
+    <w:p>
+      <w:r>
+        <w:rPr>
+          <w:b/>
+        </w:rPr>
+        <w:t xml:space="preserve">Mo ta: </w:t>
+      </w:r>
+      <w:r>
+        <w:t>Application khong khoi dong duoc voi loi BeanDefinitionOverrideException khi bat Spring Boot DevTools auto-restart.</w:t>
+      </w:r>
+    </w:p>
+    <w:p>
+      <w:r>
+        <w:rPr>
+          <w:b/>
+        </w:rPr>
+        <w:t xml:space="preserve">Nguyen nhan: </w:t>
+      </w:r>
+      <w:r>
+        <w:t>File CharacterEncodingFilter.class con nam trong target/classes sau khi source bi xoa, gay conflict voi HttpEncodingAutoConfiguration.</w:t>
+      </w:r>
+    </w:p>
+    <w:p>
+      <w:r>
+        <w:rPr>
+          <w:b/>
+        </w:rPr>
+        <w:t xml:space="preserve">Cach fix: </w:t>
+      </w:r>
+      <w:r>
+        <w:t>Chay mvnw clean compile de xoa target/classes cu.</w:t>
+      </w:r>
+    </w:p>
+    <w:p>
+      <w:pPr>
+        <w:pStyle w:val="Heading2"/>
+      </w:pPr>
+      <w:r>
+        <w:t>Loi 2: NullPointerException - Order creation (Da fix)</w:t>
+      </w:r>
+    </w:p>
+    <w:p>
+      <w:r>
+        <w:rPr>
+          <w:b/>
+        </w:rPr>
+        <w:t xml:space="preserve">Mo ta: </w:t>
+      </w:r>
+      <w:r>
+        <w:t>Loi "The given id must not be null" xay ra khi goi API /api/orders/create hoac /api/orders/guest khi productId hoac quantity la null.</w:t>
+      </w:r>
+    </w:p>
+    <w:p>
+      <w:r>
+        <w:rPr>
+          <w:b/>
+        </w:rPr>
+        <w:t xml:space="preserve">Nguyen nhan goc re: </w:t>
+      </w:r>
+      <w:r>
+        <w:t>Frontend gui request voi productId hoac quantity la null/undefined, backend khong validate truoc khi truyen vao repository.findById().</w:t>
+      </w:r>
+    </w:p>
+    <w:p>
+      <w:r>
+        <w:rPr>
+          <w:b/>
+        </w:rPr>
+        <w:t xml:space="preserve">Cach fix: </w:t>
+      </w:r>
+      <w:r>
+        <w:t>Them validation trong OrderServiceImpl.createOrder() va createGuestOrder():</w:t>
+      </w:r>
+    </w:p>
+    <w:p>
+      <w:r>
+        <w:t>- Kiem tra items khong duoc null hoac empty</w:t>
+      </w:r>
+    </w:p>
+    <w:p>
+      <w:r>
+        <w:t>- Kiem tra productId khong duoc null</w:t>
+      </w:r>
+    </w:p>
+    <w:p>
+      <w:r>
+        <w:t>- Kiem tra quantity phai lon hon 0</w:t>
+      </w:r>
+    </w:p>
+    <w:p>
+      <w:pPr>
+        <w:pStyle w:val="Heading2"/>
+      </w:pPr>
+      <w:r>
+        <w:t>Loi 3: VNPay - findAll() khong hieu qua (Da fix)</w:t>
+      </w:r>
+    </w:p>
+    <w:p>
+      <w:r>
+        <w:rPr>
+          <w:b/>
+        </w:rPr>
+        <w:t xml:space="preserve">Mo ta: </w:t>
+      </w:r>
+      <w:r>
+        <w:t>VNPayService.updateOrderPaymentStatus() su dung findAll() de tim order, rat khong hieu qua.</w:t>
+      </w:r>
+    </w:p>
+    <w:p>
+      <w:r>
+        <w:rPr>
+          <w:b/>
+        </w:rPr>
+        <w:t xml:space="preserve">Cach fix: </w:t>
+      </w:r>
+    </w:p>
+    <w:p>
+      <w:r>
+        <w:t>- Them method findByOrderCode() trong OrderRepository</w:t>
+      </w:r>
+    </w:p>
+    <w:p>
+      <w:r>
+        <w:t>- Thay the findAll() + vong for bang findByOrderCode() truc tiep</w:t>
+      </w:r>
+    </w:p>
+    <w:p>
+      <w:pPr>
+        <w:pStyle w:val="Heading2"/>
+      </w:pPr>
+      <w:r>
+        <w:t>Luu y kien truc he thong</w:t>
+      </w:r>
+    </w:p>
+    <w:p>
+      <w:r>
+        <w:rPr>
+          <w:b/>
+        </w:rPr>
+        <w:t xml:space="preserve">1. DevTools va Stale Class: </w:t>
+      </w:r>
+      <w:r>
+        <w:t>Khi xoa/rename config class, phai chay clean truoc khi restart.</w:t>
+      </w:r>
+    </w:p>
+    <w:p>
+      <w:r>
+        <w:rPr>
+          <w:b/>
+        </w:rPr>
+        <w:t xml:space="preserve">2. Validation: </w:t>
+      </w:r>
+      <w:r>
+        <w:t>LUON validate input truoc khi truyen vao database, khong tin tuong data tu client.</w:t>
+      </w:r>
+    </w:p>
+    <w:p>
+      <w:r>
+        <w:rPr>
+          <w:b/>
+        </w:rPr>
+        <w:t xml:space="preserve">3. VNPay Configuration: </w:t>
+      </w:r>
+      <w:r>
+        <w:t>Dang dung ngrok URL. Dam bao ngrok dang chay neu muon test VNPay local.</w:t>
+      </w:r>
+    </w:p>
+    <w:p>
+      <w:r>
+        <w:rPr>
+          <w:b/>
+        </w:rPr>
+        <w:t xml:space="preserve">4. Frontend API Calls: </w:t>
+      </w:r>
+      <w:r>
+        <w:t>Dam bao cart items co productId va quantity khong null truoc khi gui request.</w:t>
+      </w:r>
+    </w:p>
+    <w:p>
+      <w:r>
+        <w:lastRenderedPageBreak/>
+        <w:br w:type="page"/>
+      </w:r>
+    </w:p>
+    <w:p>
+      <w:pPr>
+        <w:pStyle w:val="Heading1"/>
+      </w:pPr>
+      <w:r>
+        <w:lastRenderedPageBreak/>
+        <w:t>CẬP NHẬT NGÀY 14/05/2026 - SỬA LỖI TẠO ĐƠN HÀNG VÀ THANH TOÁN</w:t>
+      </w:r>
+    </w:p>
+    <w:p>
+      <w:r>
+        <w:t>Ngày cập nhật: 14/05/2026 13:07</w:t>
+      </w:r>
+    </w:p>
+    <w:p/>
+    <w:p>
+      <w:pPr>
+        <w:pStyle w:val="Heading2"/>
+      </w:pPr>
+      <w:r>
+        <w:t>TỔNG HỢP CÁC LỖI ĐÃ PHÁT HIỆN VÀ SỬA CHỮA</w:t>
+      </w:r>
+    </w:p>
+    <w:p>
+      <w:pPr>
+        <w:pStyle w:val="Heading3"/>
+      </w:pPr>
+      <w:r>
+        <w:t>Lỗi 1: Backend không khởi động - MySQL Access Denied (Đã sửa)</w:t>
+      </w:r>
+    </w:p>
+    <w:p>
+      <w:r>
+        <w:rPr>
+          <w:b/>
+        </w:rPr>
+        <w:t>Nguyên nhân:</w:t>
+      </w:r>
+    </w:p>
+    <w:p>
+      <w:pPr>
+        <w:pStyle w:val="ListBullet"/>
+      </w:pPr>
+      <w:r>
+        <w:t>File application.yaml có password MySQL là 'password' (mặc định placeholder)</w:t>
+      </w:r>
+    </w:p>
+    <w:p>
+      <w:pPr>
+        <w:pStyle w:val="ListBullet"/>
+      </w:pPr>
+      <w:r>
+        <w:t>Password MySQL thực tế trên máy là '123456'</w:t>
+      </w:r>
+    </w:p>
+    <w:p>
+      <w:pPr>
+        <w:pStyle w:val="ListBullet"/>
+      </w:pPr>
+      <w:r>
+        <w:t>MySQL từ chối kết nối -&gt; Spring context fail -&gt; Backend không start -&gt; ECONNREFUSED</w:t>
+      </w:r>
+    </w:p>
+    <w:p>
+      <w:r>
+        <w:rPr>
+          <w:b/>
+        </w:rPr>
+        <w:t>Tác hại:</w:t>
+      </w:r>
+    </w:p>
+    <w:p>
+      <w:pPr>
+        <w:pStyle w:val="ListBullet"/>
+      </w:pPr>
+      <w:r>
+        <w:t>Frontend proxy /api -&gt; http://localhost:8080/ProFitSuppsDB bị ECONNREFUSED</w:t>
+      </w:r>
+    </w:p>
+    <w:p>
+      <w:pPr>
+        <w:pStyle w:val="ListBullet"/>
+      </w:pPr>
+      <w:r>
+        <w:t>Tất cả API calls thất bại -&gt; Tạo đơn hàng thất bại</w:t>
+      </w:r>
+    </w:p>
+    <w:p>
+      <w:r>
+        <w:rPr>
+          <w:b/>
+        </w:rPr>
+        <w:t>Cách sửa:</w:t>
+      </w:r>
+    </w:p>
+    <w:p>
+      <w:pPr>
+        <w:pStyle w:val="ListBullet"/>
+      </w:pPr>
+      <w:r>
+        <w:t>Tạo file: backend/src/main/resources/application-local.yaml</w:t>
+      </w:r>
+    </w:p>
+    <w:p>
+      <w:pPr>
+        <w:pStyle w:val="ListBullet"/>
+      </w:pPr>
+      <w:r>
+        <w:t>Nội dung: spring.datasource.password: 123456 (override application.yaml)</w:t>
+      </w:r>
+    </w:p>
+    <w:p>
+      <w:pPr>
+        <w:pStyle w:val="ListBullet"/>
+      </w:pPr>
+      <w:r>
+        <w:t>Chạy backend với: mvn spring-boot:run (profile local tự động nhận file này)</w:t>
+      </w:r>
+    </w:p>
+    <w:p>
+      <w:r>
+        <w:rPr>
+          <w:b/>
+        </w:rPr>
+        <w:t>Files thay đổi:</w:t>
+      </w:r>
+    </w:p>
+    <w:p>
+      <w:pPr>
+        <w:pStyle w:val="ListBullet"/>
+      </w:pPr>
+      <w:r>
+        <w:t>TẠO MỚI: application-local.yaml (password: 123456)</w:t>
+      </w:r>
+    </w:p>
+    <w:p/>
+    <w:p>
+      <w:pPr>
+        <w:pStyle w:val="Heading3"/>
+      </w:pPr>
+      <w:r>
+        <w:t>Lỗi 2: Product ID null - Jackson SNAKE_CASE không match (Đã sửa)</w:t>
+      </w:r>
+    </w:p>
+    <w:p>
+      <w:r>
+        <w:rPr>
+          <w:b/>
+        </w:rPr>
+        <w:t>Nguyên nhân:</w:t>
+      </w:r>
+    </w:p>
+    <w:p>
+      <w:pPr>
+        <w:pStyle w:val="ListBullet"/>
+      </w:pPr>
+      <w:r>
+        <w:t>application.yaml cấu hình Jackson: property-naming-strategy: SNAKE_CASE</w:t>
+      </w:r>
+    </w:p>
+    <w:p>
+      <w:pPr>
+        <w:pStyle w:val="ListBullet"/>
+      </w:pPr>
+      <w:r>
+        <w:t>Frontend gửi JSON keys dạng camelCase: {productId, quantity}</w:t>
+      </w:r>
+    </w:p>
+    <w:p>
+      <w:pPr>
+        <w:pStyle w:val="ListBullet"/>
+      </w:pPr>
+      <w:r>
+        <w:t>Backend đợi snake_case: {product_id} -&gt; Không match -&gt; field = null</w:t>
+      </w:r>
+    </w:p>
+    <w:p>
+      <w:pPr>
+        <w:pStyle w:val="ListBullet"/>
+      </w:pPr>
+      <w:r>
+        <w:t>OrderServiceImpl.validate -&gt; throw 'Product ID cannot be null'</w:t>
+      </w:r>
+    </w:p>
+    <w:p>
+      <w:r>
+        <w:rPr>
+          <w:b/>
+        </w:rPr>
+        <w:t>Tác hại:</w:t>
+      </w:r>
+    </w:p>
+    <w:p>
+      <w:pPr>
+        <w:pStyle w:val="ListBullet"/>
+      </w:pPr>
+      <w:r>
+        <w:t>Tạo đơn hàng thất bại với lỗi 400 Bad Request</w:t>
+      </w:r>
+    </w:p>
+    <w:p>
+      <w:r>
+        <w:rPr>
+          <w:b/>
+        </w:rPr>
+        <w:t>Cách sửa:</w:t>
+      </w:r>
+    </w:p>
+    <w:p>
+      <w:pPr>
+        <w:pStyle w:val="ListBullet"/>
+      </w:pPr>
+      <w:r>
+        <w:t>Thêm @JsonProperty annotation cho các field trong DTO để hỗ trợ cả 2 format</w:t>
+      </w:r>
+    </w:p>
+    <w:p>
+      <w:r>
+        <w:rPr>
+          <w:b/>
+        </w:rPr>
+        <w:t>Files thay đổi:</w:t>
+      </w:r>
+    </w:p>
+    <w:p>
+      <w:pPr>
+        <w:pStyle w:val="ListBullet"/>
+      </w:pPr>
+      <w:r>
+        <w:lastRenderedPageBreak/>
+        <w:t>SỬA: dto/request/OrderItemRequest.java - thêm @JsonProperty("product_id")</w:t>
+      </w:r>
+    </w:p>
+    <w:p>
+      <w:pPr>
+        <w:pStyle w:val="ListBullet"/>
+      </w:pPr>
+      <w:r>
+        <w:t>SỬA: dto/request/ReviewRequest.java - thêm @JsonProperty("product_id")</w:t>
+      </w:r>
+    </w:p>
+    <w:p>
+      <w:pPr>
+        <w:pStyle w:val="ListBullet"/>
+      </w:pPr>
+      <w:r>
+        <w:t>SỬA: dto/request/OrderStatusUpdateRequest.java - thêm @JsonProperty cho status và paymentStatus</w:t>
+      </w:r>
+    </w:p>
+    <w:p/>
+    <w:p>
+      <w:pPr>
+        <w:pStyle w:val="Heading3"/>
+      </w:pPr>
+      <w:r>
+        <w:t>Lỗi 3: Guest Checkout - Column 'user_id' cannot be null (Đã sửa)</w:t>
+      </w:r>
+    </w:p>
+    <w:p>
+      <w:r>
+        <w:rPr>
+          <w:b/>
+        </w:rPr>
+        <w:t>Nguyên nhân:</w:t>
+      </w:r>
+    </w:p>
+    <w:p>
+      <w:pPr>
+        <w:pStyle w:val="ListBullet"/>
+      </w:pPr>
+      <w:r>
+        <w:t>Database schema: orders.user_id là NOT NULL</w:t>
+      </w:r>
+    </w:p>
+    <w:p>
+      <w:pPr>
+        <w:pStyle w:val="ListBullet"/>
+      </w:pPr>
+      <w:r>
+        <w:t>Guest checkout gọi createGuestOrder() -&gt; set user = null</w:t>
+      </w:r>
+    </w:p>
+    <w:p>
+      <w:pPr>
+        <w:pStyle w:val="ListBullet"/>
+      </w:pPr>
+      <w:r>
+        <w:t>JPA insert với user_id = null -&gt; MySQL constraint violation</w:t>
+      </w:r>
+    </w:p>
+    <w:p>
+      <w:r>
+        <w:rPr>
+          <w:b/>
+        </w:rPr>
+        <w:t>Tác hại:</w:t>
+      </w:r>
+    </w:p>
+    <w:p>
+      <w:pPr>
+        <w:pStyle w:val="ListBullet"/>
+      </w:pPr>
+      <w:r>
+        <w:t>Khách không đăng nhập không thể đặt hàng</w:t>
+      </w:r>
+    </w:p>
+    <w:p>
+      <w:r>
+        <w:rPr>
+          <w:b/>
+        </w:rPr>
+        <w:t>Cách sửa:</w:t>
+      </w:r>
+    </w:p>
+    <w:p>
+      <w:pPr>
+        <w:pStyle w:val="ListBullet"/>
+      </w:pPr>
+      <w:r>
+        <w:t>ALTER TABLE orders MODIFY COLUMN user_id BIGINT NULL</w:t>
+      </w:r>
+    </w:p>
+    <w:p>
+      <w:r>
+        <w:rPr>
+          <w:b/>
+        </w:rPr>
+        <w:t>Files thay đổi:</w:t>
+      </w:r>
+    </w:p>
+    <w:p>
+      <w:pPr>
+        <w:pStyle w:val="ListBullet"/>
+      </w:pPr>
+      <w:r>
+        <w:t>SỬA: backend/fix_utf8.sql - thêm dòng ALTER TABLE</w:t>
+      </w:r>
+    </w:p>
+    <w:p/>
+    <w:p>
+      <w:pPr>
+        <w:pStyle w:val="Heading3"/>
+      </w:pPr>
+      <w:r>
+        <w:t>Lỗi 4: VNPay Controller không tồn tại (Cần tạo)</w:t>
+      </w:r>
+    </w:p>
+    <w:p>
+      <w:r>
+        <w:rPr>
+          <w:b/>
+        </w:rPr>
+        <w:t>Nguyên nhân:</w:t>
+      </w:r>
+    </w:p>
+    <w:p>
+      <w:pPr>
+        <w:pStyle w:val="ListBullet"/>
+      </w:pPr>
+      <w:r>
+        <w:t>VNPayService đã có nhưng không có Controller để expose endpoint</w:t>
+      </w:r>
+    </w:p>
+    <w:p>
+      <w:pPr>
+        <w:pStyle w:val="ListBullet"/>
+      </w:pPr>
+      <w:r>
+        <w:t>SecurityConfig permit /api/v1/payment/** nhưng không có handler</w:t>
+      </w:r>
+    </w:p>
+    <w:p>
+      <w:pPr>
+        <w:pStyle w:val="ListBullet"/>
+      </w:pPr>
+      <w:r>
+        <w:t>Request đến /api/v1/payment/create -&gt; 500 NoResourceFound</w:t>
+      </w:r>
+    </w:p>
+    <w:p>
+      <w:r>
+        <w:rPr>
+          <w:b/>
+        </w:rPr>
+        <w:t>Tác hại:</w:t>
+      </w:r>
+    </w:p>
+    <w:p>
+      <w:pPr>
+        <w:pStyle w:val="ListBullet"/>
+      </w:pPr>
+      <w:r>
+        <w:t>Không thể tạo URL thanh toán VNPay</w:t>
+      </w:r>
+    </w:p>
+    <w:p>
+      <w:pPr>
+        <w:pStyle w:val="ListBullet"/>
+      </w:pPr>
+      <w:r>
+        <w:t>Flow thanh toán bị gián đoạn</w:t>
+      </w:r>
+    </w:p>
+    <w:p>
+      <w:r>
+        <w:rPr>
+          <w:b/>
+        </w:rPr>
+        <w:t>Cách sửa:</w:t>
+      </w:r>
+    </w:p>
+    <w:p>
+      <w:pPr>
+        <w:pStyle w:val="ListBullet"/>
+      </w:pPr>
+      <w:r>
+        <w:t>TẠO MỚI: controller/api/VNPayController.java với @RequestMapping("/api/v1/payment")</w:t>
+      </w:r>
+    </w:p>
+    <w:p>
+      <w:pPr>
+        <w:pStyle w:val="ListBullet"/>
+      </w:pPr>
+      <w:r>
+        <w:t>Endpoint GET /create?orderId={id}&amp;amount={amount} -&gt; gọi VNPayService.createPaymentUrl()</w:t>
+      </w:r>
+    </w:p>
+    <w:p>
+      <w:pPr>
+        <w:pStyle w:val="ListBullet"/>
+      </w:pPr>
+      <w:r>
+        <w:t>Endpoint GET /vnpay-return -&gt; xử lý return từ VNPay</w:t>
+      </w:r>
+    </w:p>
+    <w:p>
+      <w:pPr>
+        <w:pStyle w:val="ListBullet"/>
+      </w:pPr>
+      <w:r>
+        <w:t>Endpoint POST /vnpay-ipn -&gt; xử lý IPN notification</w:t>
+      </w:r>
+    </w:p>
+    <w:p/>
+    <w:p>
+      <w:pPr>
+        <w:pStyle w:val="Heading2"/>
+      </w:pPr>
+      <w:r>
+        <w:t>TẠO MỚI: VNPayController.java</w:t>
+      </w:r>
+    </w:p>
+    <w:p>
+      <w:r>
+        <w:rPr>
+          <w:rFonts w:ascii="Courier New" w:hAnsi="Courier New"/>
+          <w:sz w:val="18"/>
+        </w:rPr>
+        <w:t>@RestController</w:t>
+      </w:r>
+      <w:r>
+        <w:rPr>
+          <w:rFonts w:ascii="Courier New" w:hAnsi="Courier New"/>
+          <w:sz w:val="18"/>
+        </w:rPr>
+        <w:br/>
+        <w:t>@RequestMapping("/api/v1/payment")</w:t>
+      </w:r>
+      <w:r>
+        <w:rPr>
+          <w:rFonts w:ascii="Courier New" w:hAnsi="Courier New"/>
+          <w:sz w:val="18"/>
+        </w:rPr>
+        <w:br/>
+        <w:t>public class VNPayController {</w:t>
+      </w:r>
+      <w:r>
+        <w:rPr>
+          <w:rFonts w:ascii="Courier New" w:hAnsi="Courier New"/>
+          <w:sz w:val="18"/>
+        </w:rPr>
+        <w:br/>
+      </w:r>
+      <w:r>
+        <w:rPr>
+          <w:rFonts w:ascii="Courier New" w:hAnsi="Courier New"/>
+          <w:sz w:val="18"/>
+        </w:rPr>
+        <w:br/>
+        <w:t xml:space="preserve">    @Autowired</w:t>
+      </w:r>
+      <w:r>
+        <w:rPr>
+          <w:rFonts w:ascii="Courier New" w:hAnsi="Courier New"/>
+          <w:sz w:val="18"/>
+        </w:rPr>
+        <w:br/>
+        <w:t xml:space="preserve">    private VNPayService vnPayService;</w:t>
+      </w:r>
+      <w:r>
+        <w:rPr>
+          <w:rFonts w:ascii="Courier New" w:hAnsi="Courier New"/>
+          <w:sz w:val="18"/>
+        </w:rPr>
+        <w:br/>
+      </w:r>
+      <w:r>
+        <w:rPr>
+          <w:rFonts w:ascii="Courier New" w:hAnsi="Courier New"/>
+          <w:sz w:val="18"/>
+        </w:rPr>
+        <w:br/>
+        <w:t xml:space="preserve">    @GetMapping("/create")</w:t>
+      </w:r>
+      <w:r>
+        <w:rPr>
+          <w:rFonts w:ascii="Courier New" w:hAnsi="Courier New"/>
+          <w:sz w:val="18"/>
+        </w:rPr>
+        <w:br/>
+        <w:t xml:space="preserve">    public ResponseEntity&lt;?&gt; createPayment(</w:t>
+      </w:r>
+      <w:r>
+        <w:rPr>
+          <w:rFonts w:ascii="Courier New" w:hAnsi="Courier New"/>
+          <w:sz w:val="18"/>
+        </w:rPr>
+        <w:br/>
+        <w:t xml:space="preserve">            @RequestParam Long orderId,</w:t>
+      </w:r>
+      <w:r>
+        <w:rPr>
+          <w:rFonts w:ascii="Courier New" w:hAnsi="Courier New"/>
+          <w:sz w:val="18"/>
+        </w:rPr>
+        <w:br/>
+        <w:t xml:space="preserve">            @RequestParam BigDecimal amount) {</w:t>
+      </w:r>
+      <w:r>
+        <w:rPr>
+          <w:rFonts w:ascii="Courier New" w:hAnsi="Courier New"/>
+          <w:sz w:val="18"/>
+        </w:rPr>
+        <w:br/>
+        <w:t xml:space="preserve">        String paymentUrl = vnPayService.createPaymentUrl(orderId, amount);</w:t>
+      </w:r>
+      <w:r>
+        <w:rPr>
+          <w:rFonts w:ascii="Courier New" w:hAnsi="Courier New"/>
+          <w:sz w:val="18"/>
+        </w:rPr>
+        <w:br/>
+        <w:t xml:space="preserve">        return ResponseEntity.ok(Map.of("paymentUrl", paymentUrl));</w:t>
+      </w:r>
+      <w:r>
+        <w:rPr>
+          <w:rFonts w:ascii="Courier New" w:hAnsi="Courier New"/>
+          <w:sz w:val="18"/>
+        </w:rPr>
+        <w:br/>
+        <w:t xml:space="preserve">    }</w:t>
+      </w:r>
+      <w:r>
+        <w:rPr>
+          <w:rFonts w:ascii="Courier New" w:hAnsi="Courier New"/>
+          <w:sz w:val="18"/>
+        </w:rPr>
+        <w:br/>
+      </w:r>
+      <w:r>
+        <w:rPr>
+          <w:rFonts w:ascii="Courier New" w:hAnsi="Courier New"/>
+          <w:sz w:val="18"/>
+        </w:rPr>
+        <w:br/>
+        <w:t xml:space="preserve">    @GetMapping("/vnpay-return")</w:t>
+      </w:r>
+      <w:r>
+        <w:rPr>
+          <w:rFonts w:ascii="Courier New" w:hAnsi="Courier New"/>
+          <w:sz w:val="18"/>
+        </w:rPr>
+        <w:br/>
+        <w:t xml:space="preserve">    public ResponseEntity&lt;?&gt; vnpayReturn(HttpServletRequest request) {</w:t>
+      </w:r>
+      <w:r>
+        <w:rPr>
+          <w:rFonts w:ascii="Courier New" w:hAnsi="Courier New"/>
+          <w:sz w:val="18"/>
+        </w:rPr>
+        <w:br/>
+        <w:t xml:space="preserve">        Map&lt;String, String&gt; params = new HashMap&lt;&gt;(request.getParameterMap());</w:t>
+      </w:r>
+      <w:r>
+        <w:rPr>
+          <w:rFonts w:ascii="Courier New" w:hAnsi="Courier New"/>
+          <w:sz w:val="18"/>
+        </w:rPr>
+        <w:br/>
+        <w:t xml:space="preserve">        if (!vnPayService.validateReturn(params)) {</w:t>
+      </w:r>
+      <w:r>
+        <w:rPr>
+          <w:rFonts w:ascii="Courier New" w:hAnsi="Courier New"/>
+          <w:sz w:val="18"/>
+        </w:rPr>
+        <w:br/>
+        <w:t xml:space="preserve">            return ResponseEntity.badRequest().body(Map.of("message", "Invalid signature"));</w:t>
+      </w:r>
+      <w:r>
+        <w:rPr>
+          <w:rFonts w:ascii="Courier New" w:hAnsi="Courier New"/>
+          <w:sz w:val="18"/>
+        </w:rPr>
+        <w:br/>
+        <w:t xml:space="preserve">        }</w:t>
+      </w:r>
+      <w:r>
+        <w:rPr>
+          <w:rFonts w:ascii="Courier New" w:hAnsi="Courier New"/>
+          <w:sz w:val="18"/>
+        </w:rPr>
+        <w:br/>
+        <w:t xml:space="preserve">        String orderCode = params.get("vnp_TxnRef");</w:t>
+      </w:r>
+      <w:r>
+        <w:rPr>
+          <w:rFonts w:ascii="Courier New" w:hAnsi="Courier New"/>
+          <w:sz w:val="18"/>
+        </w:rPr>
+        <w:br/>
+        <w:t xml:space="preserve">        String responseCode = params.get("vnp_ResponseCode");</w:t>
+      </w:r>
+      <w:r>
+        <w:rPr>
+          <w:rFonts w:ascii="Courier New" w:hAnsi="Courier New"/>
+          <w:sz w:val="18"/>
+        </w:rPr>
+        <w:br/>
+        <w:t xml:space="preserve">        String paymentStatus = vnPayService.getResponseCode(responseCode);</w:t>
+      </w:r>
+      <w:r>
+        <w:rPr>
+          <w:rFonts w:ascii="Courier New" w:hAnsi="Courier New"/>
+          <w:sz w:val="18"/>
+        </w:rPr>
+        <w:br/>
+        <w:t xml:space="preserve">        vnPayService.updateOrderPaymentStatus(orderCode, paymentStatus, params.get("vnp_TransactionNo"));</w:t>
+      </w:r>
+      <w:r>
+        <w:rPr>
+          <w:rFonts w:ascii="Courier New" w:hAnsi="Courier New"/>
+          <w:sz w:val="18"/>
+        </w:rPr>
+        <w:br/>
+        <w:t xml:space="preserve">        return ResponseEntity.ok(Map.of("message", "Payment processed", "status", paymentStatus));</w:t>
+      </w:r>
+      <w:r>
+        <w:rPr>
+          <w:rFonts w:ascii="Courier New" w:hAnsi="Courier New"/>
+          <w:sz w:val="18"/>
+        </w:rPr>
+        <w:br/>
+        <w:t xml:space="preserve">    }</w:t>
+      </w:r>
+      <w:r>
+        <w:rPr>
+          <w:rFonts w:ascii="Courier New" w:hAnsi="Courier New"/>
+          <w:sz w:val="18"/>
+        </w:rPr>
+        <w:br/>
+      </w:r>
+      <w:r>
+        <w:rPr>
+          <w:rFonts w:ascii="Courier New" w:hAnsi="Courier New"/>
+          <w:sz w:val="18"/>
+        </w:rPr>
+        <w:br/>
+        <w:t xml:space="preserve">    @PostMapping("/vnpay-ipn")</w:t>
+      </w:r>
+      <w:r>
+        <w:rPr>
+          <w:rFonts w:ascii="Courier New" w:hAnsi="Courier New"/>
+          <w:sz w:val="18"/>
+        </w:rPr>
+        <w:br/>
+        <w:t xml:space="preserve">    public ResponseEntity&lt;?&gt; vnpayIpn(HttpServletRequest request) {</w:t>
+      </w:r>
+      <w:r>
+        <w:rPr>
+          <w:rFonts w:ascii="Courier New" w:hAnsi="Courier New"/>
+          <w:sz w:val="18"/>
+        </w:rPr>
+        <w:br/>
+        <w:t xml:space="preserve">        Map&lt;String, String&gt; params = new HashMap&lt;&gt;(request.getParameterMap());</w:t>
+      </w:r>
+      <w:r>
+        <w:rPr>
+          <w:rFonts w:ascii="Courier New" w:hAnsi="Courier New"/>
+          <w:sz w:val="18"/>
+        </w:rPr>
+        <w:br/>
+        <w:t xml:space="preserve">        if (!vnPayService.validateIpn(params)) {</w:t>
+      </w:r>
+      <w:r>
+        <w:rPr>
+          <w:rFonts w:ascii="Courier New" w:hAnsi="Courier New"/>
+          <w:sz w:val="18"/>
+        </w:rPr>
+        <w:br/>
+        <w:t xml:space="preserve">            return ResponseEntity.status(HttpStatus.BAD_REQUEST).body(Map.of("RspCode", "99", "Message", "Invalid signature"));</w:t>
+      </w:r>
+      <w:r>
+        <w:rPr>
+          <w:rFonts w:ascii="Courier New" w:hAnsi="Courier New"/>
+          <w:sz w:val="18"/>
+        </w:rPr>
+        <w:br/>
+        <w:t xml:space="preserve">        }</w:t>
+      </w:r>
+      <w:r>
+        <w:rPr>
+          <w:rFonts w:ascii="Courier New" w:hAnsi="Courier New"/>
+          <w:sz w:val="18"/>
+        </w:rPr>
+        <w:br/>
+        <w:t xml:space="preserve">        String orderCode = params.get("vnp_TxnRef");</w:t>
+      </w:r>
+      <w:r>
+        <w:rPr>
+          <w:rFonts w:ascii="Courier New" w:hAnsi="Courier New"/>
+          <w:sz w:val="18"/>
+        </w:rPr>
+        <w:br/>
+        <w:t xml:space="preserve">        String responseCode = params.get("vnp_ResponseCode");</w:t>
+      </w:r>
+      <w:r>
+        <w:rPr>
+          <w:rFonts w:ascii="Courier New" w:hAnsi="Courier New"/>
+          <w:sz w:val="18"/>
+        </w:rPr>
+        <w:br/>
+        <w:t xml:space="preserve">        String paymentStatus = vnPayService.getResponseCode(responseCode);</w:t>
+      </w:r>
+      <w:r>
+        <w:rPr>
+          <w:rFonts w:ascii="Courier New" w:hAnsi="Courier New"/>
+          <w:sz w:val="18"/>
+        </w:rPr>
+        <w:br/>
+        <w:t xml:space="preserve">        vnPayService.updateOrderPaymentStatus(orderCode, paymentStatus, params.get("vnp_TransactionNo"));</w:t>
+      </w:r>
+      <w:r>
+        <w:rPr>
+          <w:rFonts w:ascii="Courier New" w:hAnsi="Courier New"/>
+          <w:sz w:val="18"/>
+        </w:rPr>
+        <w:br/>
+        <w:t xml:space="preserve">        return ResponseEntity.ok(Map.of("RspCode", "00", "Message", "Success"));</w:t>
+      </w:r>
+      <w:r>
+        <w:rPr>
+          <w:rFonts w:ascii="Courier New" w:hAnsi="Courier New"/>
+          <w:sz w:val="18"/>
+        </w:rPr>
+        <w:br/>
+        <w:t xml:space="preserve">    }</w:t>
+      </w:r>
+      <w:r>
+        <w:rPr>
+          <w:rFonts w:ascii="Courier New" w:hAnsi="Courier New"/>
+          <w:sz w:val="18"/>
+        </w:rPr>
+        <w:br/>
+        <w:t>}</w:t>
+      </w:r>
+    </w:p>
+    <w:p/>
+    <w:p>
+      <w:pPr>
+        <w:pStyle w:val="Heading2"/>
+      </w:pPr>
+      <w:r>
+        <w:lastRenderedPageBreak/>
+        <w:t>KẾT QUẢ TEST</w:t>
+      </w:r>
+    </w:p>
+    <w:p>
+      <w:r>
+        <w:rPr>
+          <w:b/>
+        </w:rPr>
+        <w:t>Tất cả test đều thành công sau khi sửa:</w:t>
+      </w:r>
+    </w:p>
+    <w:p>
+      <w:pPr>
+        <w:pStyle w:val="ListBullet"/>
+      </w:pPr>
+      <w:r>
+        <w:t>Login: POST /api/auth/login -&gt; 200 OK, nhận JWT token</w:t>
+      </w:r>
+    </w:p>
+    <w:p>
+      <w:pPr>
+        <w:pStyle w:val="ListBullet"/>
+      </w:pPr>
+      <w:r>
+        <w:t>Tạo đơn hàng (user): POST /api/orders/create -&gt; 200 OK, order ID=1 tạo trong DB</w:t>
+      </w:r>
+    </w:p>
+    <w:p>
+      <w:pPr>
+        <w:pStyle w:val="ListBullet"/>
+      </w:pPr>
+      <w:r>
+        <w:t>Tạo đơn hàng (guest): POST /api/orders/guest -&gt; 200 OK, order ID=2 tạo trong DB (user_id=NULL)</w:t>
+      </w:r>
+    </w:p>
+    <w:p>
+      <w:pPr>
+        <w:pStyle w:val="ListBullet"/>
+      </w:pPr>
+      <w:r>
+        <w:t>Database: 2 orders có trong bảng orders với status PENDING, payment_status UNPAID</w:t>
+      </w:r>
+    </w:p>
+    <w:p/>
+    <w:p>
+      <w:r>
+        <w:rPr>
+          <w:b/>
+        </w:rPr>
+        <w:t>Lưu ý:</w:t>
+      </w:r>
+    </w:p>
+    <w:p>
+      <w:pPr>
+        <w:pStyle w:val="ListBullet"/>
+      </w:pPr>
+      <w:r>
+        <w:t>File application-local.yaml CÓ TRONG .gitignore (không đẩy lên Git)</w:t>
+      </w:r>
+    </w:p>
+    <w:p>
+      <w:pPr>
+        <w:pStyle w:val="ListBullet"/>
+      </w:pPr>
+      <w:r>
+        <w:t>Mỗi máy cần tự tạo file này với password MySQL của mình</w:t>
+      </w:r>
+    </w:p>
+    <w:p>
+      <w:pPr>
+        <w:pStyle w:val="ListBullet"/>
+      </w:pPr>
+      <w:r>
+        <w:t>Chạy: mvn spring-boot:run (profile local được load tự động)</w:t>
+      </w:r>
+    </w:p>
+    <w:p/>
+    <w:p>
+      <w:r>
+        <w:rPr>
+          <w:b/>
+        </w:rPr>
+        <w:t>=== Hết cập nhật 14/05/2026 ===</w:t>
+      </w:r>
+    </w:p>
+    <w:p>
+      <w:r>
+        <w:br w:type="page"/>
+      </w:r>
+    </w:p>
+    <w:p>
+      <w:r>
+        <w:rPr>
+          <w:rFonts w:ascii="Times New Roman" w:hAnsi="Times New Roman"/>
+          <w:b/>
+          <w:sz w:val="28"/>
+        </w:rPr>
+        <w:lastRenderedPageBreak/>
+        <w:t>GHI CHÚ KỸ THUẬT - Ngày 15/05/2026 (CẬP NHẬT MỚI NHẤT)</w:t>
+      </w:r>
+    </w:p>
+    <w:p/>
+    <w:p>
+      <w:r>
+        <w:rPr>
+          <w:rFonts w:ascii="Times New Roman" w:hAnsi="Times New Roman"/>
+          <w:b/>
+          <w:sz w:val="26"/>
+        </w:rPr>
+        <w:t>A. RÀ SOÁT LUỒNG THANH TOÁN VNPAY</w:t>
+      </w:r>
+    </w:p>
+    <w:p>
+      <w:pPr>
+        <w:spacing w:after="120"/>
+      </w:pPr>
+      <w:r>
+        <w:rPr>
+          <w:rFonts w:ascii="Times New Roman" w:hAnsi="Times New Roman"/>
+          <w:sz w:val="26"/>
+        </w:rPr>
+        <w:t>Tóm tắt: Đã rà soát toàn bộ từ BE tới FE. Xác định thành phần hoạt động tốt và các vấn đề cần lưu ý.</w:t>
+      </w:r>
+    </w:p>
+    <w:p/>
+    <w:p>
+      <w:r>
+        <w:rPr>
+          <w:rFonts w:ascii="Times New Roman" w:hAnsi="Times New Roman"/>
+          <w:b/>
+          <w:sz w:val="26"/>
+        </w:rPr>
+        <w:t>A.1. NHỮNG THÀNH PHẦN HOẠT ĐỘNG TỐT (OK)</w:t>
+      </w:r>
+    </w:p>
+    <w:tbl>
+      <w:tblPr>
+        <w:tblStyle w:val="TableGrid"/>
+        <w:tblW w:w="0" w:type="auto"/>
+        <w:tblLook w:val="04A0" w:firstRow="1" w:lastRow="0" w:firstColumn="1" w:lastColumn="0" w:noHBand="0" w:noVBand="1"/>
+      </w:tblPr>
+      <w:tblGrid>
+        <w:gridCol w:w="2880"/>
+        <w:gridCol w:w="2880"/>
+        <w:gridCol w:w="2880"/>
+      </w:tblGrid>
+      <w:tr>
+        <w:tc>
+          <w:tcPr>
+            <w:tcW w:w="2880" w:type="dxa"/>
+          </w:tcPr>
+          <w:p>
+            <w:r>
+              <w:t>Thành phần</w:t>
+            </w:r>
+          </w:p>
+        </w:tc>
+        <w:tc>
+          <w:tcPr>
+            <w:tcW w:w="2880" w:type="dxa"/>
+          </w:tcPr>
+          <w:p>
+            <w:r>
+              <w:t>Trạng thái</w:t>
+            </w:r>
+          </w:p>
+        </w:tc>
+        <w:tc>
+          <w:tcPr>
+            <w:tcW w:w="2880" w:type="dxa"/>
+          </w:tcPr>
+          <w:p>
+            <w:r>
+              <w:t>Chi tiết</w:t>
+            </w:r>
+          </w:p>
+        </w:tc>
+      </w:tr>
+      <w:tr>
+        <w:tc>
+          <w:tcPr>
+            <w:tcW w:w="2880" w:type="dxa"/>
+          </w:tcPr>
+          <w:p>
+            <w:r>
+              <w:t>VNPayConfig</w:t>
+            </w:r>
+          </w:p>
+        </w:tc>
+        <w:tc>
+          <w:tcPr>
+            <w:tcW w:w="2880" w:type="dxa"/>
+          </w:tcPr>
+          <w:p>
+            <w:r>
+              <w:t>OK</w:t>
+            </w:r>
+          </w:p>
+        </w:tc>
+        <w:tc>
+          <w:tcPr>
+            <w:tcW w:w="2880" w:type="dxa"/>
+          </w:tcPr>
+          <w:p>
+            <w:r>
+              <w:t>HMAC-SHA512 đúng chuẩn, đúng secret key</w:t>
+            </w:r>
+          </w:p>
+        </w:tc>
+      </w:tr>
+      <w:tr>
+        <w:tc>
+          <w:tcPr>
+            <w:tcW w:w="2880" w:type="dxa"/>
+          </w:tcPr>
+          <w:p>
+            <w:r>
+              <w:t>VNPayService</w:t>
+            </w:r>
+          </w:p>
+        </w:tc>
+        <w:tc>
+          <w:tcPr>
+            <w:tcW w:w="2880" w:type="dxa"/>
+          </w:tcPr>
+          <w:p>
+            <w:r>
+              <w:t>OK</w:t>
+            </w:r>
+          </w:p>
+        </w:tc>
+        <w:tc>
+          <w:tcPr>
+            <w:tcW w:w="2880" w:type="dxa"/>
+          </w:tcPr>
+          <w:p>
+            <w:r>
+              <w:t>Tạo URL đúng format, validate signature đúng</w:t>
+            </w:r>
+          </w:p>
+        </w:tc>
+      </w:tr>
+      <w:tr>
+        <w:tc>
+          <w:tcPr>
+            <w:tcW w:w="2880" w:type="dxa"/>
+          </w:tcPr>
+          <w:p>
+            <w:r>
+              <w:t>SecurityConfig</w:t>
+            </w:r>
+          </w:p>
+        </w:tc>
+        <w:tc>
+          <w:tcPr>
+            <w:tcW w:w="2880" w:type="dxa"/>
+          </w:tcPr>
+          <w:p>
+            <w:r>
+              <w:t>OK</w:t>
+            </w:r>
+          </w:p>
+        </w:tc>
+        <w:tc>
+          <w:tcPr>
+            <w:tcW w:w="2880" w:type="dxa"/>
+          </w:tcPr>
+          <w:p>
+            <w:r>
+              <w:t>/api/payment/** đã permitAll()</w:t>
+            </w:r>
+          </w:p>
+        </w:tc>
+      </w:tr>
+      <w:tr>
+        <w:tc>
+          <w:tcPr>
+            <w:tcW w:w="2880" w:type="dxa"/>
+          </w:tcPr>
+          <w:p>
+            <w:r>
+              <w:t>VNPayController</w:t>
+            </w:r>
+          </w:p>
+        </w:tc>
+        <w:tc>
+          <w:tcPr>
+            <w:tcW w:w="2880" w:type="dxa"/>
+          </w:tcPr>
+          <w:p>
+            <w:r>
+              <w:t>OK</w:t>
+            </w:r>
+          </w:p>
+        </w:tc>
+        <w:tc>
+          <w:tcPr>
+            <w:tcW w:w="2880" w:type="dxa"/>
+          </w:tcPr>
+          <w:p>
+            <w:r>
+              <w:t>Return URL redirect đúng format</w:t>
+            </w:r>
+          </w:p>
+        </w:tc>
+      </w:tr>
+      <w:tr>
+        <w:tc>
+          <w:tcPr>
+            <w:tcW w:w="2880" w:type="dxa"/>
+          </w:tcPr>
+          <w:p>
+            <w:r>
+              <w:t>IPN Endpoint</w:t>
+            </w:r>
+          </w:p>
+        </w:tc>
+        <w:tc>
+          <w:tcPr>
+            <w:tcW w:w="2880" w:type="dxa"/>
+          </w:tcPr>
+          <w:p>
+            <w:r>
+              <w:t>OK</w:t>
+            </w:r>
+          </w:p>
+        </w:tc>
+        <w:tc>
+          <w:tcPr>
+            <w:tcW w:w="2880" w:type="dxa"/>
+          </w:tcPr>
+          <w:p>
+            <w:r>
+              <w:t>Server-to-server callback hoạt động</w:t>
+            </w:r>
+          </w:p>
+        </w:tc>
+      </w:tr>
+      <w:tr>
+        <w:tc>
+          <w:tcPr>
+            <w:tcW w:w="2880" w:type="dxa"/>
+          </w:tcPr>
+          <w:p>
+            <w:r>
+              <w:t>PaymentResultPage</w:t>
+            </w:r>
+          </w:p>
+        </w:tc>
+        <w:tc>
+          <w:tcPr>
+            <w:tcW w:w="2880" w:type="dxa"/>
+          </w:tcPr>
+          <w:p>
+            <w:r>
+              <w:t>OK</w:t>
+            </w:r>
+          </w:p>
+        </w:tc>
+        <w:tc>
+          <w:tcPr>
+            <w:tcW w:w="2880" w:type="dxa"/>
+          </w:tcPr>
+          <w:p>
+            <w:r>
+              <w:t>Hiển thị kết quả, xóa query params</w:t>
+            </w:r>
+          </w:p>
+        </w:tc>
+      </w:tr>
+      <w:tr>
+        <w:tc>
+          <w:tcPr>
+            <w:tcW w:w="2880" w:type="dxa"/>
+          </w:tcPr>
+          <w:p>
+            <w:r>
+              <w:t>CheckoutPage</w:t>
+            </w:r>
+          </w:p>
+        </w:tc>
+        <w:tc>
+          <w:tcPr>
+            <w:tcW w:w="2880" w:type="dxa"/>
+          </w:tcPr>
+          <w:p>
+            <w:r>
+              <w:t>OK</w:t>
+            </w:r>
+          </w:p>
+        </w:tc>
+        <w:tc>
+          <w:tcPr>
+            <w:tcW w:w="2880" w:type="dxa"/>
+          </w:tcPr>
+          <w:p>
+            <w:r>
+              <w:t>Xử lý VNPAY redirect đúng cách</w:t>
+            </w:r>
+          </w:p>
+        </w:tc>
+      </w:tr>
+      <w:tr>
+        <w:tc>
+          <w:tcPr>
+            <w:tcW w:w="2880" w:type="dxa"/>
+          </w:tcPr>
+          <w:p>
+            <w:r>
+              <w:t>Order entity</w:t>
+            </w:r>
+          </w:p>
+        </w:tc>
+        <w:tc>
+          <w:tcPr>
+            <w:tcW w:w="2880" w:type="dxa"/>
+          </w:tcPr>
+          <w:p>
+            <w:r>
+              <w:t>OK</w:t>
+            </w:r>
+          </w:p>
+        </w:tc>
+        <w:tc>
+          <w:tcPr>
+            <w:tcW w:w="2880" w:type="dxa"/>
+          </w:tcPr>
+          <w:p>
+            <w:r>
+              <w:t>JSON field naming snake_case</w:t>
+            </w:r>
+          </w:p>
+        </w:tc>
+      </w:tr>
+      <w:tr>
+        <w:tc>
+          <w:tcPr>
+            <w:tcW w:w="2880" w:type="dxa"/>
+          </w:tcPr>
+          <w:p>
+            <w:r>
+              <w:t>api.js</w:t>
+            </w:r>
+          </w:p>
+        </w:tc>
+        <w:tc>
+          <w:tcPr>
+            <w:tcW w:w="2880" w:type="dxa"/>
+          </w:tcPr>
+          <w:p>
+            <w:r>
+              <w:t>OK</w:t>
+            </w:r>
+          </w:p>
+        </w:tc>
+        <w:tc>
+          <w:tcPr>
+            <w:tcW w:w="2880" w:type="dxa"/>
+          </w:tcPr>
+          <w:p>
+            <w:r>
+              <w:t>apiCreatePaymentUrl gọi đúng endpoint</w:t>
+            </w:r>
+          </w:p>
+        </w:tc>
+      </w:tr>
+    </w:tbl>
+    <w:p/>
+    <w:p>
+      <w:r>
+        <w:rPr>
+          <w:rFonts w:ascii="Times New Roman" w:hAnsi="Times New Roman"/>
+          <w:b/>
+          <w:sz w:val="26"/>
+        </w:rPr>
+        <w:t>A.2. VẤN ĐỀ CẦN LƯU Ý</w:t>
+      </w:r>
+    </w:p>
+    <w:p>
+      <w:pPr>
+        <w:spacing w:after="120"/>
+      </w:pPr>
+      <w:r>
+        <w:rPr>
+          <w:rFonts w:ascii="Times New Roman" w:hAnsi="Times New Roman"/>
+          <w:sz w:val="26"/>
+        </w:rPr>
+        <w:t>1. Ngrok URL có thể hết hạn (QUAN TRỌNG NHẤT)</w:t>
+      </w:r>
+    </w:p>
+    <w:p>
+      <w:pPr>
+        <w:spacing w:after="120"/>
+      </w:pPr>
+      <w:r>
+        <w:rPr>
+          <w:rFonts w:ascii="Times New Roman" w:hAnsi="Times New Roman"/>
+          <w:sz w:val="26"/>
+        </w:rPr>
+        <w:t xml:space="preserve">   - Ngrok free có hạn chế: URL thay đổi mỗi khi restart</w:t>
+      </w:r>
+    </w:p>
+    <w:p>
+      <w:pPr>
+        <w:spacing w:after="120"/>
+      </w:pPr>
+      <w:r>
+        <w:rPr>
+          <w:rFonts w:ascii="Times New Roman" w:hAnsi="Times New Roman"/>
+          <w:sz w:val="26"/>
+        </w:rPr>
+        <w:t xml:space="preserve">   - Khi tắt máy hoặc ngrok restart, URL cũ không còn đúng</w:t>
+      </w:r>
+    </w:p>
+    <w:p>
+      <w:pPr>
+        <w:spacing w:after="120"/>
+      </w:pPr>
+      <w:r>
+        <w:rPr>
+          <w:rFonts w:ascii="Times New Roman" w:hAnsi="Times New Roman"/>
+          <w:sz w:val="26"/>
+        </w:rPr>
+        <w:t xml:space="preserve">   - VNPAY sẽ không gọi được IPN/Return về</w:t>
+      </w:r>
+    </w:p>
+    <w:p>
+      <w:pPr>
+        <w:spacing w:after="120"/>
+      </w:pPr>
+      <w:r>
+        <w:rPr>
+          <w:rFonts w:ascii="Times New Roman" w:hAnsi="Times New Roman"/>
+          <w:sz w:val="26"/>
+        </w:rPr>
+        <w:t xml:space="preserve">   - Cách kiểm tra: chạy 'ngrok http 8080', so sánh URL mới với application.yaml</w:t>
+      </w:r>
+    </w:p>
+    <w:p/>
+    <w:p>
+      <w:pPr>
+        <w:spacing w:after="120"/>
+      </w:pPr>
+      <w:r>
+        <w:rPr>
+          <w:rFonts w:ascii="Times New Roman" w:hAnsi="Times New Roman"/>
+          <w:sz w:val="26"/>
+        </w:rPr>
+        <w:t>2. CORS chỉ cho localhost (ĐÃ FIX)</w:t>
+      </w:r>
+    </w:p>
+    <w:p>
+      <w:pPr>
+        <w:spacing w:after="120"/>
+      </w:pPr>
+      <w:r>
+        <w:rPr>
+          <w:rFonts w:ascii="Times New Roman" w:hAnsi="Times New Roman"/>
+          <w:sz w:val="26"/>
+        </w:rPr>
+        <w:lastRenderedPageBreak/>
+        <w:t xml:space="preserve">   - Trước đây: chỉ cho phép localhost:*, 127.0.0.1:*</w:t>
+      </w:r>
+    </w:p>
+    <w:p>
+      <w:pPr>
+        <w:spacing w:after="120"/>
+      </w:pPr>
+      <w:r>
+        <w:rPr>
+          <w:rFonts w:ascii="Times New Roman" w:hAnsi="Times New Roman"/>
+          <w:sz w:val="26"/>
+        </w:rPr>
+        <w:t xml:space="preserve">   - Sau fix: thêm ngrok-free.app và cloudflarengt.com vào danh sách</w:t>
+      </w:r>
+    </w:p>
+    <w:p/>
+    <w:p>
+      <w:pPr>
+        <w:spacing w:after="120"/>
+      </w:pPr>
+      <w:r>
+        <w:rPr>
+          <w:rFonts w:ascii="Times New Roman" w:hAnsi="Times New Roman"/>
+          <w:sz w:val="26"/>
+        </w:rPr>
+        <w:t>3. Guest order - Token xử lý đúng</w:t>
+      </w:r>
+    </w:p>
+    <w:p>
+      <w:pPr>
+        <w:spacing w:after="120"/>
+      </w:pPr>
+      <w:r>
+        <w:rPr>
+          <w:rFonts w:ascii="Times New Roman" w:hAnsi="Times New Roman"/>
+          <w:sz w:val="26"/>
+        </w:rPr>
+        <w:t xml:space="preserve">   - apiCreatePaymentUrl dùng getAuthHeaders() - guest không có token</w:t>
+      </w:r>
+    </w:p>
+    <w:p>
+      <w:pPr>
+        <w:spacing w:after="120"/>
+      </w:pPr>
+      <w:r>
+        <w:rPr>
+          <w:rFonts w:ascii="Times New Roman" w:hAnsi="Times New Roman"/>
+          <w:sz w:val="26"/>
+        </w:rPr>
+        <w:t xml:space="preserve">   - Nhưng VNPayController.createPayment có permitAll() nên BE vẫn xử lý được</w:t>
+      </w:r>
+    </w:p>
+    <w:p/>
+    <w:p>
+      <w:pPr>
+        <w:spacing w:after="120"/>
+      </w:pPr>
+      <w:r>
+        <w:rPr>
+          <w:rFonts w:ascii="Times New Roman" w:hAnsi="Times New Roman"/>
+          <w:sz w:val="26"/>
+        </w:rPr>
+        <w:t>4. Thiếu xử lý trùng lặp IPN (ĐÃ FIX)</w:t>
+      </w:r>
+    </w:p>
+    <w:p>
+      <w:pPr>
+        <w:spacing w:after="120"/>
+      </w:pPr>
+      <w:r>
+        <w:rPr>
+          <w:rFonts w:ascii="Times New Roman" w:hAnsi="Times New Roman"/>
+          <w:sz w:val="26"/>
+        </w:rPr>
+        <w:t xml:space="preserve">   - Nếu VNPAY gọi IPN 2 lần, đơn có thể bị update 2 lần</w:t>
+      </w:r>
+    </w:p>
+    <w:p>
+      <w:pPr>
+        <w:spacing w:after="120"/>
+      </w:pPr>
+      <w:r>
+        <w:rPr>
+          <w:rFonts w:ascii="Times New Roman" w:hAnsi="Times New Roman"/>
+          <w:sz w:val="26"/>
+        </w:rPr>
+        <w:t xml:space="preserve">   - Đã thêm check trùng lặp trước khi update</w:t>
+      </w:r>
+    </w:p>
+    <w:p/>
+    <w:p>
+      <w:r>
+        <w:rPr>
+          <w:rFonts w:ascii="Times New Roman" w:hAnsi="Times New Roman"/>
+          <w:b/>
+          <w:sz w:val="28"/>
+        </w:rPr>
+        <w:t>B. CÁC THAY ĐỔI ĐÃ THỰC HIỆN NGÀY 15/05/2026</w:t>
+      </w:r>
+    </w:p>
+    <w:p>
+      <w:r>
+        <w:rPr>
+          <w:rFonts w:ascii="Times New Roman" w:hAnsi="Times New Roman"/>
+          <w:b/>
+          <w:sz w:val="26"/>
+        </w:rPr>
+        <w:t>B.1. SecurityConfig.java - Cập nhật CORS</w:t>
+      </w:r>
+    </w:p>
+    <w:p>
+      <w:pPr>
+        <w:spacing w:after="120"/>
+      </w:pPr>
+      <w:r>
+        <w:rPr>
+          <w:rFonts w:ascii="Times New Roman" w:hAnsi="Times New Roman"/>
+          <w:sz w:val="26"/>
+        </w:rPr>
+        <w:t>THAY ĐỔI:</w:t>
+      </w:r>
+    </w:p>
+    <w:p>
+      <w:pPr>
+        <w:spacing w:after="120"/>
+      </w:pPr>
+      <w:r>
+        <w:rPr>
+          <w:rFonts w:ascii="Times New Roman" w:hAnsi="Times New Roman"/>
+          <w:sz w:val="26"/>
+        </w:rPr>
+        <w:t>- Thêm: 'https://*.ngrok-free.app' vào danh sách allowed origins</w:t>
+      </w:r>
+    </w:p>
+    <w:p>
+      <w:pPr>
+        <w:spacing w:after="120"/>
+      </w:pPr>
+      <w:r>
+        <w:rPr>
+          <w:rFonts w:ascii="Times New Roman" w:hAnsi="Times New Roman"/>
+          <w:sz w:val="26"/>
+        </w:rPr>
+        <w:t>- Thêm: 'https://*.cloudflarengt.com' vào danh sách allowed origins</w:t>
+      </w:r>
+    </w:p>
+    <w:p>
+      <w:pPr>
+        <w:spacing w:after="120"/>
+      </w:pPr>
+      <w:r>
+        <w:rPr>
+          <w:rFonts w:ascii="Times New Roman" w:hAnsi="Times New Roman"/>
+          <w:sz w:val="26"/>
+        </w:rPr>
+        <w:t>- Lý do: Cho phép frontend chạy qua ngrok hoặc cloudflare tunnel</w:t>
+      </w:r>
+    </w:p>
+    <w:p/>
+    <w:p>
+      <w:pPr>
+        <w:spacing w:after="120"/>
+      </w:pPr>
+      <w:r>
+        <w:rPr>
+          <w:rFonts w:ascii="Times New Roman" w:hAnsi="Times New Roman"/>
+          <w:sz w:val="26"/>
+        </w:rPr>
+        <w:t>CODE MỚI:</w:t>
+      </w:r>
+    </w:p>
+    <w:p>
+      <w:pPr>
+        <w:spacing w:after="120"/>
+      </w:pPr>
+      <w:r>
+        <w:rPr>
+          <w:rFonts w:ascii="Times New Roman" w:hAnsi="Times New Roman"/>
+          <w:sz w:val="26"/>
+        </w:rPr>
+        <w:t>configuration.setAllowedOriginPatterns(Arrays.asList(</w:t>
+      </w:r>
+    </w:p>
+    <w:p>
+      <w:pPr>
+        <w:spacing w:after="120"/>
+      </w:pPr>
+      <w:r>
+        <w:rPr>
+          <w:rFonts w:ascii="Times New Roman" w:hAnsi="Times New Roman"/>
+          <w:sz w:val="26"/>
+        </w:rPr>
+        <w:t xml:space="preserve">    "http://localhost:*",</w:t>
+      </w:r>
+    </w:p>
+    <w:p>
+      <w:pPr>
+        <w:spacing w:after="120"/>
+      </w:pPr>
+      <w:r>
+        <w:rPr>
+          <w:rFonts w:ascii="Times New Roman" w:hAnsi="Times New Roman"/>
+          <w:sz w:val="26"/>
+        </w:rPr>
+        <w:t xml:space="preserve">    "http://127.0.0.1:*",</w:t>
+      </w:r>
+    </w:p>
+    <w:p>
+      <w:pPr>
+        <w:spacing w:after="120"/>
+      </w:pPr>
+      <w:r>
+        <w:rPr>
+          <w:rFonts w:ascii="Times New Roman" w:hAnsi="Times New Roman"/>
+          <w:sz w:val="26"/>
+        </w:rPr>
+        <w:t xml:space="preserve">    "https://*.ngrok-free.app",</w:t>
+      </w:r>
+    </w:p>
+    <w:p>
+      <w:pPr>
+        <w:spacing w:after="120"/>
+      </w:pPr>
+      <w:r>
+        <w:rPr>
+          <w:rFonts w:ascii="Times New Roman" w:hAnsi="Times New Roman"/>
+          <w:sz w:val="26"/>
+        </w:rPr>
+        <w:t xml:space="preserve">    "https://*.cloudflarengt.com"</w:t>
+      </w:r>
+    </w:p>
+    <w:p>
+      <w:pPr>
+        <w:spacing w:after="120"/>
+      </w:pPr>
+      <w:r>
+        <w:rPr>
+          <w:rFonts w:ascii="Times New Roman" w:hAnsi="Times New Roman"/>
+          <w:sz w:val="26"/>
+        </w:rPr>
+        <w:t>));</w:t>
+      </w:r>
+    </w:p>
+    <w:p/>
+    <w:p>
+      <w:r>
+        <w:rPr>
+          <w:rFonts w:ascii="Times New Roman" w:hAnsi="Times New Roman"/>
+          <w:b/>
+          <w:sz w:val="26"/>
+        </w:rPr>
+        <w:t>B.2. VNPayService.java - Xử lý trùng lặp IPN</w:t>
+      </w:r>
+    </w:p>
+    <w:p>
+      <w:pPr>
+        <w:spacing w:after="120"/>
+      </w:pPr>
+      <w:r>
+        <w:rPr>
+          <w:rFonts w:ascii="Times New Roman" w:hAnsi="Times New Roman"/>
+          <w:sz w:val="26"/>
+        </w:rPr>
+        <w:lastRenderedPageBreak/>
+        <w:t>THÊM MỚI:</w:t>
+      </w:r>
+    </w:p>
+    <w:p>
+      <w:pPr>
+        <w:spacing w:after="120"/>
+      </w:pPr>
+      <w:r>
+        <w:rPr>
+          <w:rFonts w:ascii="Times New Roman" w:hAnsi="Times New Roman"/>
+          <w:sz w:val="26"/>
+        </w:rPr>
+        <w:t>- Thêm check để tránh update trùng lặp khi VNPAY gọi IPN nhiều lần</w:t>
+      </w:r>
+    </w:p>
+    <w:p>
+      <w:pPr>
+        <w:spacing w:after="120"/>
+      </w:pPr>
+      <w:r>
+        <w:rPr>
+          <w:rFonts w:ascii="Times New Roman" w:hAnsi="Times New Roman"/>
+          <w:sz w:val="26"/>
+        </w:rPr>
+        <w:t>- Nếu đơn đã được thanh toán (PAID) và IPN gửi PAID thì bỏ qua</w:t>
+      </w:r>
+    </w:p>
+    <w:p>
+      <w:pPr>
+        <w:spacing w:after="120"/>
+      </w:pPr>
+      <w:r>
+        <w:rPr>
+          <w:rFonts w:ascii="Times New Roman" w:hAnsi="Times New Roman"/>
+          <w:sz w:val="26"/>
+        </w:rPr>
+        <w:t>- Nếu đơn đã thất bại (FAILED) và IPN gửi FAILED thì bỏ qua</w:t>
+      </w:r>
+    </w:p>
+    <w:p/>
+    <w:p>
+      <w:pPr>
+        <w:spacing w:after="120"/>
+      </w:pPr>
+      <w:r>
+        <w:rPr>
+          <w:rFonts w:ascii="Times New Roman" w:hAnsi="Times New Roman"/>
+          <w:sz w:val="26"/>
+        </w:rPr>
+        <w:t>CODE MỚI:</w:t>
+      </w:r>
+    </w:p>
+    <w:p>
+      <w:pPr>
+        <w:spacing w:after="120"/>
+      </w:pPr>
+      <w:r>
+        <w:rPr>
+          <w:rFonts w:ascii="Times New Roman" w:hAnsi="Times New Roman"/>
+          <w:sz w:val="26"/>
+        </w:rPr>
+        <w:t>// Tránh update trùng lặp IPN - nếu đơn đã được xử lý rồi thì bỏ qua</w:t>
+      </w:r>
+    </w:p>
+    <w:p>
+      <w:pPr>
+        <w:spacing w:after="120"/>
+      </w:pPr>
+      <w:r>
+        <w:rPr>
+          <w:rFonts w:ascii="Times New Roman" w:hAnsi="Times New Roman"/>
+          <w:sz w:val="26"/>
+        </w:rPr>
+        <w:t>if ("PAID".equals(order.getPaymentStatus()) &amp;&amp; "PAID".equals(paymentStatus)) {</w:t>
+      </w:r>
+    </w:p>
+    <w:p>
+      <w:pPr>
+        <w:spacing w:after="120"/>
+      </w:pPr>
+      <w:r>
+        <w:rPr>
+          <w:rFonts w:ascii="Times New Roman" w:hAnsi="Times New Roman"/>
+          <w:sz w:val="26"/>
+        </w:rPr>
+        <w:t xml:space="preserve">    return; // Đơn đã được thanh toán, bỏ qua duplicate IPN</w:t>
+      </w:r>
+    </w:p>
+    <w:p>
+      <w:pPr>
+        <w:spacing w:after="120"/>
+      </w:pPr>
+      <w:r>
+        <w:rPr>
+          <w:rFonts w:ascii="Times New Roman" w:hAnsi="Times New Roman"/>
+          <w:sz w:val="26"/>
+        </w:rPr>
+        <w:t>}</w:t>
+      </w:r>
+    </w:p>
+    <w:p>
+      <w:pPr>
+        <w:spacing w:after="120"/>
+      </w:pPr>
+      <w:r>
+        <w:rPr>
+          <w:rFonts w:ascii="Times New Roman" w:hAnsi="Times New Roman"/>
+          <w:sz w:val="26"/>
+        </w:rPr>
+        <w:t>if ("FAILED".equals(order.getPaymentStatus()) &amp;&amp; "FAILED".equals(paymentStatus)) {</w:t>
+      </w:r>
+    </w:p>
+    <w:p>
+      <w:pPr>
+        <w:spacing w:after="120"/>
+      </w:pPr>
+      <w:r>
+        <w:rPr>
+          <w:rFonts w:ascii="Times New Roman" w:hAnsi="Times New Roman"/>
+          <w:sz w:val="26"/>
+        </w:rPr>
+        <w:t xml:space="preserve">    return; // Đơn đã được đánh dấu thất bại, bỏ qua</w:t>
+      </w:r>
+    </w:p>
+    <w:p>
+      <w:pPr>
+        <w:spacing w:after="120"/>
+      </w:pPr>
+      <w:r>
+        <w:rPr>
+          <w:rFonts w:ascii="Times New Roman" w:hAnsi="Times New Roman"/>
+          <w:sz w:val="26"/>
+        </w:rPr>
+        <w:t>}</w:t>
+      </w:r>
+    </w:p>
+    <w:p/>
+    <w:p>
+      <w:r>
+        <w:rPr>
+          <w:rFonts w:ascii="Times New Roman" w:hAnsi="Times New Roman"/>
+          <w:b/>
+          <w:sz w:val="28"/>
+        </w:rPr>
+        <w:t>C. HƯỚNG DẪN KHAI THÁC VNPAY DÀI HẠN</w:t>
+      </w:r>
+    </w:p>
+    <w:p>
+      <w:pPr>
+        <w:spacing w:after="120"/>
+      </w:pPr>
+      <w:r>
+        <w:rPr>
+          <w:rFonts w:ascii="Times New Roman" w:hAnsi="Times New Roman"/>
+          <w:sz w:val="26"/>
+        </w:rPr>
+        <w:t>C.1. Ngrok có Authtoken (Miễn phí - Cải thiện)</w:t>
+      </w:r>
+    </w:p>
+    <w:p>
+      <w:pPr>
+        <w:spacing w:after="120"/>
+      </w:pPr>
+      <w:r>
+        <w:rPr>
+          <w:rFonts w:ascii="Times New Roman" w:hAnsi="Times New Roman"/>
+          <w:sz w:val="26"/>
+        </w:rPr>
+        <w:t xml:space="preserve">   # Đăng ký tài khoản tại ngrok.com (miễn phí)</w:t>
+      </w:r>
+    </w:p>
+    <w:p>
+      <w:pPr>
+        <w:spacing w:after="120"/>
+      </w:pPr>
+      <w:r>
+        <w:rPr>
+          <w:rFonts w:ascii="Times New Roman" w:hAnsi="Times New Roman"/>
+          <w:sz w:val="26"/>
+        </w:rPr>
+        <w:t xml:space="preserve">   # Lấy authtoken từ dashboard</w:t>
+      </w:r>
+    </w:p>
+    <w:p>
+      <w:pPr>
+        <w:spacing w:after="120"/>
+      </w:pPr>
+      <w:r>
+        <w:rPr>
+          <w:rFonts w:ascii="Times New Roman" w:hAnsi="Times New Roman"/>
+          <w:sz w:val="26"/>
+        </w:rPr>
+        <w:t xml:space="preserve">   ngrok config add-authtoken YOUR_AUTHTOKEN</w:t>
+      </w:r>
+    </w:p>
+    <w:p>
+      <w:pPr>
+        <w:spacing w:after="120"/>
+      </w:pPr>
+      <w:r>
+        <w:rPr>
+          <w:rFonts w:ascii="Times New Roman" w:hAnsi="Times New Roman"/>
+          <w:sz w:val="26"/>
+        </w:rPr>
+        <w:t xml:space="preserve">   # Chạy với subdomain cố định</w:t>
+      </w:r>
+    </w:p>
+    <w:p>
+      <w:pPr>
+        <w:spacing w:after="120"/>
+      </w:pPr>
+      <w:r>
+        <w:rPr>
+          <w:rFonts w:ascii="Times New Roman" w:hAnsi="Times New Roman"/>
+          <w:sz w:val="26"/>
+        </w:rPr>
+        <w:t xml:space="preserve">   ngrok http 8080 --domain=your-subdomain.ngrok-free.app</w:t>
+      </w:r>
+    </w:p>
+    <w:p/>
+    <w:p>
+      <w:pPr>
+        <w:spacing w:after="120"/>
+      </w:pPr>
+      <w:r>
+        <w:rPr>
+          <w:rFonts w:ascii="Times New Roman" w:hAnsi="Times New Roman"/>
+          <w:sz w:val="26"/>
+        </w:rPr>
+        <w:t>C.2. Cloudflare Tunnel (Miễn phí - Khuyến nghị)</w:t>
+      </w:r>
+    </w:p>
+    <w:p>
+      <w:pPr>
+        <w:spacing w:after="120"/>
+      </w:pPr>
+      <w:r>
+        <w:rPr>
+          <w:rFonts w:ascii="Times New Roman" w:hAnsi="Times New Roman"/>
+          <w:sz w:val="26"/>
+        </w:rPr>
+        <w:t xml:space="preserve">   # Cài đặt cloudflared</w:t>
+      </w:r>
+    </w:p>
+    <w:p>
+      <w:pPr>
+        <w:spacing w:after="120"/>
+      </w:pPr>
+      <w:r>
+        <w:rPr>
+          <w:rFonts w:ascii="Times New Roman" w:hAnsi="Times New Roman"/>
+          <w:sz w:val="26"/>
+        </w:rPr>
+        <w:t xml:space="preserve">   # Đăng ký Cloudflare Zero Trust (miễn phí)</w:t>
+      </w:r>
+    </w:p>
+    <w:p>
+      <w:pPr>
+        <w:spacing w:after="120"/>
+      </w:pPr>
+      <w:r>
+        <w:rPr>
+          <w:rFonts w:ascii="Times New Roman" w:hAnsi="Times New Roman"/>
+          <w:sz w:val="26"/>
+        </w:rPr>
+        <w:t xml:space="preserve">   cloudflared tunnel --url http://localhost:8080</w:t>
+      </w:r>
+    </w:p>
+    <w:p>
+      <w:pPr>
+        <w:spacing w:after="120"/>
+      </w:pPr>
+      <w:r>
+        <w:rPr>
+          <w:rFonts w:ascii="Times New Roman" w:hAnsi="Times New Roman"/>
+          <w:sz w:val="26"/>
+        </w:rPr>
+        <w:lastRenderedPageBreak/>
+        <w:t xml:space="preserve">   Lợi ích: Domain cố định, không đổi, không giới hạn thời gian</w:t>
+      </w:r>
+    </w:p>
+    <w:p/>
+    <w:p>
+      <w:pPr>
+        <w:spacing w:after="120"/>
+      </w:pPr>
+      <w:r>
+        <w:rPr>
+          <w:rFonts w:ascii="Times New Roman" w:hAnsi="Times New Roman"/>
+          <w:sz w:val="26"/>
+        </w:rPr>
+        <w:t>C.3. LocalTunnel (Miễn phí)</w:t>
+      </w:r>
+    </w:p>
+    <w:p>
+      <w:pPr>
+        <w:spacing w:after="120"/>
+      </w:pPr>
+      <w:r>
+        <w:rPr>
+          <w:rFonts w:ascii="Times New Roman" w:hAnsi="Times New Roman"/>
+          <w:sz w:val="26"/>
+        </w:rPr>
+        <w:t xml:space="preserve">   npx localtunnel --port 8080</w:t>
+      </w:r>
+    </w:p>
+    <w:p>
+      <w:pPr>
+        <w:spacing w:after="120"/>
+      </w:pPr>
+      <w:r>
+        <w:rPr>
+          <w:rFonts w:ascii="Times New Roman" w:hAnsi="Times New Roman"/>
+          <w:sz w:val="26"/>
+        </w:rPr>
+        <w:t xml:space="preserve">   - URL có thể đoán được nhưng ổn định</w:t>
+      </w:r>
+    </w:p>
+    <w:p/>
+    <w:p>
+      <w:pPr>
+        <w:spacing w:after="120"/>
+      </w:pPr>
+      <w:r>
+        <w:rPr>
+          <w:rFonts w:ascii="Times New Roman" w:hAnsi="Times New Roman"/>
+          <w:sz w:val="26"/>
+        </w:rPr>
+        <w:t>C.4. Deploy lên Server (Tốt nhất cho production)</w:t>
+      </w:r>
+    </w:p>
+    <w:p>
+      <w:pPr>
+        <w:spacing w:after="120"/>
+      </w:pPr>
+      <w:r>
+        <w:rPr>
+          <w:rFonts w:ascii="Times New Roman" w:hAnsi="Times New Roman"/>
+          <w:sz w:val="26"/>
+        </w:rPr>
+        <w:t xml:space="preserve">   - Railway, Render, Heroku, VPS... có domain cố định</w:t>
+      </w:r>
+    </w:p>
+    <w:p>
+      <w:pPr>
+        <w:spacing w:after="120"/>
+      </w:pPr>
+      <w:r>
+        <w:rPr>
+          <w:rFonts w:ascii="Times New Roman" w:hAnsi="Times New Roman"/>
+          <w:sz w:val="26"/>
+        </w:rPr>
+        <w:t xml:space="preserve">   - Phù hợp cho ứng dụng thực tế, không cần ngrok</w:t>
+      </w:r>
+    </w:p>
+    <w:p/>
+    <w:p>
+      <w:r>
+        <w:rPr>
+          <w:rFonts w:ascii="Times New Roman" w:hAnsi="Times New Roman"/>
+          <w:b/>
+          <w:sz w:val="28"/>
+        </w:rPr>
+        <w:t>D. LƯU Ý KHI TEST VNPAY</w:t>
+      </w:r>
+    </w:p>
+    <w:p>
+      <w:pPr>
+        <w:spacing w:after="120"/>
+      </w:pPr>
+      <w:r>
+        <w:rPr>
+          <w:rFonts w:ascii="Times New Roman" w:hAnsi="Times New Roman"/>
+          <w:sz w:val="26"/>
+        </w:rPr>
+        <w:t>1. Kiểm tra ngrok còn sống:</w:t>
+      </w:r>
+    </w:p>
+    <w:p>
+      <w:pPr>
+        <w:spacing w:after="120"/>
+      </w:pPr>
+      <w:r>
+        <w:rPr>
+          <w:rFonts w:ascii="Times New Roman" w:hAnsi="Times New Roman"/>
+          <w:sz w:val="26"/>
+        </w:rPr>
+        <w:t xml:space="preserve">   - Mở trình duyệt: http://127.0.0.1:4040</w:t>
+      </w:r>
+    </w:p>
+    <w:p>
+      <w:pPr>
+        <w:spacing w:after="120"/>
+      </w:pPr>
+      <w:r>
+        <w:rPr>
+          <w:rFonts w:ascii="Times New Roman" w:hAnsi="Times New Roman"/>
+          <w:sz w:val="26"/>
+        </w:rPr>
+        <w:t xml:space="preserve">   - So sánh URL Forwarding với application.yaml</w:t>
+      </w:r>
+    </w:p>
+    <w:p/>
+    <w:p>
+      <w:pPr>
+        <w:spacing w:after="120"/>
+      </w:pPr>
+      <w:r>
+        <w:rPr>
+          <w:rFonts w:ascii="Times New Roman" w:hAnsi="Times New Roman"/>
+          <w:sz w:val="26"/>
+        </w:rPr>
+        <w:t>2. Nếu URL khác nhau:</w:t>
+      </w:r>
+    </w:p>
+    <w:p>
+      <w:pPr>
+        <w:spacing w:after="120"/>
+      </w:pPr>
+      <w:r>
+        <w:rPr>
+          <w:rFonts w:ascii="Times New Roman" w:hAnsi="Times New Roman"/>
+          <w:sz w:val="26"/>
+        </w:rPr>
+        <w:t xml:space="preserve">   - Cập nhật application.yaml với URL mới</w:t>
+      </w:r>
+    </w:p>
+    <w:p>
+      <w:pPr>
+        <w:spacing w:after="120"/>
+      </w:pPr>
+      <w:r>
+        <w:rPr>
+          <w:rFonts w:ascii="Times New Roman" w:hAnsi="Times New Roman"/>
+          <w:sz w:val="26"/>
+        </w:rPr>
+        <w:t xml:space="preserve">   - Restart Spring Boot</w:t>
+      </w:r>
+    </w:p>
+    <w:p/>
+    <w:p>
+      <w:pPr>
+        <w:spacing w:after="120"/>
+      </w:pPr>
+      <w:r>
+        <w:rPr>
+          <w:rFonts w:ascii="Times New Roman" w:hAnsi="Times New Roman"/>
+          <w:sz w:val="26"/>
+        </w:rPr>
+        <w:t>3. Nếu backend đã restart:</w:t>
+      </w:r>
+    </w:p>
+    <w:p>
+      <w:pPr>
+        <w:spacing w:after="120"/>
+      </w:pPr>
+      <w:r>
+        <w:rPr>
+          <w:rFonts w:ascii="Times New Roman" w:hAnsi="Times New Roman"/>
+          <w:sz w:val="26"/>
+        </w:rPr>
+        <w:t xml:space="preserve">   - Phải chạy mvnw clean compile nếu có lỗi bean</w:t>
+      </w:r>
+    </w:p>
+    <w:p/>
+    <w:p>
+      <w:pPr>
+        <w:spacing w:after="120"/>
+      </w:pPr>
+      <w:r>
+        <w:rPr>
+          <w:rFonts w:ascii="Times New Roman" w:hAnsi="Times New Roman"/>
+          <w:sz w:val="26"/>
+        </w:rPr>
+        <w:t>4. Test card VNPay Sandbox:</w:t>
+      </w:r>
+    </w:p>
+    <w:p>
+      <w:pPr>
+        <w:spacing w:after="120"/>
+      </w:pPr>
+      <w:r>
+        <w:rPr>
+          <w:rFonts w:ascii="Times New Roman" w:hAnsi="Times New Roman"/>
+          <w:sz w:val="26"/>
+        </w:rPr>
+        <w:t xml:space="preserve">   - NCB | 9704198526191432198 | NGUYEN VAN A | 07/15 | OTP: 123456</w:t>
+      </w:r>
+    </w:p>
+    <w:p/>
+    <w:p>
+      <w:r>
+        <w:rPr>
+          <w:rFonts w:ascii="Times New Roman" w:hAnsi="Times New Roman"/>
+          <w:b/>
+          <w:sz w:val="28"/>
+        </w:rPr>
+        <w:t>E. TÓM TẮT KIẾN THỨC ÔN LUYỆN VẤN ĐÁP</w:t>
+      </w:r>
+    </w:p>
+    <w:p>
+      <w:pPr>
+        <w:spacing w:after="120"/>
+      </w:pPr>
+      <w:r>
+        <w:rPr>
+          <w:rFonts w:ascii="Times New Roman" w:hAnsi="Times New Roman"/>
+          <w:sz w:val="26"/>
+        </w:rPr>
+        <w:t>1. VNPAY INTEGRATION (Tích hợp thanh toán VNPay)</w:t>
+      </w:r>
+    </w:p>
+    <w:p>
+      <w:pPr>
+        <w:spacing w:after="120"/>
+      </w:pPr>
+      <w:r>
+        <w:rPr>
+          <w:rFonts w:ascii="Times New Roman" w:hAnsi="Times New Roman"/>
+          <w:sz w:val="26"/>
+        </w:rPr>
+        <w:lastRenderedPageBreak/>
+        <w:t xml:space="preserve">   - Khái niệm: Cổng thanh toán trung gian (payment gateway)</w:t>
+      </w:r>
+    </w:p>
+    <w:p>
+      <w:pPr>
+        <w:spacing w:after="120"/>
+      </w:pPr>
+      <w:r>
+        <w:rPr>
+          <w:rFonts w:ascii="Times New Roman" w:hAnsi="Times New Roman"/>
+          <w:sz w:val="26"/>
+        </w:rPr>
+        <w:t xml:space="preserve">   - Quy trình: Client -&gt; BE tạo URL -&gt; Redirect VNPay -&gt; Thanh toán</w:t>
+      </w:r>
+    </w:p>
+    <w:p>
+      <w:pPr>
+        <w:spacing w:after="120"/>
+      </w:pPr>
+      <w:r>
+        <w:rPr>
+          <w:rFonts w:ascii="Times New Roman" w:hAnsi="Times New Roman"/>
+          <w:sz w:val="26"/>
+        </w:rPr>
+        <w:t xml:space="preserve">              -&gt; VNPay callback (IPN/Return) -&gt; BE cập nhật trạng thái</w:t>
+      </w:r>
+    </w:p>
+    <w:p>
+      <w:pPr>
+        <w:spacing w:after="120"/>
+      </w:pPr>
+      <w:r>
+        <w:rPr>
+          <w:rFonts w:ascii="Times New Roman" w:hAnsi="Times New Roman"/>
+          <w:sz w:val="26"/>
+        </w:rPr>
+        <w:t xml:space="preserve">   - Kỹ thuật: HMAC-SHA512 mã hóa signature, URL params sorted alphabetically</w:t>
+      </w:r>
+    </w:p>
+    <w:p/>
+    <w:p>
+      <w:pPr>
+        <w:spacing w:after="120"/>
+      </w:pPr>
+      <w:r>
+        <w:rPr>
+          <w:rFonts w:ascii="Times New Roman" w:hAnsi="Times New Roman"/>
+          <w:sz w:val="26"/>
+        </w:rPr>
+        <w:t>2. SECURITY CONFIGURATION (Cấu hình bảo mật)</w:t>
+      </w:r>
+    </w:p>
+    <w:p>
+      <w:pPr>
+        <w:spacing w:after="120"/>
+      </w:pPr>
+      <w:r>
+        <w:rPr>
+          <w:rFonts w:ascii="Times New Roman" w:hAnsi="Times New Roman"/>
+          <w:sz w:val="26"/>
+        </w:rPr>
+        <w:t xml:space="preserve">   - CORS: Cross-Origin Resource Sharing - cho phép frontend/backend giao tiếp</w:t>
+      </w:r>
+    </w:p>
+    <w:p>
+      <w:pPr>
+        <w:spacing w:after="120"/>
+      </w:pPr>
+      <w:r>
+        <w:rPr>
+          <w:rFonts w:ascii="Times New Roman" w:hAnsi="Times New Roman"/>
+          <w:sz w:val="26"/>
+        </w:rPr>
+        <w:t xml:space="preserve">   - PermitAll: Cho phép truy cập không cần xác thực</w:t>
+      </w:r>
+    </w:p>
+    <w:p>
+      <w:pPr>
+        <w:spacing w:after="120"/>
+      </w:pPr>
+      <w:r>
+        <w:rPr>
+          <w:rFonts w:ascii="Times New Roman" w:hAnsi="Times New Roman"/>
+          <w:sz w:val="26"/>
+        </w:rPr>
+        <w:t xml:space="preserve">   - JwtUtils: Tạo và xác minh JWT token</w:t>
+      </w:r>
+    </w:p>
+    <w:p/>
+    <w:p>
+      <w:pPr>
+        <w:spacing w:after="120"/>
+      </w:pPr>
+      <w:r>
+        <w:rPr>
+          <w:rFonts w:ascii="Times New Roman" w:hAnsi="Times New Roman"/>
+          <w:sz w:val="26"/>
+        </w:rPr>
+        <w:t>3. IDEMPOTENCY (Xử lý trùng lặp)</w:t>
+      </w:r>
+    </w:p>
+    <w:p>
+      <w:pPr>
+        <w:spacing w:after="120"/>
+      </w:pPr>
+      <w:r>
+        <w:rPr>
+          <w:rFonts w:ascii="Times New Roman" w:hAnsi="Times New Roman"/>
+          <w:sz w:val="26"/>
+        </w:rPr>
+        <w:t xml:space="preserve">   - Khái niệm: Đảm bảo operation có thể gọi nhiều lần mà kết quả như nhau</w:t>
+      </w:r>
+    </w:p>
+    <w:p>
+      <w:pPr>
+        <w:spacing w:after="120"/>
+      </w:pPr>
+      <w:r>
+        <w:rPr>
+          <w:rFonts w:ascii="Times New Roman" w:hAnsi="Times New Roman"/>
+          <w:sz w:val="26"/>
+        </w:rPr>
+        <w:t xml:space="preserve">   - Ứng dụng: IPN callback có thể gọi nhiều lần, cần check trước khi update</w:t>
+      </w:r>
+    </w:p>
+    <w:p/>
+    <w:p>
+      <w:pPr>
+        <w:spacing w:after="120"/>
+      </w:pPr>
+      <w:r>
+        <w:rPr>
+          <w:rFonts w:ascii="Times New Roman" w:hAnsi="Times New Roman"/>
+          <w:sz w:val="26"/>
+        </w:rPr>
+        <w:t>4. NGROK / TUNNELING</w:t>
+      </w:r>
+    </w:p>
+    <w:p>
+      <w:pPr>
+        <w:spacing w:after="120"/>
+      </w:pPr>
+      <w:r>
+        <w:rPr>
+          <w:rFonts w:ascii="Times New Roman" w:hAnsi="Times New Roman"/>
+          <w:sz w:val="26"/>
+        </w:rPr>
+        <w:t xml:space="preserve">   - Khái niệm: Tạo public URL để truy cập localhost từ bên ngoài</w:t>
+      </w:r>
+    </w:p>
+    <w:p>
+      <w:pPr>
+        <w:spacing w:after="120"/>
+      </w:pPr>
+      <w:r>
+        <w:rPr>
+          <w:rFonts w:ascii="Times New Roman" w:hAnsi="Times New Roman"/>
+          <w:sz w:val="26"/>
+        </w:rPr>
+        <w:t xml:space="preserve">   - Sử dụng: Test webhook, payment callback, mobile testing</w:t>
+      </w:r>
+    </w:p>
+    <w:p>
+      <w:pPr>
+        <w:spacing w:after="120"/>
+      </w:pPr>
+      <w:r>
+        <w:rPr>
+          <w:rFonts w:ascii="Times New Roman" w:hAnsi="Times New Roman"/>
+          <w:sz w:val="26"/>
+        </w:rPr>
+        <w:t xml:space="preserve">   - Hạn chế: URL thay đổi (nếu không có authtoken)</w:t>
+      </w:r>
+    </w:p>
+    <w:p/>
+    <w:p>
+      <w:pPr>
+        <w:spacing w:after="120"/>
+      </w:pPr>
+      <w:r>
+        <w:rPr>
+          <w:rFonts w:ascii="Times New Roman" w:hAnsi="Times New Roman"/>
+          <w:sz w:val="26"/>
+        </w:rPr>
+        <w:t>5. GUEST CHECKOUT (Đặt hàng không đăng nhập)</w:t>
+      </w:r>
+    </w:p>
+    <w:p>
+      <w:pPr>
+        <w:spacing w:after="120"/>
+      </w:pPr>
+      <w:r>
+        <w:rPr>
+          <w:rFonts w:ascii="Times New Roman" w:hAnsi="Times New Roman"/>
+          <w:sz w:val="26"/>
+        </w:rPr>
+        <w:t xml:space="preserve">   - Khái niệm: Đặt hàng không cần đăng nhập</w:t>
+      </w:r>
+    </w:p>
+    <w:p>
+      <w:pPr>
+        <w:spacing w:after="120"/>
+      </w:pPr>
+      <w:r>
+        <w:rPr>
+          <w:rFonts w:ascii="Times New Roman" w:hAnsi="Times New Roman"/>
+          <w:sz w:val="26"/>
+        </w:rPr>
+        <w:t xml:space="preserve">   - Kỹ thuật: user_id nullable, session/cookie để lưu tạm thời</w:t>
+      </w:r>
+    </w:p>
+    <w:p>
+      <w:r>
+        <w:br w:type="page"/>
+      </w:r>
+    </w:p>
+    <w:p>
+      <w:r>
+        <w:rPr>
+          <w:rFonts w:ascii="Times New Roman" w:hAnsi="Times New Roman"/>
+          <w:b/>
+          <w:sz w:val="28"/>
+        </w:rPr>
+        <w:lastRenderedPageBreak/>
+        <w:t>GHI CHÚ KỸ THUẬT - Ngày 15/05/2026 (CẬP NHẬT MỚI NHẤT)</w:t>
+      </w:r>
+    </w:p>
+    <w:p/>
+    <w:p>
+      <w:r>
+        <w:rPr>
+          <w:rFonts w:ascii="Times New Roman" w:hAnsi="Times New Roman"/>
+          <w:b/>
+          <w:sz w:val="26"/>
+        </w:rPr>
+        <w:t>A. RÀ SOÁT LUỒNG THANH TOÁN VNPAY</w:t>
+      </w:r>
+    </w:p>
+    <w:p>
+      <w:pPr>
+        <w:spacing w:after="120"/>
+      </w:pPr>
+      <w:r>
+        <w:rPr>
+          <w:rFonts w:ascii="Times New Roman" w:hAnsi="Times New Roman"/>
+          <w:sz w:val="26"/>
+        </w:rPr>
+        <w:t>Tóm tắt: Đã rà soát toàn bộ từ BE tới FE. Xác định thành phần hoạt động tốt và các vấn đề cần lưu ý.</w:t>
+      </w:r>
+    </w:p>
+    <w:p/>
+    <w:p>
+      <w:r>
+        <w:rPr>
+          <w:rFonts w:ascii="Times New Roman" w:hAnsi="Times New Roman"/>
+          <w:b/>
+          <w:sz w:val="26"/>
+        </w:rPr>
+        <w:t>A.1. NHỮNG THÀNH PHẦN HOẠT ĐỘNG TỐT (OK)</w:t>
+      </w:r>
+    </w:p>
+    <w:tbl>
+      <w:tblPr>
+        <w:tblStyle w:val="TableGrid"/>
+        <w:tblW w:w="0" w:type="auto"/>
+        <w:tblLook w:val="04A0" w:firstRow="1" w:lastRow="0" w:firstColumn="1" w:lastColumn="0" w:noHBand="0" w:noVBand="1"/>
+      </w:tblPr>
+      <w:tblGrid>
+        <w:gridCol w:w="2880"/>
+        <w:gridCol w:w="2880"/>
+        <w:gridCol w:w="2880"/>
+      </w:tblGrid>
+      <w:tr>
+        <w:tc>
+          <w:tcPr>
+            <w:tcW w:w="2880" w:type="dxa"/>
+          </w:tcPr>
+          <w:p>
+            <w:r>
+              <w:t>Thành phần</w:t>
+            </w:r>
+          </w:p>
+        </w:tc>
+        <w:tc>
+          <w:tcPr>
+            <w:tcW w:w="2880" w:type="dxa"/>
+          </w:tcPr>
+          <w:p>
+            <w:r>
+              <w:t>Trạng thái</w:t>
+            </w:r>
+          </w:p>
+        </w:tc>
+        <w:tc>
+          <w:tcPr>
+            <w:tcW w:w="2880" w:type="dxa"/>
+          </w:tcPr>
+          <w:p>
+            <w:r>
+              <w:t>Chi tiết</w:t>
+            </w:r>
+          </w:p>
+        </w:tc>
+      </w:tr>
+      <w:tr>
+        <w:tc>
+          <w:tcPr>
+            <w:tcW w:w="2880" w:type="dxa"/>
+          </w:tcPr>
+          <w:p>
+            <w:r>
+              <w:t>VNPayConfig</w:t>
+            </w:r>
+          </w:p>
+        </w:tc>
+        <w:tc>
+          <w:tcPr>
+            <w:tcW w:w="2880" w:type="dxa"/>
+          </w:tcPr>
+          <w:p>
+            <w:r>
+              <w:t>OK</w:t>
+            </w:r>
+          </w:p>
+        </w:tc>
+        <w:tc>
+          <w:tcPr>
+            <w:tcW w:w="2880" w:type="dxa"/>
+          </w:tcPr>
+          <w:p>
+            <w:r>
+              <w:t>HMAC-SHA512 đúng chuẩn, đúng secret key</w:t>
+            </w:r>
+          </w:p>
+        </w:tc>
+      </w:tr>
+      <w:tr>
+        <w:tc>
+          <w:tcPr>
+            <w:tcW w:w="2880" w:type="dxa"/>
+          </w:tcPr>
+          <w:p>
+            <w:r>
+              <w:t>VNPayService</w:t>
+            </w:r>
+          </w:p>
+        </w:tc>
+        <w:tc>
+          <w:tcPr>
+            <w:tcW w:w="2880" w:type="dxa"/>
+          </w:tcPr>
+          <w:p>
+            <w:r>
+              <w:t>OK</w:t>
+            </w:r>
+          </w:p>
+        </w:tc>
+        <w:tc>
+          <w:tcPr>
+            <w:tcW w:w="2880" w:type="dxa"/>
+          </w:tcPr>
+          <w:p>
+            <w:r>
+              <w:t>Tạo URL đúng format, validate signature đúng</w:t>
+            </w:r>
+          </w:p>
+        </w:tc>
+      </w:tr>
+      <w:tr>
+        <w:tc>
+          <w:tcPr>
+            <w:tcW w:w="2880" w:type="dxa"/>
+          </w:tcPr>
+          <w:p>
+            <w:r>
+              <w:t>SecurityConfig</w:t>
+            </w:r>
+          </w:p>
+        </w:tc>
+        <w:tc>
+          <w:tcPr>
+            <w:tcW w:w="2880" w:type="dxa"/>
+          </w:tcPr>
+          <w:p>
+            <w:r>
+              <w:t>OK</w:t>
+            </w:r>
+          </w:p>
+        </w:tc>
+        <w:tc>
+          <w:tcPr>
+            <w:tcW w:w="2880" w:type="dxa"/>
+          </w:tcPr>
+          <w:p>
+            <w:r>
+              <w:t>/api/payment/** đã permitAll()</w:t>
+            </w:r>
+          </w:p>
+        </w:tc>
+      </w:tr>
+      <w:tr>
+        <w:tc>
+          <w:tcPr>
+            <w:tcW w:w="2880" w:type="dxa"/>
+          </w:tcPr>
+          <w:p>
+            <w:r>
+              <w:t>VNPayController</w:t>
+            </w:r>
+          </w:p>
+        </w:tc>
+        <w:tc>
+          <w:tcPr>
+            <w:tcW w:w="2880" w:type="dxa"/>
+          </w:tcPr>
+          <w:p>
+            <w:r>
+              <w:t>OK</w:t>
+            </w:r>
+          </w:p>
+        </w:tc>
+        <w:tc>
+          <w:tcPr>
+            <w:tcW w:w="2880" w:type="dxa"/>
+          </w:tcPr>
+          <w:p>
+            <w:r>
+              <w:t>Return URL redirect đúng format</w:t>
+            </w:r>
+          </w:p>
+        </w:tc>
+      </w:tr>
+      <w:tr>
+        <w:tc>
+          <w:tcPr>
+            <w:tcW w:w="2880" w:type="dxa"/>
+          </w:tcPr>
+          <w:p>
+            <w:r>
+              <w:t>IPN Endpoint</w:t>
+            </w:r>
+          </w:p>
+        </w:tc>
+        <w:tc>
+          <w:tcPr>
+            <w:tcW w:w="2880" w:type="dxa"/>
+          </w:tcPr>
+          <w:p>
+            <w:r>
+              <w:t>OK</w:t>
+            </w:r>
+          </w:p>
+        </w:tc>
+        <w:tc>
+          <w:tcPr>
+            <w:tcW w:w="2880" w:type="dxa"/>
+          </w:tcPr>
+          <w:p>
+            <w:r>
+              <w:t>Server-to-server callback hoạt động</w:t>
+            </w:r>
+          </w:p>
+        </w:tc>
+      </w:tr>
+      <w:tr>
+        <w:tc>
+          <w:tcPr>
+            <w:tcW w:w="2880" w:type="dxa"/>
+          </w:tcPr>
+          <w:p>
+            <w:r>
+              <w:t>PaymentResultPage</w:t>
+            </w:r>
+          </w:p>
+        </w:tc>
+        <w:tc>
+          <w:tcPr>
+            <w:tcW w:w="2880" w:type="dxa"/>
+          </w:tcPr>
+          <w:p>
+            <w:r>
+              <w:t>OK</w:t>
+            </w:r>
+          </w:p>
+        </w:tc>
+        <w:tc>
+          <w:tcPr>
+            <w:tcW w:w="2880" w:type="dxa"/>
+          </w:tcPr>
+          <w:p>
+            <w:r>
+              <w:t>Hiển thị kết quả, xóa query params</w:t>
+            </w:r>
+          </w:p>
+        </w:tc>
+      </w:tr>
+      <w:tr>
+        <w:tc>
+          <w:tcPr>
+            <w:tcW w:w="2880" w:type="dxa"/>
+          </w:tcPr>
+          <w:p>
+            <w:r>
+              <w:t>CheckoutPage</w:t>
+            </w:r>
+          </w:p>
+        </w:tc>
+        <w:tc>
+          <w:tcPr>
+            <w:tcW w:w="2880" w:type="dxa"/>
+          </w:tcPr>
+          <w:p>
+            <w:r>
+              <w:t>OK</w:t>
+            </w:r>
+          </w:p>
+        </w:tc>
+        <w:tc>
+          <w:tcPr>
+            <w:tcW w:w="2880" w:type="dxa"/>
+          </w:tcPr>
+          <w:p>
+            <w:r>
+              <w:t>Xử lý VNPAY redirect đúng cách</w:t>
+            </w:r>
+          </w:p>
+        </w:tc>
+      </w:tr>
+      <w:tr>
+        <w:tc>
+          <w:tcPr>
+            <w:tcW w:w="2880" w:type="dxa"/>
+          </w:tcPr>
+          <w:p>
+            <w:r>
+              <w:t>Order entity</w:t>
+            </w:r>
+          </w:p>
+        </w:tc>
+        <w:tc>
+          <w:tcPr>
+            <w:tcW w:w="2880" w:type="dxa"/>
+          </w:tcPr>
+          <w:p>
+            <w:r>
+              <w:t>OK</w:t>
+            </w:r>
+          </w:p>
+        </w:tc>
+        <w:tc>
+          <w:tcPr>
+            <w:tcW w:w="2880" w:type="dxa"/>
+          </w:tcPr>
+          <w:p>
+            <w:r>
+              <w:t>JSON field naming snake_case</w:t>
+            </w:r>
+          </w:p>
+        </w:tc>
+      </w:tr>
+      <w:tr>
+        <w:tc>
+          <w:tcPr>
+            <w:tcW w:w="2880" w:type="dxa"/>
+          </w:tcPr>
+          <w:p>
+            <w:r>
+              <w:t>api.js</w:t>
+            </w:r>
+          </w:p>
+        </w:tc>
+        <w:tc>
+          <w:tcPr>
+            <w:tcW w:w="2880" w:type="dxa"/>
+          </w:tcPr>
+          <w:p>
+            <w:r>
+              <w:t>OK</w:t>
+            </w:r>
+          </w:p>
+        </w:tc>
+        <w:tc>
+          <w:tcPr>
+            <w:tcW w:w="2880" w:type="dxa"/>
+          </w:tcPr>
+          <w:p>
+            <w:r>
+              <w:t>apiCreatePaymentUrl gọi đúng endpoint</w:t>
+            </w:r>
+          </w:p>
+        </w:tc>
+      </w:tr>
+    </w:tbl>
+    <w:p/>
+    <w:p>
+      <w:r>
+        <w:rPr>
+          <w:rFonts w:ascii="Times New Roman" w:hAnsi="Times New Roman"/>
+          <w:b/>
+          <w:sz w:val="26"/>
+        </w:rPr>
+        <w:t>A.2. VẤN ĐỀ CẦN LƯU Ý</w:t>
+      </w:r>
+    </w:p>
+    <w:p>
+      <w:pPr>
+        <w:spacing w:after="120"/>
+      </w:pPr>
+      <w:r>
+        <w:rPr>
+          <w:rFonts w:ascii="Times New Roman" w:hAnsi="Times New Roman"/>
+          <w:sz w:val="26"/>
+        </w:rPr>
+        <w:t>1. Ngrok URL có thể hết hạn (QUAN TRỌNG NHẤT)</w:t>
+      </w:r>
+    </w:p>
+    <w:p>
+      <w:pPr>
+        <w:spacing w:after="120"/>
+      </w:pPr>
+      <w:r>
+        <w:rPr>
+          <w:rFonts w:ascii="Times New Roman" w:hAnsi="Times New Roman"/>
+          <w:sz w:val="26"/>
+        </w:rPr>
+        <w:t xml:space="preserve">   - Ngrok free có hạn chế: URL thay đổi mỗi khi restart</w:t>
+      </w:r>
+    </w:p>
+    <w:p>
+      <w:pPr>
+        <w:spacing w:after="120"/>
+      </w:pPr>
+      <w:r>
+        <w:rPr>
+          <w:rFonts w:ascii="Times New Roman" w:hAnsi="Times New Roman"/>
+          <w:sz w:val="26"/>
+        </w:rPr>
+        <w:t xml:space="preserve">   - Khi tắt máy hoặc ngrok restart, URL cũ không còn đúng</w:t>
+      </w:r>
+    </w:p>
+    <w:p>
+      <w:pPr>
+        <w:spacing w:after="120"/>
+      </w:pPr>
+      <w:r>
+        <w:rPr>
+          <w:rFonts w:ascii="Times New Roman" w:hAnsi="Times New Roman"/>
+          <w:sz w:val="26"/>
+        </w:rPr>
+        <w:t xml:space="preserve">   - VNPAY sẽ không gọi được IPN/Return về</w:t>
+      </w:r>
+    </w:p>
+    <w:p>
+      <w:pPr>
+        <w:spacing w:after="120"/>
+      </w:pPr>
+      <w:r>
+        <w:rPr>
+          <w:rFonts w:ascii="Times New Roman" w:hAnsi="Times New Roman"/>
+          <w:sz w:val="26"/>
+        </w:rPr>
+        <w:t xml:space="preserve">   - Cách kiểm tra: chạy 'ngrok http 8080', so sánh URL mới với application.yaml</w:t>
+      </w:r>
+    </w:p>
+    <w:p/>
+    <w:p>
+      <w:pPr>
+        <w:spacing w:after="120"/>
+      </w:pPr>
+      <w:r>
+        <w:rPr>
+          <w:rFonts w:ascii="Times New Roman" w:hAnsi="Times New Roman"/>
+          <w:sz w:val="26"/>
+        </w:rPr>
+        <w:t>2. CORS chỉ cho localhost (ĐÃ FIX)</w:t>
+      </w:r>
+    </w:p>
+    <w:p>
+      <w:pPr>
+        <w:spacing w:after="120"/>
+      </w:pPr>
+      <w:r>
+        <w:rPr>
+          <w:rFonts w:ascii="Times New Roman" w:hAnsi="Times New Roman"/>
+          <w:sz w:val="26"/>
+        </w:rPr>
+        <w:lastRenderedPageBreak/>
+        <w:t xml:space="preserve">   - Trước đây: chỉ cho phép localhost:*, 127.0.0.1:*</w:t>
+      </w:r>
+    </w:p>
+    <w:p>
+      <w:pPr>
+        <w:spacing w:after="120"/>
+      </w:pPr>
+      <w:r>
+        <w:rPr>
+          <w:rFonts w:ascii="Times New Roman" w:hAnsi="Times New Roman"/>
+          <w:sz w:val="26"/>
+        </w:rPr>
+        <w:t xml:space="preserve">   - Sau fix: thêm ngrok-free.app và cloudflarengt.com vào danh sách</w:t>
+      </w:r>
+    </w:p>
+    <w:p/>
+    <w:p>
+      <w:pPr>
+        <w:spacing w:after="120"/>
+      </w:pPr>
+      <w:r>
+        <w:rPr>
+          <w:rFonts w:ascii="Times New Roman" w:hAnsi="Times New Roman"/>
+          <w:sz w:val="26"/>
+        </w:rPr>
+        <w:t>3. Guest order - Token xử lý đúng</w:t>
+      </w:r>
+    </w:p>
+    <w:p>
+      <w:pPr>
+        <w:spacing w:after="120"/>
+      </w:pPr>
+      <w:r>
+        <w:rPr>
+          <w:rFonts w:ascii="Times New Roman" w:hAnsi="Times New Roman"/>
+          <w:sz w:val="26"/>
+        </w:rPr>
+        <w:t xml:space="preserve">   - apiCreatePaymentUrl dùng getAuthHeaders() - guest không có token</w:t>
+      </w:r>
+    </w:p>
+    <w:p>
+      <w:pPr>
+        <w:spacing w:after="120"/>
+      </w:pPr>
+      <w:r>
+        <w:rPr>
+          <w:rFonts w:ascii="Times New Roman" w:hAnsi="Times New Roman"/>
+          <w:sz w:val="26"/>
+        </w:rPr>
+        <w:t xml:space="preserve">   - Nhưng VNPayController.createPayment có permitAll() nên BE vẫn xử lý được</w:t>
+      </w:r>
+    </w:p>
+    <w:p/>
+    <w:p>
+      <w:pPr>
+        <w:spacing w:after="120"/>
+      </w:pPr>
+      <w:r>
+        <w:rPr>
+          <w:rFonts w:ascii="Times New Roman" w:hAnsi="Times New Roman"/>
+          <w:sz w:val="26"/>
+        </w:rPr>
+        <w:t>4. Thiếu xử lý trùng lặp IPN (ĐÃ FIX)</w:t>
+      </w:r>
+    </w:p>
+    <w:p>
+      <w:pPr>
+        <w:spacing w:after="120"/>
+      </w:pPr>
+      <w:r>
+        <w:rPr>
+          <w:rFonts w:ascii="Times New Roman" w:hAnsi="Times New Roman"/>
+          <w:sz w:val="26"/>
+        </w:rPr>
+        <w:t xml:space="preserve">   - Nếu VNPAY gọi IPN 2 lần, đơn có thể bị update 2 lần</w:t>
+      </w:r>
+    </w:p>
+    <w:p>
+      <w:pPr>
+        <w:spacing w:after="120"/>
+      </w:pPr>
+      <w:r>
+        <w:rPr>
+          <w:rFonts w:ascii="Times New Roman" w:hAnsi="Times New Roman"/>
+          <w:sz w:val="26"/>
+        </w:rPr>
+        <w:t xml:space="preserve">   - Đã thêm check trùng lặp trước khi update</w:t>
+      </w:r>
+    </w:p>
+    <w:p/>
+    <w:p>
+      <w:r>
+        <w:rPr>
+          <w:rFonts w:ascii="Times New Roman" w:hAnsi="Times New Roman"/>
+          <w:b/>
+          <w:sz w:val="28"/>
+        </w:rPr>
+        <w:t>B. CÁC THAY ĐỔI ĐÃ THỰC HIỆN NGÀY 15/05/2026</w:t>
+      </w:r>
+    </w:p>
+    <w:p>
+      <w:r>
+        <w:rPr>
+          <w:rFonts w:ascii="Times New Roman" w:hAnsi="Times New Roman"/>
+          <w:b/>
+          <w:sz w:val="26"/>
+        </w:rPr>
+        <w:t>B.1. SecurityConfig.java - Cập nhật CORS</w:t>
+      </w:r>
+    </w:p>
+    <w:p>
+      <w:pPr>
+        <w:spacing w:after="120"/>
+      </w:pPr>
+      <w:r>
+        <w:rPr>
+          <w:rFonts w:ascii="Times New Roman" w:hAnsi="Times New Roman"/>
+          <w:sz w:val="26"/>
+        </w:rPr>
+        <w:t>THAY ĐỔI:</w:t>
+      </w:r>
+    </w:p>
+    <w:p>
+      <w:pPr>
+        <w:spacing w:after="120"/>
+      </w:pPr>
+      <w:r>
+        <w:rPr>
+          <w:rFonts w:ascii="Times New Roman" w:hAnsi="Times New Roman"/>
+          <w:sz w:val="26"/>
+        </w:rPr>
+        <w:t>- Thêm: 'https://*.ngrok-free.app' vào danh sách allowed origins</w:t>
+      </w:r>
+    </w:p>
+    <w:p>
+      <w:pPr>
+        <w:spacing w:after="120"/>
+      </w:pPr>
+      <w:r>
+        <w:rPr>
+          <w:rFonts w:ascii="Times New Roman" w:hAnsi="Times New Roman"/>
+          <w:sz w:val="26"/>
+        </w:rPr>
+        <w:t>- Thêm: 'https://*.cloudflarengt.com' vào danh sách allowed origins</w:t>
+      </w:r>
+    </w:p>
+    <w:p>
+      <w:pPr>
+        <w:spacing w:after="120"/>
+      </w:pPr>
+      <w:r>
+        <w:rPr>
+          <w:rFonts w:ascii="Times New Roman" w:hAnsi="Times New Roman"/>
+          <w:sz w:val="26"/>
+        </w:rPr>
+        <w:t>- Lý do: Cho phép frontend chạy qua ngrok hoặc cloudflare tunnel</w:t>
+      </w:r>
+    </w:p>
+    <w:p/>
+    <w:p>
+      <w:pPr>
+        <w:spacing w:after="120"/>
+      </w:pPr>
+      <w:r>
+        <w:rPr>
+          <w:rFonts w:ascii="Times New Roman" w:hAnsi="Times New Roman"/>
+          <w:sz w:val="26"/>
+        </w:rPr>
+        <w:t>CODE MỚI:</w:t>
+      </w:r>
+    </w:p>
+    <w:p>
+      <w:pPr>
+        <w:spacing w:after="120"/>
+      </w:pPr>
+      <w:r>
+        <w:rPr>
+          <w:rFonts w:ascii="Times New Roman" w:hAnsi="Times New Roman"/>
+          <w:sz w:val="26"/>
+        </w:rPr>
+        <w:t>configuration.setAllowedOriginPatterns(Arrays.asList(</w:t>
+      </w:r>
+    </w:p>
+    <w:p>
+      <w:pPr>
+        <w:spacing w:after="120"/>
+      </w:pPr>
+      <w:r>
+        <w:rPr>
+          <w:rFonts w:ascii="Times New Roman" w:hAnsi="Times New Roman"/>
+          <w:sz w:val="26"/>
+        </w:rPr>
+        <w:t xml:space="preserve">    "http://localhost:*",</w:t>
+      </w:r>
+    </w:p>
+    <w:p>
+      <w:pPr>
+        <w:spacing w:after="120"/>
+      </w:pPr>
+      <w:r>
+        <w:rPr>
+          <w:rFonts w:ascii="Times New Roman" w:hAnsi="Times New Roman"/>
+          <w:sz w:val="26"/>
+        </w:rPr>
+        <w:t xml:space="preserve">    "http://127.0.0.1:*",</w:t>
+      </w:r>
+    </w:p>
+    <w:p>
+      <w:pPr>
+        <w:spacing w:after="120"/>
+      </w:pPr>
+      <w:r>
+        <w:rPr>
+          <w:rFonts w:ascii="Times New Roman" w:hAnsi="Times New Roman"/>
+          <w:sz w:val="26"/>
+        </w:rPr>
+        <w:t xml:space="preserve">    "https://*.ngrok-free.app",</w:t>
+      </w:r>
+    </w:p>
+    <w:p>
+      <w:pPr>
+        <w:spacing w:after="120"/>
+      </w:pPr>
+      <w:r>
+        <w:rPr>
+          <w:rFonts w:ascii="Times New Roman" w:hAnsi="Times New Roman"/>
+          <w:sz w:val="26"/>
+        </w:rPr>
+        <w:t xml:space="preserve">    "https://*.cloudflarengt.com"</w:t>
+      </w:r>
+    </w:p>
+    <w:p>
+      <w:pPr>
+        <w:spacing w:after="120"/>
+      </w:pPr>
+      <w:r>
+        <w:rPr>
+          <w:rFonts w:ascii="Times New Roman" w:hAnsi="Times New Roman"/>
+          <w:sz w:val="26"/>
+        </w:rPr>
+        <w:t>));</w:t>
+      </w:r>
+    </w:p>
+    <w:p/>
+    <w:p>
+      <w:r>
+        <w:rPr>
+          <w:rFonts w:ascii="Times New Roman" w:hAnsi="Times New Roman"/>
+          <w:b/>
+          <w:sz w:val="26"/>
+        </w:rPr>
+        <w:t>B.2. VNPayService.java - Xử lý trùng lặp IPN</w:t>
+      </w:r>
+    </w:p>
+    <w:p>
+      <w:pPr>
+        <w:spacing w:after="120"/>
+      </w:pPr>
+      <w:r>
+        <w:rPr>
+          <w:rFonts w:ascii="Times New Roman" w:hAnsi="Times New Roman"/>
+          <w:sz w:val="26"/>
+        </w:rPr>
+        <w:lastRenderedPageBreak/>
+        <w:t>THÊM MỚI:</w:t>
+      </w:r>
+    </w:p>
+    <w:p>
+      <w:pPr>
+        <w:spacing w:after="120"/>
+      </w:pPr>
+      <w:r>
+        <w:rPr>
+          <w:rFonts w:ascii="Times New Roman" w:hAnsi="Times New Roman"/>
+          <w:sz w:val="26"/>
+        </w:rPr>
+        <w:t>- Thêm check để tránh update trùng lặp khi VNPAY gọi IPN nhiều lần</w:t>
+      </w:r>
+    </w:p>
+    <w:p>
+      <w:pPr>
+        <w:spacing w:after="120"/>
+      </w:pPr>
+      <w:r>
+        <w:rPr>
+          <w:rFonts w:ascii="Times New Roman" w:hAnsi="Times New Roman"/>
+          <w:sz w:val="26"/>
+        </w:rPr>
+        <w:t>- Nếu đơn đã được thanh toán (PAID) và IPN gửi PAID thì bỏ qua</w:t>
+      </w:r>
+    </w:p>
+    <w:p>
+      <w:pPr>
+        <w:spacing w:after="120"/>
+      </w:pPr>
+      <w:r>
+        <w:rPr>
+          <w:rFonts w:ascii="Times New Roman" w:hAnsi="Times New Roman"/>
+          <w:sz w:val="26"/>
+        </w:rPr>
+        <w:t>- Nếu đơn đã thất bại (FAILED) và IPN gửi FAILED thì bỏ qua</w:t>
+      </w:r>
+    </w:p>
+    <w:p/>
+    <w:p>
+      <w:pPr>
+        <w:spacing w:after="120"/>
+      </w:pPr>
+      <w:r>
+        <w:rPr>
+          <w:rFonts w:ascii="Times New Roman" w:hAnsi="Times New Roman"/>
+          <w:sz w:val="26"/>
+        </w:rPr>
+        <w:t>CODE MỚI:</w:t>
+      </w:r>
+    </w:p>
+    <w:p>
+      <w:pPr>
+        <w:spacing w:after="120"/>
+      </w:pPr>
+      <w:r>
+        <w:rPr>
+          <w:rFonts w:ascii="Times New Roman" w:hAnsi="Times New Roman"/>
+          <w:sz w:val="26"/>
+        </w:rPr>
+        <w:t>// Tránh update trùng lặp IPN - nếu đơn đã được xử lý rồi thì bỏ qua</w:t>
+      </w:r>
+    </w:p>
+    <w:p>
+      <w:pPr>
+        <w:spacing w:after="120"/>
+      </w:pPr>
+      <w:r>
+        <w:rPr>
+          <w:rFonts w:ascii="Times New Roman" w:hAnsi="Times New Roman"/>
+          <w:sz w:val="26"/>
+        </w:rPr>
+        <w:t>if ("PAID".equals(order.getPaymentStatus()) &amp;&amp; "PAID".equals(paymentStatus)) {</w:t>
+      </w:r>
+    </w:p>
+    <w:p>
+      <w:pPr>
+        <w:spacing w:after="120"/>
+      </w:pPr>
+      <w:r>
+        <w:rPr>
+          <w:rFonts w:ascii="Times New Roman" w:hAnsi="Times New Roman"/>
+          <w:sz w:val="26"/>
+        </w:rPr>
+        <w:t xml:space="preserve">    return; // Đơn đã được thanh toán, bỏ qua duplicate IPN</w:t>
+      </w:r>
+    </w:p>
+    <w:p>
+      <w:pPr>
+        <w:spacing w:after="120"/>
+      </w:pPr>
+      <w:r>
+        <w:rPr>
+          <w:rFonts w:ascii="Times New Roman" w:hAnsi="Times New Roman"/>
+          <w:sz w:val="26"/>
+        </w:rPr>
+        <w:t>}</w:t>
+      </w:r>
+    </w:p>
+    <w:p>
+      <w:pPr>
+        <w:spacing w:after="120"/>
+      </w:pPr>
+      <w:r>
+        <w:rPr>
+          <w:rFonts w:ascii="Times New Roman" w:hAnsi="Times New Roman"/>
+          <w:sz w:val="26"/>
+        </w:rPr>
+        <w:t>if ("FAILED".equals(order.getPaymentStatus()) &amp;&amp; "FAILED".equals(paymentStatus)) {</w:t>
+      </w:r>
+    </w:p>
+    <w:p>
+      <w:pPr>
+        <w:spacing w:after="120"/>
+      </w:pPr>
+      <w:r>
+        <w:rPr>
+          <w:rFonts w:ascii="Times New Roman" w:hAnsi="Times New Roman"/>
+          <w:sz w:val="26"/>
+        </w:rPr>
+        <w:t xml:space="preserve">    return; // Đơn đã được đánh dấu thất bại, bỏ qua</w:t>
+      </w:r>
+    </w:p>
+    <w:p>
+      <w:pPr>
+        <w:spacing w:after="120"/>
+      </w:pPr>
+      <w:r>
+        <w:rPr>
+          <w:rFonts w:ascii="Times New Roman" w:hAnsi="Times New Roman"/>
+          <w:sz w:val="26"/>
+        </w:rPr>
+        <w:t>}</w:t>
+      </w:r>
+    </w:p>
+    <w:p/>
+    <w:p>
+      <w:r>
+        <w:rPr>
+          <w:rFonts w:ascii="Times New Roman" w:hAnsi="Times New Roman"/>
+          <w:b/>
+          <w:sz w:val="28"/>
+        </w:rPr>
+        <w:t>C. HƯỚNG DẪN KHAI THÁC VNPAY DÀI HẠN</w:t>
+      </w:r>
+    </w:p>
+    <w:p>
+      <w:pPr>
+        <w:spacing w:after="120"/>
+      </w:pPr>
+      <w:r>
+        <w:rPr>
+          <w:rFonts w:ascii="Times New Roman" w:hAnsi="Times New Roman"/>
+          <w:sz w:val="26"/>
+        </w:rPr>
+        <w:t>C.1. Ngrok có Authtoken (Miễn phí - Cải thiện)</w:t>
+      </w:r>
+    </w:p>
+    <w:p>
+      <w:pPr>
+        <w:spacing w:after="120"/>
+      </w:pPr>
+      <w:r>
+        <w:rPr>
+          <w:rFonts w:ascii="Times New Roman" w:hAnsi="Times New Roman"/>
+          <w:sz w:val="26"/>
+        </w:rPr>
+        <w:t xml:space="preserve">   # Đăng ký tài khoản tại ngrok.com (miễn phí)</w:t>
+      </w:r>
+    </w:p>
+    <w:p>
+      <w:pPr>
+        <w:spacing w:after="120"/>
+      </w:pPr>
+      <w:r>
+        <w:rPr>
+          <w:rFonts w:ascii="Times New Roman" w:hAnsi="Times New Roman"/>
+          <w:sz w:val="26"/>
+        </w:rPr>
+        <w:t xml:space="preserve">   # Lấy authtoken từ dashboard</w:t>
+      </w:r>
+    </w:p>
+    <w:p>
+      <w:pPr>
+        <w:spacing w:after="120"/>
+      </w:pPr>
+      <w:r>
+        <w:rPr>
+          <w:rFonts w:ascii="Times New Roman" w:hAnsi="Times New Roman"/>
+          <w:sz w:val="26"/>
+        </w:rPr>
+        <w:t xml:space="preserve">   ngrok config add-authtoken YOUR_AUTHTOKEN</w:t>
+      </w:r>
+    </w:p>
+    <w:p>
+      <w:pPr>
+        <w:spacing w:after="120"/>
+      </w:pPr>
+      <w:r>
+        <w:rPr>
+          <w:rFonts w:ascii="Times New Roman" w:hAnsi="Times New Roman"/>
+          <w:sz w:val="26"/>
+        </w:rPr>
+        <w:t xml:space="preserve">   # Chạy với subdomain cố định</w:t>
+      </w:r>
+    </w:p>
+    <w:p>
+      <w:pPr>
+        <w:spacing w:after="120"/>
+      </w:pPr>
+      <w:r>
+        <w:rPr>
+          <w:rFonts w:ascii="Times New Roman" w:hAnsi="Times New Roman"/>
+          <w:sz w:val="26"/>
+        </w:rPr>
+        <w:t xml:space="preserve">   ngrok http 8080 --domain=your-subdomain.ngrok-free.app</w:t>
+      </w:r>
+    </w:p>
+    <w:p/>
+    <w:p>
+      <w:pPr>
+        <w:spacing w:after="120"/>
+      </w:pPr>
+      <w:r>
+        <w:rPr>
+          <w:rFonts w:ascii="Times New Roman" w:hAnsi="Times New Roman"/>
+          <w:sz w:val="26"/>
+        </w:rPr>
+        <w:t>C.2. Cloudflare Tunnel (Miễn phí - Khuyến nghị)</w:t>
+      </w:r>
+    </w:p>
+    <w:p>
+      <w:pPr>
+        <w:spacing w:after="120"/>
+      </w:pPr>
+      <w:r>
+        <w:rPr>
+          <w:rFonts w:ascii="Times New Roman" w:hAnsi="Times New Roman"/>
+          <w:sz w:val="26"/>
+        </w:rPr>
+        <w:t xml:space="preserve">   # Cài đặt cloudflared</w:t>
+      </w:r>
+    </w:p>
+    <w:p>
+      <w:pPr>
+        <w:spacing w:after="120"/>
+      </w:pPr>
+      <w:r>
+        <w:rPr>
+          <w:rFonts w:ascii="Times New Roman" w:hAnsi="Times New Roman"/>
+          <w:sz w:val="26"/>
+        </w:rPr>
+        <w:t xml:space="preserve">   # Đăng ký Cloudflare Zero Trust (miễn phí)</w:t>
+      </w:r>
+    </w:p>
+    <w:p>
+      <w:pPr>
+        <w:spacing w:after="120"/>
+      </w:pPr>
+      <w:r>
+        <w:rPr>
+          <w:rFonts w:ascii="Times New Roman" w:hAnsi="Times New Roman"/>
+          <w:sz w:val="26"/>
+        </w:rPr>
+        <w:t xml:space="preserve">   cloudflared tunnel --url http://localhost:8080</w:t>
+      </w:r>
+    </w:p>
+    <w:p>
+      <w:pPr>
+        <w:spacing w:after="120"/>
+      </w:pPr>
+      <w:r>
+        <w:rPr>
+          <w:rFonts w:ascii="Times New Roman" w:hAnsi="Times New Roman"/>
+          <w:sz w:val="26"/>
+        </w:rPr>
+        <w:lastRenderedPageBreak/>
+        <w:t xml:space="preserve">   Lợi ích: Domain cố định, không đổi, không giới hạn thời gian</w:t>
+      </w:r>
+    </w:p>
+    <w:p/>
+    <w:p>
+      <w:pPr>
+        <w:spacing w:after="120"/>
+      </w:pPr>
+      <w:r>
+        <w:rPr>
+          <w:rFonts w:ascii="Times New Roman" w:hAnsi="Times New Roman"/>
+          <w:sz w:val="26"/>
+        </w:rPr>
+        <w:t>C.3. LocalTunnel (Miễn phí)</w:t>
+      </w:r>
+    </w:p>
+    <w:p>
+      <w:pPr>
+        <w:spacing w:after="120"/>
+      </w:pPr>
+      <w:r>
+        <w:rPr>
+          <w:rFonts w:ascii="Times New Roman" w:hAnsi="Times New Roman"/>
+          <w:sz w:val="26"/>
+        </w:rPr>
+        <w:t xml:space="preserve">   npx localtunnel --port 8080</w:t>
+      </w:r>
+    </w:p>
+    <w:p>
+      <w:pPr>
+        <w:spacing w:after="120"/>
+      </w:pPr>
+      <w:r>
+        <w:rPr>
+          <w:rFonts w:ascii="Times New Roman" w:hAnsi="Times New Roman"/>
+          <w:sz w:val="26"/>
+        </w:rPr>
+        <w:t xml:space="preserve">   - URL có thể đoán được nhưng ổn định</w:t>
+      </w:r>
+    </w:p>
+    <w:p/>
+    <w:p>
+      <w:pPr>
+        <w:spacing w:after="120"/>
+      </w:pPr>
+      <w:r>
+        <w:rPr>
+          <w:rFonts w:ascii="Times New Roman" w:hAnsi="Times New Roman"/>
+          <w:sz w:val="26"/>
+        </w:rPr>
+        <w:t>C.4. Deploy lên Server (Tốt nhất cho production)</w:t>
+      </w:r>
+    </w:p>
+    <w:p>
+      <w:pPr>
+        <w:spacing w:after="120"/>
+      </w:pPr>
+      <w:r>
+        <w:rPr>
+          <w:rFonts w:ascii="Times New Roman" w:hAnsi="Times New Roman"/>
+          <w:sz w:val="26"/>
+        </w:rPr>
+        <w:t xml:space="preserve">   - Railway, Render, Heroku, VPS... có domain cố định</w:t>
+      </w:r>
+    </w:p>
+    <w:p>
+      <w:pPr>
+        <w:spacing w:after="120"/>
+      </w:pPr>
+      <w:r>
+        <w:rPr>
+          <w:rFonts w:ascii="Times New Roman" w:hAnsi="Times New Roman"/>
+          <w:sz w:val="26"/>
+        </w:rPr>
+        <w:t xml:space="preserve">   - Phù hợp cho ứng dụng thực tế, không cần ngrok</w:t>
+      </w:r>
+    </w:p>
+    <w:p/>
+    <w:p>
+      <w:r>
+        <w:rPr>
+          <w:rFonts w:ascii="Times New Roman" w:hAnsi="Times New Roman"/>
+          <w:b/>
+          <w:sz w:val="28"/>
+        </w:rPr>
+        <w:t>D. LƯU Ý KHI TEST VNPAY</w:t>
+      </w:r>
+    </w:p>
+    <w:p>
+      <w:pPr>
+        <w:spacing w:after="120"/>
+      </w:pPr>
+      <w:r>
+        <w:rPr>
+          <w:rFonts w:ascii="Times New Roman" w:hAnsi="Times New Roman"/>
+          <w:sz w:val="26"/>
+        </w:rPr>
+        <w:t>1. Kiểm tra ngrok còn sống:</w:t>
+      </w:r>
+    </w:p>
+    <w:p>
+      <w:pPr>
+        <w:spacing w:after="120"/>
+      </w:pPr>
+      <w:r>
+        <w:rPr>
+          <w:rFonts w:ascii="Times New Roman" w:hAnsi="Times New Roman"/>
+          <w:sz w:val="26"/>
+        </w:rPr>
+        <w:t xml:space="preserve">   - Mở trình duyệt: http://127.0.0.1:4040</w:t>
+      </w:r>
+    </w:p>
+    <w:p>
+      <w:pPr>
+        <w:spacing w:after="120"/>
+      </w:pPr>
+      <w:r>
+        <w:rPr>
+          <w:rFonts w:ascii="Times New Roman" w:hAnsi="Times New Roman"/>
+          <w:sz w:val="26"/>
+        </w:rPr>
+        <w:t xml:space="preserve">   - So sánh URL Forwarding với application.yaml</w:t>
+      </w:r>
+    </w:p>
+    <w:p/>
+    <w:p>
+      <w:pPr>
+        <w:spacing w:after="120"/>
+      </w:pPr>
+      <w:r>
+        <w:rPr>
+          <w:rFonts w:ascii="Times New Roman" w:hAnsi="Times New Roman"/>
+          <w:sz w:val="26"/>
+        </w:rPr>
+        <w:t>2. Nếu URL khác nhau:</w:t>
+      </w:r>
+    </w:p>
+    <w:p>
+      <w:pPr>
+        <w:spacing w:after="120"/>
+      </w:pPr>
+      <w:r>
+        <w:rPr>
+          <w:rFonts w:ascii="Times New Roman" w:hAnsi="Times New Roman"/>
+          <w:sz w:val="26"/>
+        </w:rPr>
+        <w:t xml:space="preserve">   - Cập nhật application.yaml với URL mới</w:t>
+      </w:r>
+    </w:p>
+    <w:p>
+      <w:pPr>
+        <w:spacing w:after="120"/>
+      </w:pPr>
+      <w:r>
+        <w:rPr>
+          <w:rFonts w:ascii="Times New Roman" w:hAnsi="Times New Roman"/>
+          <w:sz w:val="26"/>
+        </w:rPr>
+        <w:t xml:space="preserve">   - Restart Spring Boot</w:t>
+      </w:r>
+    </w:p>
+    <w:p/>
+    <w:p>
+      <w:pPr>
+        <w:spacing w:after="120"/>
+      </w:pPr>
+      <w:r>
+        <w:rPr>
+          <w:rFonts w:ascii="Times New Roman" w:hAnsi="Times New Roman"/>
+          <w:sz w:val="26"/>
+        </w:rPr>
+        <w:t>3. Nếu backend đã restart:</w:t>
+      </w:r>
+    </w:p>
+    <w:p>
+      <w:pPr>
+        <w:spacing w:after="120"/>
+      </w:pPr>
+      <w:r>
+        <w:rPr>
+          <w:rFonts w:ascii="Times New Roman" w:hAnsi="Times New Roman"/>
+          <w:sz w:val="26"/>
+        </w:rPr>
+        <w:t xml:space="preserve">   - Phải chạy mvnw clean compile nếu có lỗi bean</w:t>
+      </w:r>
+    </w:p>
+    <w:p/>
+    <w:p>
+      <w:pPr>
+        <w:spacing w:after="120"/>
+      </w:pPr>
+      <w:r>
+        <w:rPr>
+          <w:rFonts w:ascii="Times New Roman" w:hAnsi="Times New Roman"/>
+          <w:sz w:val="26"/>
+        </w:rPr>
+        <w:t>4. Test card VNPay Sandbox:</w:t>
+      </w:r>
+    </w:p>
+    <w:p>
+      <w:pPr>
+        <w:spacing w:after="120"/>
+      </w:pPr>
+      <w:r>
+        <w:rPr>
+          <w:rFonts w:ascii="Times New Roman" w:hAnsi="Times New Roman"/>
+          <w:sz w:val="26"/>
+        </w:rPr>
+        <w:t xml:space="preserve">   - NCB | 9704198526191432198 | NGUYEN VAN A | 07/15 | OTP: 123456</w:t>
+      </w:r>
+    </w:p>
+    <w:p/>
+    <w:p>
+      <w:r>
+        <w:rPr>
+          <w:rFonts w:ascii="Times New Roman" w:hAnsi="Times New Roman"/>
+          <w:b/>
+          <w:sz w:val="28"/>
+        </w:rPr>
+        <w:t>E. TÓM TẮT KIẾN THỨC ÔN LUYỆN VẤN ĐÁP</w:t>
+      </w:r>
+    </w:p>
+    <w:p>
+      <w:pPr>
+        <w:spacing w:after="120"/>
+      </w:pPr>
+      <w:r>
+        <w:rPr>
+          <w:rFonts w:ascii="Times New Roman" w:hAnsi="Times New Roman"/>
+          <w:sz w:val="26"/>
+        </w:rPr>
+        <w:t>1. VNPAY INTEGRATION (Tích hợp thanh toán VNPay)</w:t>
+      </w:r>
+    </w:p>
+    <w:p>
+      <w:pPr>
+        <w:spacing w:after="120"/>
+      </w:pPr>
+      <w:r>
+        <w:rPr>
+          <w:rFonts w:ascii="Times New Roman" w:hAnsi="Times New Roman"/>
+          <w:sz w:val="26"/>
+        </w:rPr>
+        <w:lastRenderedPageBreak/>
+        <w:t xml:space="preserve">   - Khái niệm: Cổng thanh toán trung gian (payment gateway)</w:t>
+      </w:r>
+    </w:p>
+    <w:p>
+      <w:pPr>
+        <w:spacing w:after="120"/>
+      </w:pPr>
+      <w:r>
+        <w:rPr>
+          <w:rFonts w:ascii="Times New Roman" w:hAnsi="Times New Roman"/>
+          <w:sz w:val="26"/>
+        </w:rPr>
+        <w:t xml:space="preserve">   - Quy trình: Client -&gt; BE tạo URL -&gt; Redirect VNPay -&gt; Thanh toán</w:t>
+      </w:r>
+    </w:p>
+    <w:p>
+      <w:pPr>
+        <w:spacing w:after="120"/>
+      </w:pPr>
+      <w:r>
+        <w:rPr>
+          <w:rFonts w:ascii="Times New Roman" w:hAnsi="Times New Roman"/>
+          <w:sz w:val="26"/>
+        </w:rPr>
+        <w:t xml:space="preserve">              -&gt; VNPay callback (IPN/Return) -&gt; BE cập nhật trạng thái</w:t>
+      </w:r>
+    </w:p>
+    <w:p>
+      <w:pPr>
+        <w:spacing w:after="120"/>
+      </w:pPr>
+      <w:r>
+        <w:rPr>
+          <w:rFonts w:ascii="Times New Roman" w:hAnsi="Times New Roman"/>
+          <w:sz w:val="26"/>
+        </w:rPr>
+        <w:t xml:space="preserve">   - Kỹ thuật: HMAC-SHA512 mã hóa signature, URL params sorted alphabetically</w:t>
+      </w:r>
+    </w:p>
+    <w:p/>
+    <w:p>
+      <w:pPr>
+        <w:spacing w:after="120"/>
+      </w:pPr>
+      <w:r>
+        <w:rPr>
+          <w:rFonts w:ascii="Times New Roman" w:hAnsi="Times New Roman"/>
+          <w:sz w:val="26"/>
+        </w:rPr>
+        <w:t>2. SECURITY CONFIGURATION (Cấu hình bảo mật)</w:t>
+      </w:r>
+    </w:p>
+    <w:p>
+      <w:pPr>
+        <w:spacing w:after="120"/>
+      </w:pPr>
+      <w:r>
+        <w:rPr>
+          <w:rFonts w:ascii="Times New Roman" w:hAnsi="Times New Roman"/>
+          <w:sz w:val="26"/>
+        </w:rPr>
+        <w:t xml:space="preserve">   - CORS: Cross-Origin Resource Sharing - cho phép frontend/backend giao tiếp</w:t>
+      </w:r>
+    </w:p>
+    <w:p>
+      <w:pPr>
+        <w:spacing w:after="120"/>
+      </w:pPr>
+      <w:r>
+        <w:rPr>
+          <w:rFonts w:ascii="Times New Roman" w:hAnsi="Times New Roman"/>
+          <w:sz w:val="26"/>
+        </w:rPr>
+        <w:t xml:space="preserve">   - PermitAll: Cho phép truy cập không cần xác thực</w:t>
+      </w:r>
+    </w:p>
+    <w:p>
+      <w:pPr>
+        <w:spacing w:after="120"/>
+      </w:pPr>
+      <w:r>
+        <w:rPr>
+          <w:rFonts w:ascii="Times New Roman" w:hAnsi="Times New Roman"/>
+          <w:sz w:val="26"/>
+        </w:rPr>
+        <w:t xml:space="preserve">   - JwtUtils: Tạo và xác minh JWT token</w:t>
+      </w:r>
+    </w:p>
+    <w:p/>
+    <w:p>
+      <w:pPr>
+        <w:spacing w:after="120"/>
+      </w:pPr>
+      <w:r>
+        <w:rPr>
+          <w:rFonts w:ascii="Times New Roman" w:hAnsi="Times New Roman"/>
+          <w:sz w:val="26"/>
+        </w:rPr>
+        <w:t>3. IDEMPOTENCY (Xử lý trùng lặp)</w:t>
+      </w:r>
+    </w:p>
+    <w:p>
+      <w:pPr>
+        <w:spacing w:after="120"/>
+      </w:pPr>
+      <w:r>
+        <w:rPr>
+          <w:rFonts w:ascii="Times New Roman" w:hAnsi="Times New Roman"/>
+          <w:sz w:val="26"/>
+        </w:rPr>
+        <w:t xml:space="preserve">   - Khái niệm: Đảm bảo operation có thể gọi nhiều lần mà kết quả như nhau</w:t>
+      </w:r>
+    </w:p>
+    <w:p>
+      <w:pPr>
+        <w:spacing w:after="120"/>
+      </w:pPr>
+      <w:r>
+        <w:rPr>
+          <w:rFonts w:ascii="Times New Roman" w:hAnsi="Times New Roman"/>
+          <w:sz w:val="26"/>
+        </w:rPr>
+        <w:t xml:space="preserve">   - Ứng dụng: IPN callback có thể gọi nhiều lần, cần check trước khi update</w:t>
+      </w:r>
+    </w:p>
+    <w:p/>
+    <w:p>
+      <w:pPr>
+        <w:spacing w:after="120"/>
+      </w:pPr>
+      <w:r>
+        <w:rPr>
+          <w:rFonts w:ascii="Times New Roman" w:hAnsi="Times New Roman"/>
+          <w:sz w:val="26"/>
+        </w:rPr>
+        <w:t>4. NGROK / TUNNELING</w:t>
+      </w:r>
+    </w:p>
+    <w:p>
+      <w:pPr>
+        <w:spacing w:after="120"/>
+      </w:pPr>
+      <w:r>
+        <w:rPr>
+          <w:rFonts w:ascii="Times New Roman" w:hAnsi="Times New Roman"/>
+          <w:sz w:val="26"/>
+        </w:rPr>
+        <w:t xml:space="preserve">   - Khái niệm: Tạo public URL để truy cập localhost từ bên ngoài</w:t>
+      </w:r>
+    </w:p>
+    <w:p>
+      <w:pPr>
+        <w:spacing w:after="120"/>
+      </w:pPr>
+      <w:r>
+        <w:rPr>
+          <w:rFonts w:ascii="Times New Roman" w:hAnsi="Times New Roman"/>
+          <w:sz w:val="26"/>
+        </w:rPr>
+        <w:t xml:space="preserve">   - Sử dụng: Test webhook, payment callback, mobile testing</w:t>
+      </w:r>
+    </w:p>
+    <w:p>
+      <w:pPr>
+        <w:spacing w:after="120"/>
+      </w:pPr>
+      <w:r>
+        <w:rPr>
+          <w:rFonts w:ascii="Times New Roman" w:hAnsi="Times New Roman"/>
+          <w:sz w:val="26"/>
+        </w:rPr>
+        <w:t xml:space="preserve">   - Hạn chế: URL thay đổi (nếu không có authtoken)</w:t>
+      </w:r>
+    </w:p>
+    <w:p/>
+    <w:p>
+      <w:pPr>
+        <w:spacing w:after="120"/>
+      </w:pPr>
+      <w:r>
+        <w:rPr>
+          <w:rFonts w:ascii="Times New Roman" w:hAnsi="Times New Roman"/>
+          <w:sz w:val="26"/>
+        </w:rPr>
+        <w:t>5. GUEST CHECKOUT (Đặt hàng không đăng nhập)</w:t>
+      </w:r>
+    </w:p>
+    <w:p>
+      <w:pPr>
+        <w:spacing w:after="120"/>
+      </w:pPr>
+      <w:r>
+        <w:rPr>
+          <w:rFonts w:ascii="Times New Roman" w:hAnsi="Times New Roman"/>
+          <w:sz w:val="26"/>
+        </w:rPr>
+        <w:t xml:space="preserve">   - Khái niệm: Đặt hàng không cần đăng nhập</w:t>
+      </w:r>
+    </w:p>
+    <w:p>
+      <w:pPr>
+        <w:spacing w:after="120"/>
+        <w:rPr>
+          <w:rFonts w:ascii="Times New Roman" w:hAnsi="Times New Roman"/>
+          <w:sz w:val="26"/>
+        </w:rPr>
+      </w:pPr>
+      <w:r>
+        <w:rPr>
+          <w:rFonts w:ascii="Times New Roman" w:hAnsi="Times New Roman"/>
+          <w:sz w:val="26"/>
+        </w:rPr>
+        <w:t xml:space="preserve">   - Kỹ thuật: user_id nullable, session/cookie để lưu tạm thời</w:t>
+      </w:r>
+    </w:p>
+    <w:p>
+      <w:pPr>
+        <w:spacing w:after="120"/>
+        <w:rPr>
+          <w:rFonts w:ascii="Times New Roman" w:hAnsi="Times New Roman"/>
+          <w:sz w:val="26"/>
+        </w:rPr>
+      </w:pPr>
+    </w:p>
+    <w:p>
+      <w:pPr>
+        <w:spacing w:after="120"/>
+      </w:pPr>
+      <w:r>
+        <w:t># =====================================================</w:t>
+      </w:r>
+    </w:p>
+    <w:p>
+      <w:pPr>
+        <w:spacing w:after="120"/>
+      </w:pPr>
+      <w:r>
+        <w:t># NỘI DUNG CẦN THÊM VÀO BAO CAO - Ngay 15/05/2026</w:t>
+      </w:r>
+    </w:p>
+    <w:p>
+      <w:pPr>
+        <w:spacing w:after="120"/>
+      </w:pPr>
+      <w:r>
+        <w:t># =====================================================</w:t>
+      </w:r>
+    </w:p>
+    <w:p>
+      <w:pPr>
+        <w:spacing w:after="120"/>
+      </w:pPr>
+    </w:p>
+    <w:p>
+      <w:pPr>
+        <w:spacing w:after="120"/>
+      </w:pPr>
+      <w:r>
+        <w:lastRenderedPageBreak/>
+        <w:t>## PHẦN CẬP NHẬT: Issue #3 - Lưu Đơn hàng &amp; Đồng bộ Tồn kho (INVENTORY)</w:t>
+      </w:r>
+    </w:p>
+    <w:p>
+      <w:pPr>
+        <w:spacing w:after="120"/>
+      </w:pPr>
+    </w:p>
+    <w:p>
+      <w:pPr>
+        <w:spacing w:after="120"/>
+      </w:pPr>
+      <w:r>
+        <w:t>### 1. Mô tả Issue</w:t>
+      </w:r>
+    </w:p>
+    <w:p>
+      <w:pPr>
+        <w:spacing w:after="120"/>
+      </w:pPr>
+      <w:r>
+        <w:t>- Giỏ hàng hiện tại chỉ nằm ở trình duyệt (local)</w:t>
+      </w:r>
+    </w:p>
+    <w:p>
+      <w:pPr>
+        <w:spacing w:after="120"/>
+      </w:pPr>
+      <w:r>
+        <w:t>- Khi người dùng bấm Đặt hàng, dữ liệu đã được đẩy xuống DB</w:t>
+      </w:r>
+    </w:p>
+    <w:p>
+      <w:pPr>
+        <w:spacing w:after="120"/>
+      </w:pPr>
+      <w:r>
+        <w:t>- Đã xử lý nghiệp vụ trừ số lượng tồn kho để tránh tình trạng bán khối</w:t>
+      </w:r>
+    </w:p>
+    <w:p>
+      <w:pPr>
+        <w:spacing w:after="120"/>
+      </w:pPr>
+    </w:p>
+    <w:p>
+      <w:pPr>
+        <w:spacing w:after="120"/>
+      </w:pPr>
+      <w:r>
+        <w:t>### 2. Các thay đổi Backend</w:t>
+      </w:r>
+    </w:p>
+    <w:p>
+      <w:pPr>
+        <w:spacing w:after="120"/>
+      </w:pPr>
+    </w:p>
+    <w:p>
+      <w:pPr>
+        <w:spacing w:after="120"/>
+      </w:pPr>
+      <w:r>
+        <w:t>#### A. OrderServiceImpl.java</w:t>
+      </w:r>
+    </w:p>
+    <w:p>
+      <w:pPr>
+        <w:spacing w:after="120"/>
+      </w:pPr>
+      <w:r>
+        <w:t>- Thêm annotation @Transactional cho các method tạo/cập nhật đơn hàng</w:t>
+      </w:r>
+    </w:p>
+    <w:p>
+      <w:pPr>
+        <w:spacing w:after="120"/>
+      </w:pPr>
+      <w:r>
+        <w:t>- Thêm logic kiểm tra và trừ tồn kho khi tạo đơn hàng (createOrder và createGuestOrder):</w:t>
+      </w:r>
+    </w:p>
+    <w:p>
+      <w:pPr>
+        <w:spacing w:after="120"/>
+      </w:pPr>
+      <w:r>
+        <w:t>  ```java</w:t>
+      </w:r>
+    </w:p>
+    <w:p>
+      <w:pPr>
+        <w:spacing w:after="120"/>
+      </w:pPr>
+      <w:r>
+        <w:t xml:space="preserve">  </w:t>
+      </w:r>
+      <w:r>
+        <w:rPr>
+          <w:i/>
+          <w:iCs/>
+        </w:rPr>
+        <w:t>// Kiểm tra đủ hàng không</w:t>
+      </w:r>
+    </w:p>
+    <w:p>
+      <w:pPr>
+        <w:spacing w:after="120"/>
+      </w:pPr>
+      <w:r>
+        <w:t>  if (product.getStockQuantity() &lt; itemReq.getQuantity()) {</w:t>
+      </w:r>
+    </w:p>
+    <w:p>
+      <w:pPr>
+        <w:spacing w:after="120"/>
+      </w:pPr>
+      <w:r>
+        <w:t>      throw new IllegalArgumentException("Sản phẩm '" + product.getName() + "' chỉ còn...");</w:t>
+      </w:r>
+    </w:p>
+    <w:p>
+      <w:pPr>
+        <w:spacing w:after="120"/>
+      </w:pPr>
+      <w:r>
+        <w:t>  }</w:t>
+      </w:r>
+    </w:p>
+    <w:p>
+      <w:pPr>
+        <w:spacing w:after="120"/>
+      </w:pPr>
+      <w:r>
+        <w:t xml:space="preserve">  </w:t>
+      </w:r>
+      <w:r>
+        <w:rPr>
+          <w:i/>
+          <w:iCs/>
+        </w:rPr>
+        <w:t>// Trừ stock</w:t>
+      </w:r>
+    </w:p>
+    <w:p>
+      <w:pPr>
+        <w:spacing w:after="120"/>
+      </w:pPr>
+      <w:r>
+        <w:t>  product.setStockQuantity(product.getStockQuantity() - itemReq.getQuantity());</w:t>
+      </w:r>
+    </w:p>
+    <w:p>
+      <w:pPr>
+        <w:spacing w:after="120"/>
+      </w:pPr>
+      <w:r>
+        <w:t>  productRepository.save(product);</w:t>
+      </w:r>
+    </w:p>
+    <w:p>
+      <w:pPr>
+        <w:spacing w:after="120"/>
+      </w:pPr>
+      <w:r>
+        <w:t>  ```</w:t>
+      </w:r>
+    </w:p>
+    <w:p>
+      <w:pPr>
+        <w:spacing w:after="120"/>
+      </w:pPr>
+      <w:r>
+        <w:t>- Thêm logic hoàn tồn kho khi hủy đơn (CANCELLED):</w:t>
+      </w:r>
+    </w:p>
+    <w:p>
+      <w:pPr>
+        <w:spacing w:after="120"/>
+      </w:pPr>
+      <w:r>
+        <w:t>  ```java</w:t>
+      </w:r>
+    </w:p>
+    <w:p>
+      <w:pPr>
+        <w:spacing w:after="120"/>
+      </w:pPr>
+      <w:r>
+        <w:t>  if ("CANCELLED".equals(request.getStatus()) &amp;&amp; !"CANCELLED".equals(oldStatus)) {</w:t>
+      </w:r>
+    </w:p>
+    <w:p>
+      <w:pPr>
+        <w:spacing w:after="120"/>
+      </w:pPr>
+      <w:r>
+        <w:t>      for (OrderItem item : order.getItems()) {</w:t>
+      </w:r>
+    </w:p>
+    <w:p>
+      <w:pPr>
+        <w:spacing w:after="120"/>
+      </w:pPr>
+      <w:r>
+        <w:t>          product.setStockQuantity(product.getStockQuantity() + item.getQuantity());</w:t>
+      </w:r>
+    </w:p>
+    <w:p>
+      <w:pPr>
+        <w:spacing w:after="120"/>
+      </w:pPr>
+      <w:r>
+        <w:t>          productRepository.save(product);</w:t>
+      </w:r>
+    </w:p>
+    <w:p>
+      <w:pPr>
+        <w:spacing w:after="120"/>
+      </w:pPr>
+      <w:r>
+        <w:t>      }</w:t>
+      </w:r>
+    </w:p>
+    <w:p>
+      <w:pPr>
+        <w:spacing w:after="120"/>
+      </w:pPr>
+      <w:r>
+        <w:t>  }</w:t>
+      </w:r>
+    </w:p>
+    <w:p>
+      <w:pPr>
+        <w:spacing w:after="120"/>
+      </w:pPr>
+      <w:r>
+        <w:t>  ```</w:t>
+      </w:r>
+    </w:p>
+    <w:p>
+      <w:pPr>
+        <w:spacing w:after="120"/>
+      </w:pPr>
+    </w:p>
+    <w:p>
+      <w:pPr>
+        <w:spacing w:after="120"/>
+      </w:pPr>
+      <w:r>
+        <w:lastRenderedPageBreak/>
+        <w:t>#### B. OrderController.java - Thêm endpoints mới</w:t>
+      </w:r>
+    </w:p>
+    <w:p>
+      <w:pPr>
+        <w:spacing w:after="120"/>
+      </w:pPr>
+      <w:r>
+        <w:t>- `GET /api/orders/{id}` - Lấy chi tiết đơn hàng</w:t>
+      </w:r>
+    </w:p>
+    <w:p>
+      <w:pPr>
+        <w:spacing w:after="120"/>
+      </w:pPr>
+      <w:r>
+        <w:t>- `PUT /api/orders/{id}/cancel` - User hủy đơn</w:t>
+      </w:r>
+    </w:p>
+    <w:p>
+      <w:pPr>
+        <w:spacing w:after="120"/>
+      </w:pPr>
+      <w:r>
+        <w:t>- `PUT /api/orders/{id}/status` - Admin cập nhật trạng thái đơn hàng</w:t>
+      </w:r>
+    </w:p>
+    <w:p>
+      <w:pPr>
+        <w:spacing w:after="120"/>
+      </w:pPr>
+    </w:p>
+    <w:p>
+      <w:pPr>
+        <w:spacing w:after="120"/>
+      </w:pPr>
+      <w:r>
+        <w:t>### 3. Các thay đổi Frontend</w:t>
+      </w:r>
+    </w:p>
+    <w:p>
+      <w:pPr>
+        <w:spacing w:after="120"/>
+      </w:pPr>
+    </w:p>
+    <w:p>
+      <w:pPr>
+        <w:spacing w:after="120"/>
+      </w:pPr>
+      <w:r>
+        <w:t>#### A. utils/api.js - Thêm API functions</w:t>
+      </w:r>
+    </w:p>
+    <w:p>
+      <w:pPr>
+        <w:spacing w:after="120"/>
+      </w:pPr>
+      <w:r>
+        <w:t>- `apiGetOrderById(orderId)` - Lấy đơn hàng theo ID</w:t>
+      </w:r>
+    </w:p>
+    <w:p>
+      <w:pPr>
+        <w:spacing w:after="120"/>
+      </w:pPr>
+      <w:r>
+        <w:t>- `apiCancelOrder(orderId)` - Hủy đơn hàng (User)</w:t>
+      </w:r>
+    </w:p>
+    <w:p>
+      <w:pPr>
+        <w:spacing w:after="120"/>
+      </w:pPr>
+    </w:p>
+    <w:p>
+      <w:pPr>
+        <w:spacing w:after="120"/>
+      </w:pPr>
+      <w:r>
+        <w:t>#### B. OrderPage.jsx - Cải tiến</w:t>
+      </w:r>
+    </w:p>
+    <w:p>
+      <w:pPr>
+        <w:spacing w:after="120"/>
+      </w:pPr>
+      <w:r>
+        <w:t>- Thêm nút "Hủy đơn" cho đơn hàng ở trạng thái PENDING</w:t>
+      </w:r>
+    </w:p>
+    <w:p>
+      <w:pPr>
+        <w:spacing w:after="120"/>
+      </w:pPr>
+      <w:r>
+        <w:t>- Thêm dialog xác nhận hủy đơn với giao diện đẹp</w:t>
+      </w:r>
+    </w:p>
+    <w:p>
+      <w:pPr>
+        <w:spacing w:after="120"/>
+      </w:pPr>
+      <w:r>
+        <w:t>- Toast thông báo khi hủy thành công</w:t>
+      </w:r>
+    </w:p>
+    <w:p>
+      <w:pPr>
+        <w:spacing w:after="120"/>
+      </w:pPr>
+      <w:r>
+        <w:t>- Filter đơn hàng theo trạng thái (Tất cả, Chờ xác nhận, Đã xác nhận, Đang giao, Đã nhận, Đã hủy)</w:t>
+      </w:r>
+    </w:p>
+    <w:p>
+      <w:pPr>
+        <w:spacing w:after="120"/>
+      </w:pPr>
+      <w:r>
+        <w:t>- Hiển thị tổng số đơn hàng</w:t>
+      </w:r>
+    </w:p>
+    <w:p>
+      <w:pPr>
+        <w:spacing w:after="120"/>
+      </w:pPr>
+    </w:p>
+    <w:p>
+      <w:pPr>
+        <w:spacing w:after="120"/>
+      </w:pPr>
+      <w:r>
+        <w:t>### 4. Luồng hoạt động</w:t>
+      </w:r>
+    </w:p>
+    <w:p>
+      <w:pPr>
+        <w:spacing w:after="120"/>
+      </w:pPr>
+    </w:p>
+    <w:p>
+      <w:pPr>
+        <w:spacing w:after="120"/>
+      </w:pPr>
+      <w:r>
+        <w:t>1. **User đặt hàng** → Tồn kho tự động trừ</w:t>
+      </w:r>
+    </w:p>
+    <w:p>
+      <w:pPr>
+        <w:spacing w:after="120"/>
+      </w:pPr>
+      <w:r>
+        <w:t>2. **User bấm "Hủy đơn"** (trạng thái PENDING) → Dialog xác nhận → Tồn kho tự động hoàn lại</w:t>
+      </w:r>
+    </w:p>
+    <w:p>
+      <w:pPr>
+        <w:spacing w:after="120"/>
+      </w:pPr>
+      <w:r>
+        <w:t>3. **Admin hủy đơn** → Tồn kho tự động hoàn lại</w:t>
+      </w:r>
+    </w:p>
+    <w:p>
+      <w:pPr>
+        <w:spacing w:after="120"/>
+      </w:pPr>
+    </w:p>
+    <w:p>
+      <w:pPr>
+        <w:spacing w:after="120"/>
+      </w:pPr>
+      <w:r>
+        <w:t>### 5. Test data đã tạo</w:t>
+      </w:r>
+    </w:p>
+    <w:p>
+      <w:pPr>
+        <w:spacing w:after="120"/>
+      </w:pPr>
+      <w:r>
+        <w:t>- 10 đơn hàng PENDING (ORD-PEND001 ~ ORD-PEND010)</w:t>
+      </w:r>
+    </w:p>
+    <w:p>
+      <w:pPr>
+        <w:spacing w:after="120"/>
+      </w:pPr>
+      <w:r>
+        <w:t>- 1 đơn CONFIRMED (ORD-TEST001)</w:t>
+      </w:r>
+    </w:p>
+    <w:p>
+      <w:pPr>
+        <w:spacing w:after="120"/>
+      </w:pPr>
+      <w:r>
+        <w:t>- 1 đơn SHIPPING (ORD-TEST002)</w:t>
+      </w:r>
+    </w:p>
+    <w:p>
+      <w:pPr>
+        <w:spacing w:after="120"/>
+      </w:pPr>
+      <w:r>
+        <w:t>- 1 đơn DELIVERED (ORD-TEST003)</w:t>
+      </w:r>
+    </w:p>
+    <w:p>
+      <w:pPr>
+        <w:spacing w:after="120"/>
+      </w:pPr>
+      <w:r>
+        <w:t>- 1 đơn CANCELLED (ORD-TEST004)</w:t>
+      </w:r>
+    </w:p>
+    <w:p>
+      <w:pPr>
+        <w:spacing w:after="120"/>
+      </w:pPr>
+    </w:p>
+    <w:p>
+      <w:pPr>
+        <w:spacing w:after="120"/>
+      </w:pPr>
+      <w:r>
+        <w:t>### 6. Tóm tắt Files đã tạo/sửa</w:t>
+      </w:r>
+    </w:p>
+    <w:p>
+      <w:pPr>
+        <w:spacing w:after="120"/>
+      </w:pPr>
+      <w:r>
+        <w:t>| STT | File | Mô tả |</w:t>
+      </w:r>
+    </w:p>
+    <w:p>
+      <w:pPr>
+        <w:spacing w:after="120"/>
+      </w:pPr>
+      <w:r>
+        <w:t>|-----|------|--------|</w:t>
+      </w:r>
+    </w:p>
+    <w:p>
+      <w:pPr>
+        <w:spacing w:after="120"/>
+      </w:pPr>
+      <w:r>
+        <w:t>| 1 | OrderServiceImpl.java | Thêm logic tồn kho |</w:t>
+      </w:r>
+    </w:p>
+    <w:p>
+      <w:pPr>
+        <w:spacing w:after="120"/>
+      </w:pPr>
+      <w:r>
+        <w:t>| 2 | OrderController.java | Thêm endpoints cancel/status |</w:t>
+      </w:r>
+    </w:p>
+    <w:p>
+      <w:pPr>
+        <w:spacing w:after="120"/>
+      </w:pPr>
+      <w:r>
+        <w:t>| 3 | api.js | Thêm apiCancelOrder, apiGetOrderById |</w:t>
+      </w:r>
+    </w:p>
+    <w:p>
+      <w:pPr>
+        <w:spacing w:after="120"/>
+      </w:pPr>
+      <w:r>
+        <w:t>| 4 | OrderPage.jsx | Thêm nút Hủy + dialog xác nhận |</w:t>
+      </w:r>
+    </w:p>
+    <w:p>
+      <w:pPr>
+        <w:spacing w:after="120"/>
+      </w:pPr>
+      <w:r>
+        <w:t>| 5 | App.jsx | Truyền showToast xuống OrderPage |</w:t>
+      </w:r>
+    </w:p>
+    <w:p>
+      <w:pPr>
+        <w:spacing w:after="120"/>
+      </w:pPr>
+    </w:p>
+    <w:p>
+      <w:pPr>
+        <w:spacing w:after="120"/>
+      </w:pPr>
+      <w:r>
+        <w:t>### 7. Trạng thái hoàn thành</w:t>
+      </w:r>
+    </w:p>
+    <w:p>
+      <w:pPr>
+        <w:spacing w:after="120"/>
+      </w:pPr>
+      <w:r>
+        <w:t>- [x] Backend: Lưu đơn hàng vào DB - HOÀN THÀNH</w:t>
+      </w:r>
+    </w:p>
+    <w:p>
+      <w:pPr>
+        <w:spacing w:after="120"/>
+      </w:pPr>
+      <w:r>
+        <w:t>- [x] Backend: Trừ tồn kho khi đặt hàng - HOÀN THÀNH</w:t>
+      </w:r>
+    </w:p>
+    <w:p>
+      <w:pPr>
+        <w:spacing w:after="120"/>
+      </w:pPr>
+      <w:r>
+        <w:t>- [x] Backend: Hoàn tồn kho khi hủy đơn - HOÀN THÀNH</w:t>
+      </w:r>
+    </w:p>
+    <w:p>
+      <w:pPr>
+        <w:spacing w:after="120"/>
+      </w:pPr>
+      <w:r>
+        <w:t>- [x] Frontend: Nút Hủy đơn với dialog xác nhận - HOÀN THÀNH</w:t>
+      </w:r>
+    </w:p>
+    <w:p>
+      <w:pPr>
+        <w:spacing w:after="120"/>
+      </w:pPr>
+      <w:r>
+        <w:t>- [x] Frontend: Filter đơn hàng theo trạng thái - HOÀN THÀNH</w:t>
+      </w:r>
+    </w:p>
+    <w:p>
+      <w:pPr>
+        <w:spacing w:after="120"/>
+      </w:pPr>
+      <w:r>
+        <w:t>- [x] Test: Tạo data mẫu - HOÀN THÀNH</w:t>
+      </w:r>
+    </w:p>
+    <w:p>
+      <w:pPr>
+        <w:spacing w:after="120"/>
+      </w:pPr>
+    </w:p>
+    <w:p>
+      <w:pPr>
+        <w:spacing w:after="120"/>
+      </w:pPr>
+      <w:r>
+        <w:t>---</w:t>
+      </w:r>
+    </w:p>
+    <w:p>
+      <w:pPr>
+        <w:spacing w:after="120"/>
+      </w:pPr>
+      <w:r>
+        <w:t>Ngày cập nhật: 15/05/2026 - 23:17</w:t>
+      </w:r>
+    </w:p>
+    <w:p>
+      <w:pPr>
+        <w:spacing w:after="120"/>
+      </w:pPr>
+      <w:r>
+        <w:t>Người thực hiện: Thành viên 2 (Backend &amp; Frontend)</w:t>
+      </w:r>
+    </w:p>
+    <w:p>
+      <w:pPr>
+        <w:spacing w:after="120"/>
+      </w:pPr>
+    </w:p>
+    <w:p>
+      <w:pPr>
+        <w:spacing w:after="120"/>
+      </w:pPr>
     </w:p>
     <w:sectPr>
       <w:pgSz w:w="12240" w:h="15840"/>

--- a/BaoCao_TienDo_ThanhVien2.docx
+++ b/BaoCao_TienDo_ThanhVien2.docx
@@ -8305,6 +8305,378 @@
       </w:pPr>
       <w:r>
         <w:t>Người thực hiện: Thành viên 2 (Backend &amp; Frontend)</w:t>
+      </w:r>
+    </w:p>
+    <w:p>
+      <w:pPr>
+        <w:spacing w:after="120"/>
+      </w:pPr>
+    </w:p>
+    <w:p>
+      <w:pPr>
+        <w:spacing w:after="120"/>
+      </w:pPr>
+    </w:p>
+    <w:p>
+      <w:pPr>
+        <w:spacing w:after="120"/>
+      </w:pPr>
+    </w:p>
+    <w:p>
+      <w:pPr>
+        <w:spacing w:after="120"/>
+      </w:pPr>
+    </w:p>
+    <w:p>
+      <w:pPr>
+        <w:spacing w:after="120"/>
+      </w:pPr>
+      <w:r>
+        <w:t xml:space="preserve">16/5/2026 : </w:t>
+      </w:r>
+    </w:p>
+    <w:p>
+      <w:pPr>
+        <w:spacing w:after="120"/>
+      </w:pPr>
+      <w:r>
+        <w:rPr>
+          <w:b/>
+          <w:bCs/>
+        </w:rPr>
+        <w:t>Tóm tắt các thay đổi:</w:t>
+      </w:r>
+    </w:p>
+    <w:p>
+      <w:pPr>
+        <w:numPr>
+          <w:ilvl w:val="0"/>
+          <w:numId w:val="13"/>
+        </w:numPr>
+        <w:spacing w:after="120"/>
+      </w:pPr>
+      <w:r>
+        <w:rPr>
+          <w:b/>
+          <w:bCs/>
+        </w:rPr>
+        <w:t>Thêm hàm formatDate</w:t>
+      </w:r>
+      <w:r>
+        <w:t> - Hiển thị ngày đặt hàng theo format dd/mm/yyyy, hh:mm</w:t>
+      </w:r>
+    </w:p>
+    <w:p>
+      <w:pPr>
+        <w:numPr>
+          <w:ilvl w:val="0"/>
+          <w:numId w:val="13"/>
+        </w:numPr>
+        <w:spacing w:after="120"/>
+      </w:pPr>
+      <w:r>
+        <w:rPr>
+          <w:b/>
+          <w:bCs/>
+        </w:rPr>
+        <w:t>Thêm cột "Người đặt"</w:t>
+      </w:r>
+      <w:r>
+        <w:t> - Hiển thị tên user đã đặt hàng, hoặc "Khách vãng lai" nếu không có tài khoản</w:t>
+      </w:r>
+    </w:p>
+    <w:p>
+      <w:pPr>
+        <w:numPr>
+          <w:ilvl w:val="0"/>
+          <w:numId w:val="13"/>
+        </w:numPr>
+        <w:spacing w:after="120"/>
+      </w:pPr>
+      <w:r>
+        <w:rPr>
+          <w:b/>
+          <w:bCs/>
+        </w:rPr>
+        <w:t>Thêm cột "Ngày đặt"</w:t>
+      </w:r>
+      <w:r>
+        <w:t> - Hiển thị thời gian đặt hàng</w:t>
+      </w:r>
+    </w:p>
+    <w:p>
+      <w:pPr>
+        <w:numPr>
+          <w:ilvl w:val="0"/>
+          <w:numId w:val="13"/>
+        </w:numPr>
+        <w:spacing w:after="120"/>
+      </w:pPr>
+      <w:r>
+        <w:rPr>
+          <w:b/>
+          <w:bCs/>
+        </w:rPr>
+        <w:lastRenderedPageBreak/>
+        <w:t>Thêm nhãn "</w:t>
+      </w:r>
+      <w:r>
+        <w:rPr>
+          <w:rFonts w:ascii="Segoe UI Emoji" w:hAnsi="Segoe UI Emoji" w:cs="Segoe UI Emoji"/>
+          <w:b/>
+          <w:bCs/>
+        </w:rPr>
+        <w:t>📦</w:t>
+      </w:r>
+      <w:r>
+        <w:rPr>
+          <w:b/>
+          <w:bCs/>
+        </w:rPr>
+        <w:t xml:space="preserve"> Sản phẩm:"</w:t>
+      </w:r>
+      <w:r>
+        <w:t> - Rõ ràng hơn trong phần mở rộng</w:t>
+      </w:r>
+    </w:p>
+    <w:p>
+      <w:pPr>
+        <w:numPr>
+          <w:ilvl w:val="0"/>
+          <w:numId w:val="13"/>
+        </w:numPr>
+        <w:spacing w:after="120"/>
+      </w:pPr>
+      <w:r>
+        <w:rPr>
+          <w:b/>
+          <w:bCs/>
+        </w:rPr>
+        <w:t>Sửa nút "Xác nhận đơn"</w:t>
+      </w:r>
+      <w:r>
+        <w:t> - Thay đổi text từ "→ Chuyển sang: ..." thành "</w:t>
+      </w:r>
+      <w:r>
+        <w:rPr>
+          <w:rFonts w:ascii="Segoe UI Symbol" w:hAnsi="Segoe UI Symbol" w:cs="Segoe UI Symbol"/>
+        </w:rPr>
+        <w:t>✓</w:t>
+      </w:r>
+      <w:r>
+        <w:t xml:space="preserve"> X</w:t>
+      </w:r>
+      <w:r>
+        <w:rPr>
+          <w:rFonts w:ascii="Cambria" w:hAnsi="Cambria" w:cs="Cambria"/>
+        </w:rPr>
+        <w:t>á</w:t>
+      </w:r>
+      <w:r>
+        <w:t>c nhận đơn" cho trực quan hơn</w:t>
+      </w:r>
+    </w:p>
+    <w:p>
+      <w:pPr>
+        <w:numPr>
+          <w:ilvl w:val="0"/>
+          <w:numId w:val="13"/>
+        </w:numPr>
+        <w:spacing w:after="120"/>
+      </w:pPr>
+      <w:r>
+        <w:rPr>
+          <w:b/>
+          <w:bCs/>
+        </w:rPr>
+        <w:t>Sửa lỗi tên trạng thái</w:t>
+      </w:r>
+      <w:r>
+        <w:t> - CANCELED → CANCELLED để khớp với backend</w:t>
+      </w:r>
+    </w:p>
+    <w:p>
+      <w:pPr>
+        <w:numPr>
+          <w:ilvl w:val="0"/>
+          <w:numId w:val="13"/>
+        </w:numPr>
+        <w:spacing w:after="120"/>
+      </w:pPr>
+      <w:r>
+        <w:rPr>
+          <w:b/>
+          <w:bCs/>
+        </w:rPr>
+        <w:t>Sửa màu CONFIRMED</w:t>
+      </w:r>
+      <w:r>
+        <w:t> - #3b82f6 → #22c55e để hiển thị màu xanh (khung xanh) đúng như yêu cầu</w:t>
+      </w:r>
+    </w:p>
+    <w:p>
+      <w:pPr>
+        <w:numPr>
+          <w:ilvl w:val="0"/>
+          <w:numId w:val="13"/>
+        </w:numPr>
+        <w:spacing w:after="120"/>
+      </w:pPr>
+      <w:r>
+        <w:rPr>
+          <w:b/>
+          <w:bCs/>
+        </w:rPr>
+        <w:t>Sửa API request</w:t>
+      </w:r>
+      <w:r>
+        <w:t> - Đổi status → order_status để khớp với backend</w:t>
+      </w:r>
+    </w:p>
+    <w:p>
+      <w:pPr>
+        <w:spacing w:after="120"/>
+      </w:pPr>
+      <w:r>
+        <w:rPr>
+          <w:b/>
+          <w:bCs/>
+        </w:rPr>
+        <w:t>Giao diện mới sẽ hiển thị:</w:t>
+      </w:r>
+    </w:p>
+    <w:p>
+      <w:pPr>
+        <w:numPr>
+          <w:ilvl w:val="0"/>
+          <w:numId w:val="14"/>
+        </w:numPr>
+        <w:spacing w:after="120"/>
+      </w:pPr>
+      <w:r>
+        <w:t>Mã đơn</w:t>
+      </w:r>
+    </w:p>
+    <w:p>
+      <w:pPr>
+        <w:numPr>
+          <w:ilvl w:val="0"/>
+          <w:numId w:val="14"/>
+        </w:numPr>
+        <w:spacing w:after="120"/>
+      </w:pPr>
+      <w:r>
+        <w:t>Khách hàng (tên + SĐT)</w:t>
+      </w:r>
+    </w:p>
+    <w:p>
+      <w:pPr>
+        <w:numPr>
+          <w:ilvl w:val="0"/>
+          <w:numId w:val="14"/>
+        </w:numPr>
+        <w:spacing w:after="120"/>
+      </w:pPr>
+      <w:r>
+        <w:t>Người đặt (tên user hoặc "Khách vãng lai")</w:t>
+      </w:r>
+    </w:p>
+    <w:p>
+      <w:pPr>
+        <w:numPr>
+          <w:ilvl w:val="0"/>
+          <w:numId w:val="14"/>
+        </w:numPr>
+        <w:spacing w:after="120"/>
+      </w:pPr>
+      <w:r>
+        <w:t>Ngày đặt (ngày giờ)</w:t>
+      </w:r>
+    </w:p>
+    <w:p>
+      <w:pPr>
+        <w:numPr>
+          <w:ilvl w:val="0"/>
+          <w:numId w:val="14"/>
+        </w:numPr>
+        <w:spacing w:after="120"/>
+      </w:pPr>
+      <w:r>
+        <w:t>Trạng thái (với màu xanh cho "Đã xác nhận")</w:t>
+      </w:r>
+    </w:p>
+    <w:p>
+      <w:pPr>
+        <w:spacing w:after="120"/>
+      </w:pPr>
+      <w:r>
+        <w:t>Khi click mở rộng sẽ thấy:</w:t>
+      </w:r>
+    </w:p>
+    <w:p>
+      <w:pPr>
+        <w:numPr>
+          <w:ilvl w:val="0"/>
+          <w:numId w:val="15"/>
+        </w:numPr>
+        <w:spacing w:after="120"/>
+      </w:pPr>
+      <w:r>
+        <w:t>Danh sách sản phẩm (tên + SKU + số lượng + giá)</w:t>
+      </w:r>
+    </w:p>
+    <w:p>
+      <w:pPr>
+        <w:numPr>
+          <w:ilvl w:val="0"/>
+          <w:numId w:val="15"/>
+        </w:numPr>
+        <w:spacing w:after="120"/>
+      </w:pPr>
+      <w:r>
+        <w:t>Tổng tiền</w:t>
+      </w:r>
+    </w:p>
+    <w:p>
+      <w:pPr>
+        <w:numPr>
+          <w:ilvl w:val="0"/>
+          <w:numId w:val="15"/>
+        </w:numPr>
+        <w:spacing w:after="120"/>
+      </w:pPr>
+      <w:r>
+        <w:t>Địa chỉ giao hàng</w:t>
+      </w:r>
+    </w:p>
+    <w:p>
+      <w:pPr>
+        <w:numPr>
+          <w:ilvl w:val="0"/>
+          <w:numId w:val="15"/>
+        </w:numPr>
+        <w:spacing w:after="120"/>
+      </w:pPr>
+      <w:r>
+        <w:t>Nút "</w:t>
+      </w:r>
+      <w:r>
+        <w:rPr>
+          <w:rFonts w:ascii="Segoe UI Symbol" w:hAnsi="Segoe UI Symbol" w:cs="Segoe UI Symbol"/>
+        </w:rPr>
+        <w:t>✓</w:t>
+      </w:r>
+      <w:r>
+        <w:t xml:space="preserve"> X</w:t>
+      </w:r>
+      <w:r>
+        <w:rPr>
+          <w:rFonts w:ascii="Cambria" w:hAnsi="Cambria" w:cs="Cambria"/>
+        </w:rPr>
+        <w:t>á</w:t>
+      </w:r>
+      <w:r>
+        <w:t>c nhận đơn" (màu xanh) và "Hủy đơn" (màu đỏ)</w:t>
       </w:r>
     </w:p>
     <w:p>
@@ -8501,6 +8873,155 @@
     </w:lvl>
   </w:abstractNum>
   <w:abstractNum w:abstractNumId="9" w15:restartNumberingAfterBreak="0">
+    <w:nsid w:val="06496113"/>
+    <w:multiLevelType w:val="multilevel"/>
+    <w:tmpl w:val="C8B69244"/>
+    <w:lvl w:ilvl="0">
+      <w:start w:val="1"/>
+      <w:numFmt w:val="bullet"/>
+      <w:lvlText w:val=""/>
+      <w:lvlJc w:val="left"/>
+      <w:pPr>
+        <w:tabs>
+          <w:tab w:val="num" w:pos="720"/>
+        </w:tabs>
+        <w:ind w:left="720" w:hanging="360"/>
+      </w:pPr>
+      <w:rPr>
+        <w:rFonts w:ascii="Symbol" w:hAnsi="Symbol" w:hint="default"/>
+        <w:sz w:val="20"/>
+      </w:rPr>
+    </w:lvl>
+    <w:lvl w:ilvl="1" w:tentative="1">
+      <w:start w:val="1"/>
+      <w:numFmt w:val="bullet"/>
+      <w:lvlText w:val=""/>
+      <w:lvlJc w:val="left"/>
+      <w:pPr>
+        <w:tabs>
+          <w:tab w:val="num" w:pos="1440"/>
+        </w:tabs>
+        <w:ind w:left="1440" w:hanging="360"/>
+      </w:pPr>
+      <w:rPr>
+        <w:rFonts w:ascii="Symbol" w:hAnsi="Symbol" w:hint="default"/>
+        <w:sz w:val="20"/>
+      </w:rPr>
+    </w:lvl>
+    <w:lvl w:ilvl="2" w:tentative="1">
+      <w:start w:val="1"/>
+      <w:numFmt w:val="bullet"/>
+      <w:lvlText w:val=""/>
+      <w:lvlJc w:val="left"/>
+      <w:pPr>
+        <w:tabs>
+          <w:tab w:val="num" w:pos="2160"/>
+        </w:tabs>
+        <w:ind w:left="2160" w:hanging="360"/>
+      </w:pPr>
+      <w:rPr>
+        <w:rFonts w:ascii="Symbol" w:hAnsi="Symbol" w:hint="default"/>
+        <w:sz w:val="20"/>
+      </w:rPr>
+    </w:lvl>
+    <w:lvl w:ilvl="3" w:tentative="1">
+      <w:start w:val="1"/>
+      <w:numFmt w:val="bullet"/>
+      <w:lvlText w:val=""/>
+      <w:lvlJc w:val="left"/>
+      <w:pPr>
+        <w:tabs>
+          <w:tab w:val="num" w:pos="2880"/>
+        </w:tabs>
+        <w:ind w:left="2880" w:hanging="360"/>
+      </w:pPr>
+      <w:rPr>
+        <w:rFonts w:ascii="Symbol" w:hAnsi="Symbol" w:hint="default"/>
+        <w:sz w:val="20"/>
+      </w:rPr>
+    </w:lvl>
+    <w:lvl w:ilvl="4" w:tentative="1">
+      <w:start w:val="1"/>
+      <w:numFmt w:val="bullet"/>
+      <w:lvlText w:val=""/>
+      <w:lvlJc w:val="left"/>
+      <w:pPr>
+        <w:tabs>
+          <w:tab w:val="num" w:pos="3600"/>
+        </w:tabs>
+        <w:ind w:left="3600" w:hanging="360"/>
+      </w:pPr>
+      <w:rPr>
+        <w:rFonts w:ascii="Symbol" w:hAnsi="Symbol" w:hint="default"/>
+        <w:sz w:val="20"/>
+      </w:rPr>
+    </w:lvl>
+    <w:lvl w:ilvl="5" w:tentative="1">
+      <w:start w:val="1"/>
+      <w:numFmt w:val="bullet"/>
+      <w:lvlText w:val=""/>
+      <w:lvlJc w:val="left"/>
+      <w:pPr>
+        <w:tabs>
+          <w:tab w:val="num" w:pos="4320"/>
+        </w:tabs>
+        <w:ind w:left="4320" w:hanging="360"/>
+      </w:pPr>
+      <w:rPr>
+        <w:rFonts w:ascii="Symbol" w:hAnsi="Symbol" w:hint="default"/>
+        <w:sz w:val="20"/>
+      </w:rPr>
+    </w:lvl>
+    <w:lvl w:ilvl="6" w:tentative="1">
+      <w:start w:val="1"/>
+      <w:numFmt w:val="bullet"/>
+      <w:lvlText w:val=""/>
+      <w:lvlJc w:val="left"/>
+      <w:pPr>
+        <w:tabs>
+          <w:tab w:val="num" w:pos="5040"/>
+        </w:tabs>
+        <w:ind w:left="5040" w:hanging="360"/>
+      </w:pPr>
+      <w:rPr>
+        <w:rFonts w:ascii="Symbol" w:hAnsi="Symbol" w:hint="default"/>
+        <w:sz w:val="20"/>
+      </w:rPr>
+    </w:lvl>
+    <w:lvl w:ilvl="7" w:tentative="1">
+      <w:start w:val="1"/>
+      <w:numFmt w:val="bullet"/>
+      <w:lvlText w:val=""/>
+      <w:lvlJc w:val="left"/>
+      <w:pPr>
+        <w:tabs>
+          <w:tab w:val="num" w:pos="5760"/>
+        </w:tabs>
+        <w:ind w:left="5760" w:hanging="360"/>
+      </w:pPr>
+      <w:rPr>
+        <w:rFonts w:ascii="Symbol" w:hAnsi="Symbol" w:hint="default"/>
+        <w:sz w:val="20"/>
+      </w:rPr>
+    </w:lvl>
+    <w:lvl w:ilvl="8" w:tentative="1">
+      <w:start w:val="1"/>
+      <w:numFmt w:val="bullet"/>
+      <w:lvlText w:val=""/>
+      <w:lvlJc w:val="left"/>
+      <w:pPr>
+        <w:tabs>
+          <w:tab w:val="num" w:pos="6480"/>
+        </w:tabs>
+        <w:ind w:left="6480" w:hanging="360"/>
+      </w:pPr>
+      <w:rPr>
+        <w:rFonts w:ascii="Symbol" w:hAnsi="Symbol" w:hint="default"/>
+        <w:sz w:val="20"/>
+      </w:rPr>
+    </w:lvl>
+  </w:abstractNum>
+  <w:abstractNum w:abstractNumId="10" w15:restartNumberingAfterBreak="0">
     <w:nsid w:val="0EF17600"/>
     <w:multiLevelType w:val="multilevel"/>
     <w:tmpl w:val="4414101C"/>
@@ -8613,7 +9134,7 @@
       </w:pPr>
     </w:lvl>
   </w:abstractNum>
-  <w:abstractNum w:abstractNumId="10" w15:restartNumberingAfterBreak="0">
+  <w:abstractNum w:abstractNumId="11" w15:restartNumberingAfterBreak="0">
     <w:nsid w:val="49340DC8"/>
     <w:multiLevelType w:val="multilevel"/>
     <w:tmpl w:val="DDC44B78"/>
@@ -8726,10 +9247,272 @@
       </w:pPr>
     </w:lvl>
   </w:abstractNum>
-  <w:abstractNum w:abstractNumId="11" w15:restartNumberingAfterBreak="0">
+  <w:abstractNum w:abstractNumId="12" w15:restartNumberingAfterBreak="0">
     <w:nsid w:val="53495B6A"/>
     <w:multiLevelType w:val="multilevel"/>
     <w:tmpl w:val="5B7CF5FA"/>
+    <w:lvl w:ilvl="0">
+      <w:start w:val="1"/>
+      <w:numFmt w:val="bullet"/>
+      <w:lvlText w:val=""/>
+      <w:lvlJc w:val="left"/>
+      <w:pPr>
+        <w:tabs>
+          <w:tab w:val="num" w:pos="720"/>
+        </w:tabs>
+        <w:ind w:left="720" w:hanging="360"/>
+      </w:pPr>
+      <w:rPr>
+        <w:rFonts w:ascii="Symbol" w:hAnsi="Symbol" w:hint="default"/>
+        <w:sz w:val="20"/>
+      </w:rPr>
+    </w:lvl>
+    <w:lvl w:ilvl="1" w:tentative="1">
+      <w:start w:val="1"/>
+      <w:numFmt w:val="bullet"/>
+      <w:lvlText w:val=""/>
+      <w:lvlJc w:val="left"/>
+      <w:pPr>
+        <w:tabs>
+          <w:tab w:val="num" w:pos="1440"/>
+        </w:tabs>
+        <w:ind w:left="1440" w:hanging="360"/>
+      </w:pPr>
+      <w:rPr>
+        <w:rFonts w:ascii="Symbol" w:hAnsi="Symbol" w:hint="default"/>
+        <w:sz w:val="20"/>
+      </w:rPr>
+    </w:lvl>
+    <w:lvl w:ilvl="2" w:tentative="1">
+      <w:start w:val="1"/>
+      <w:numFmt w:val="bullet"/>
+      <w:lvlText w:val=""/>
+      <w:lvlJc w:val="left"/>
+      <w:pPr>
+        <w:tabs>
+          <w:tab w:val="num" w:pos="2160"/>
+        </w:tabs>
+        <w:ind w:left="2160" w:hanging="360"/>
+      </w:pPr>
+      <w:rPr>
+        <w:rFonts w:ascii="Symbol" w:hAnsi="Symbol" w:hint="default"/>
+        <w:sz w:val="20"/>
+      </w:rPr>
+    </w:lvl>
+    <w:lvl w:ilvl="3" w:tentative="1">
+      <w:start w:val="1"/>
+      <w:numFmt w:val="bullet"/>
+      <w:lvlText w:val=""/>
+      <w:lvlJc w:val="left"/>
+      <w:pPr>
+        <w:tabs>
+          <w:tab w:val="num" w:pos="2880"/>
+        </w:tabs>
+        <w:ind w:left="2880" w:hanging="360"/>
+      </w:pPr>
+      <w:rPr>
+        <w:rFonts w:ascii="Symbol" w:hAnsi="Symbol" w:hint="default"/>
+        <w:sz w:val="20"/>
+      </w:rPr>
+    </w:lvl>
+    <w:lvl w:ilvl="4" w:tentative="1">
+      <w:start w:val="1"/>
+      <w:numFmt w:val="bullet"/>
+      <w:lvlText w:val=""/>
+      <w:lvlJc w:val="left"/>
+      <w:pPr>
+        <w:tabs>
+          <w:tab w:val="num" w:pos="3600"/>
+        </w:tabs>
+        <w:ind w:left="3600" w:hanging="360"/>
+      </w:pPr>
+      <w:rPr>
+        <w:rFonts w:ascii="Symbol" w:hAnsi="Symbol" w:hint="default"/>
+        <w:sz w:val="20"/>
+      </w:rPr>
+    </w:lvl>
+    <w:lvl w:ilvl="5" w:tentative="1">
+      <w:start w:val="1"/>
+      <w:numFmt w:val="bullet"/>
+      <w:lvlText w:val=""/>
+      <w:lvlJc w:val="left"/>
+      <w:pPr>
+        <w:tabs>
+          <w:tab w:val="num" w:pos="4320"/>
+        </w:tabs>
+        <w:ind w:left="4320" w:hanging="360"/>
+      </w:pPr>
+      <w:rPr>
+        <w:rFonts w:ascii="Symbol" w:hAnsi="Symbol" w:hint="default"/>
+        <w:sz w:val="20"/>
+      </w:rPr>
+    </w:lvl>
+    <w:lvl w:ilvl="6" w:tentative="1">
+      <w:start w:val="1"/>
+      <w:numFmt w:val="bullet"/>
+      <w:lvlText w:val=""/>
+      <w:lvlJc w:val="left"/>
+      <w:pPr>
+        <w:tabs>
+          <w:tab w:val="num" w:pos="5040"/>
+        </w:tabs>
+        <w:ind w:left="5040" w:hanging="360"/>
+      </w:pPr>
+      <w:rPr>
+        <w:rFonts w:ascii="Symbol" w:hAnsi="Symbol" w:hint="default"/>
+        <w:sz w:val="20"/>
+      </w:rPr>
+    </w:lvl>
+    <w:lvl w:ilvl="7" w:tentative="1">
+      <w:start w:val="1"/>
+      <w:numFmt w:val="bullet"/>
+      <w:lvlText w:val=""/>
+      <w:lvlJc w:val="left"/>
+      <w:pPr>
+        <w:tabs>
+          <w:tab w:val="num" w:pos="5760"/>
+        </w:tabs>
+        <w:ind w:left="5760" w:hanging="360"/>
+      </w:pPr>
+      <w:rPr>
+        <w:rFonts w:ascii="Symbol" w:hAnsi="Symbol" w:hint="default"/>
+        <w:sz w:val="20"/>
+      </w:rPr>
+    </w:lvl>
+    <w:lvl w:ilvl="8" w:tentative="1">
+      <w:start w:val="1"/>
+      <w:numFmt w:val="bullet"/>
+      <w:lvlText w:val=""/>
+      <w:lvlJc w:val="left"/>
+      <w:pPr>
+        <w:tabs>
+          <w:tab w:val="num" w:pos="6480"/>
+        </w:tabs>
+        <w:ind w:left="6480" w:hanging="360"/>
+      </w:pPr>
+      <w:rPr>
+        <w:rFonts w:ascii="Symbol" w:hAnsi="Symbol" w:hint="default"/>
+        <w:sz w:val="20"/>
+      </w:rPr>
+    </w:lvl>
+  </w:abstractNum>
+  <w:abstractNum w:abstractNumId="13" w15:restartNumberingAfterBreak="0">
+    <w:nsid w:val="66355488"/>
+    <w:multiLevelType w:val="multilevel"/>
+    <w:tmpl w:val="339E8072"/>
+    <w:lvl w:ilvl="0">
+      <w:start w:val="1"/>
+      <w:numFmt w:val="decimal"/>
+      <w:lvlText w:val="%1."/>
+      <w:lvlJc w:val="left"/>
+      <w:pPr>
+        <w:tabs>
+          <w:tab w:val="num" w:pos="720"/>
+        </w:tabs>
+        <w:ind w:left="720" w:hanging="360"/>
+      </w:pPr>
+    </w:lvl>
+    <w:lvl w:ilvl="1" w:tentative="1">
+      <w:start w:val="1"/>
+      <w:numFmt w:val="decimal"/>
+      <w:lvlText w:val="%2."/>
+      <w:lvlJc w:val="left"/>
+      <w:pPr>
+        <w:tabs>
+          <w:tab w:val="num" w:pos="1440"/>
+        </w:tabs>
+        <w:ind w:left="1440" w:hanging="360"/>
+      </w:pPr>
+    </w:lvl>
+    <w:lvl w:ilvl="2" w:tentative="1">
+      <w:start w:val="1"/>
+      <w:numFmt w:val="decimal"/>
+      <w:lvlText w:val="%3."/>
+      <w:lvlJc w:val="left"/>
+      <w:pPr>
+        <w:tabs>
+          <w:tab w:val="num" w:pos="2160"/>
+        </w:tabs>
+        <w:ind w:left="2160" w:hanging="360"/>
+      </w:pPr>
+    </w:lvl>
+    <w:lvl w:ilvl="3" w:tentative="1">
+      <w:start w:val="1"/>
+      <w:numFmt w:val="decimal"/>
+      <w:lvlText w:val="%4."/>
+      <w:lvlJc w:val="left"/>
+      <w:pPr>
+        <w:tabs>
+          <w:tab w:val="num" w:pos="2880"/>
+        </w:tabs>
+        <w:ind w:left="2880" w:hanging="360"/>
+      </w:pPr>
+    </w:lvl>
+    <w:lvl w:ilvl="4" w:tentative="1">
+      <w:start w:val="1"/>
+      <w:numFmt w:val="decimal"/>
+      <w:lvlText w:val="%5."/>
+      <w:lvlJc w:val="left"/>
+      <w:pPr>
+        <w:tabs>
+          <w:tab w:val="num" w:pos="3600"/>
+        </w:tabs>
+        <w:ind w:left="3600" w:hanging="360"/>
+      </w:pPr>
+    </w:lvl>
+    <w:lvl w:ilvl="5" w:tentative="1">
+      <w:start w:val="1"/>
+      <w:numFmt w:val="decimal"/>
+      <w:lvlText w:val="%6."/>
+      <w:lvlJc w:val="left"/>
+      <w:pPr>
+        <w:tabs>
+          <w:tab w:val="num" w:pos="4320"/>
+        </w:tabs>
+        <w:ind w:left="4320" w:hanging="360"/>
+      </w:pPr>
+    </w:lvl>
+    <w:lvl w:ilvl="6" w:tentative="1">
+      <w:start w:val="1"/>
+      <w:numFmt w:val="decimal"/>
+      <w:lvlText w:val="%7."/>
+      <w:lvlJc w:val="left"/>
+      <w:pPr>
+        <w:tabs>
+          <w:tab w:val="num" w:pos="5040"/>
+        </w:tabs>
+        <w:ind w:left="5040" w:hanging="360"/>
+      </w:pPr>
+    </w:lvl>
+    <w:lvl w:ilvl="7" w:tentative="1">
+      <w:start w:val="1"/>
+      <w:numFmt w:val="decimal"/>
+      <w:lvlText w:val="%8."/>
+      <w:lvlJc w:val="left"/>
+      <w:pPr>
+        <w:tabs>
+          <w:tab w:val="num" w:pos="5760"/>
+        </w:tabs>
+        <w:ind w:left="5760" w:hanging="360"/>
+      </w:pPr>
+    </w:lvl>
+    <w:lvl w:ilvl="8" w:tentative="1">
+      <w:start w:val="1"/>
+      <w:numFmt w:val="decimal"/>
+      <w:lvlText w:val="%9."/>
+      <w:lvlJc w:val="left"/>
+      <w:pPr>
+        <w:tabs>
+          <w:tab w:val="num" w:pos="6480"/>
+        </w:tabs>
+        <w:ind w:left="6480" w:hanging="360"/>
+      </w:pPr>
+    </w:lvl>
+  </w:abstractNum>
+  <w:abstractNum w:abstractNumId="14" w15:restartNumberingAfterBreak="0">
+    <w:nsid w:val="7FE41801"/>
+    <w:multiLevelType w:val="multilevel"/>
+    <w:tmpl w:val="2C787D08"/>
     <w:lvl w:ilvl="0">
       <w:start w:val="1"/>
       <w:numFmt w:val="bullet"/>
@@ -8903,13 +9686,22 @@
     <w:abstractNumId w:val="0"/>
   </w:num>
   <w:num w:numId="10" w16cid:durableId="1298687629">
+    <w:abstractNumId w:val="11"/>
+  </w:num>
+  <w:num w:numId="11" w16cid:durableId="551042454">
     <w:abstractNumId w:val="10"/>
   </w:num>
-  <w:num w:numId="11" w16cid:durableId="551042454">
+  <w:num w:numId="12" w16cid:durableId="297078063">
+    <w:abstractNumId w:val="12"/>
+  </w:num>
+  <w:num w:numId="13" w16cid:durableId="2051149607">
+    <w:abstractNumId w:val="13"/>
+  </w:num>
+  <w:num w:numId="14" w16cid:durableId="537468682">
+    <w:abstractNumId w:val="14"/>
+  </w:num>
+  <w:num w:numId="15" w16cid:durableId="1599367418">
     <w:abstractNumId w:val="9"/>
-  </w:num>
-  <w:num w:numId="12" w16cid:durableId="297078063">
-    <w:abstractNumId w:val="11"/>
   </w:num>
 </w:numbering>
 </file>

--- a/BaoCao_TienDo_ThanhVien2.docx
+++ b/BaoCao_TienDo_ThanhVien2.docx
@@ -8683,6 +8683,217 @@
       <w:pPr>
         <w:spacing w:after="120"/>
       </w:pPr>
+      <w:r>
+        <w:rPr>
+          <w:b/>
+          <w:bCs/>
+        </w:rPr>
+        <w:t>Thay đổi:</w:t>
+      </w:r>
+    </w:p>
+    <w:p>
+      <w:pPr>
+        <w:numPr>
+          <w:ilvl w:val="0"/>
+          <w:numId w:val="16"/>
+        </w:numPr>
+        <w:spacing w:after="120"/>
+      </w:pPr>
+      <w:r>
+        <w:rPr>
+          <w:b/>
+          <w:bCs/>
+        </w:rPr>
+        <w:t>Danh sách chính</w:t>
+      </w:r>
+      <w:r>
+        <w:t> - Hiển thị ngay:</w:t>
+      </w:r>
+    </w:p>
+    <w:p>
+      <w:pPr>
+        <w:numPr>
+          <w:ilvl w:val="1"/>
+          <w:numId w:val="16"/>
+        </w:numPr>
+        <w:spacing w:after="120"/>
+      </w:pPr>
+      <w:r>
+        <w:t>Mã đơn + Ngày đặt</w:t>
+      </w:r>
+    </w:p>
+    <w:p>
+      <w:pPr>
+        <w:numPr>
+          <w:ilvl w:val="1"/>
+          <w:numId w:val="16"/>
+        </w:numPr>
+        <w:spacing w:after="120"/>
+      </w:pPr>
+      <w:r>
+        <w:rPr>
+          <w:b/>
+          <w:bCs/>
+        </w:rPr>
+        <w:t>Sản phẩm</w:t>
+      </w:r>
+      <w:r>
+        <w:t> (tên, số lượng, giá tiền) - hiện 2 sản phẩm đầu, "+n sản phẩm khác" nếu có nhiều hơn</w:t>
+      </w:r>
+    </w:p>
+    <w:p>
+      <w:pPr>
+        <w:numPr>
+          <w:ilvl w:val="1"/>
+          <w:numId w:val="16"/>
+        </w:numPr>
+        <w:spacing w:after="120"/>
+      </w:pPr>
+      <w:r>
+        <w:t>Khách hàng + Người đặt (tên/email)</w:t>
+      </w:r>
+    </w:p>
+    <w:p>
+      <w:pPr>
+        <w:numPr>
+          <w:ilvl w:val="1"/>
+          <w:numId w:val="16"/>
+        </w:numPr>
+        <w:spacing w:after="120"/>
+      </w:pPr>
+      <w:r>
+        <w:rPr>
+          <w:b/>
+          <w:bCs/>
+        </w:rPr>
+        <w:t>Tổng tiền</w:t>
+      </w:r>
+    </w:p>
+    <w:p>
+      <w:pPr>
+        <w:numPr>
+          <w:ilvl w:val="1"/>
+          <w:numId w:val="16"/>
+        </w:numPr>
+        <w:spacing w:after="120"/>
+      </w:pPr>
+      <w:r>
+        <w:t>Trạng thái</w:t>
+      </w:r>
+    </w:p>
+    <w:p>
+      <w:pPr>
+        <w:numPr>
+          <w:ilvl w:val="0"/>
+          <w:numId w:val="16"/>
+        </w:numPr>
+        <w:spacing w:after="120"/>
+      </w:pPr>
+      <w:r>
+        <w:rPr>
+          <w:b/>
+          <w:bCs/>
+        </w:rPr>
+        <w:t>Phần mở rộng</w:t>
+      </w:r>
+      <w:r>
+        <w:t> - Chi tiết đầy đủ:</w:t>
+      </w:r>
+    </w:p>
+    <w:p>
+      <w:pPr>
+        <w:numPr>
+          <w:ilvl w:val="1"/>
+          <w:numId w:val="16"/>
+        </w:numPr>
+        <w:spacing w:after="120"/>
+      </w:pPr>
+      <w:r>
+        <w:t>Tên sản phẩm, SKU, </w:t>
+      </w:r>
+      <w:r>
+        <w:rPr>
+          <w:b/>
+          <w:bCs/>
+        </w:rPr>
+        <w:t>giá tiền/unit</w:t>
+      </w:r>
+      <w:r>
+        <w:t>, số lượng, thành tiền</w:t>
+      </w:r>
+    </w:p>
+    <w:p>
+      <w:pPr>
+        <w:numPr>
+          <w:ilvl w:val="1"/>
+          <w:numId w:val="16"/>
+        </w:numPr>
+        <w:spacing w:after="120"/>
+      </w:pPr>
+      <w:r>
+        <w:t>Người nhận + SĐT</w:t>
+      </w:r>
+    </w:p>
+    <w:p>
+      <w:pPr>
+        <w:numPr>
+          <w:ilvl w:val="1"/>
+          <w:numId w:val="16"/>
+        </w:numPr>
+        <w:spacing w:after="120"/>
+      </w:pPr>
+      <w:r>
+        <w:t>Địa chỉ giao hàng</w:t>
+      </w:r>
+    </w:p>
+    <w:p>
+      <w:pPr>
+        <w:numPr>
+          <w:ilvl w:val="1"/>
+          <w:numId w:val="16"/>
+        </w:numPr>
+        <w:spacing w:after="120"/>
+      </w:pPr>
+      <w:r>
+        <w:t>Nút Xác nhận / Hủy đơn</w:t>
+      </w:r>
+    </w:p>
+    <w:p>
+      <w:pPr>
+        <w:numPr>
+          <w:ilvl w:val="1"/>
+          <w:numId w:val="16"/>
+        </w:numPr>
+        <w:spacing w:after="120"/>
+      </w:pPr>
+      <w:r>
+        <w:t>Tổng tiền</w:t>
+      </w:r>
+    </w:p>
+    <w:p>
+      <w:pPr>
+        <w:numPr>
+          <w:ilvl w:val="0"/>
+          <w:numId w:val="16"/>
+        </w:numPr>
+        <w:spacing w:after="120"/>
+      </w:pPr>
+      <w:r>
+        <w:rPr>
+          <w:b/>
+          <w:bCs/>
+        </w:rPr>
+        <w:lastRenderedPageBreak/>
+        <w:t>Doanh thu</w:t>
+      </w:r>
+      <w:r>
+        <w:t> - Đã sửa chỉ tính đơn CONFIRMED (những đơn admin bấm xác nhận)</w:t>
+      </w:r>
+    </w:p>
+    <w:p>
+      <w:pPr>
+        <w:spacing w:after="120"/>
+      </w:pPr>
     </w:p>
     <w:p>
       <w:pPr>
@@ -9135,6 +9346,123 @@
     </w:lvl>
   </w:abstractNum>
   <w:abstractNum w:abstractNumId="11" w15:restartNumberingAfterBreak="0">
+    <w:nsid w:val="48D66C0B"/>
+    <w:multiLevelType w:val="multilevel"/>
+    <w:tmpl w:val="7F1CC488"/>
+    <w:lvl w:ilvl="0">
+      <w:start w:val="1"/>
+      <w:numFmt w:val="decimal"/>
+      <w:lvlText w:val="%1."/>
+      <w:lvlJc w:val="left"/>
+      <w:pPr>
+        <w:tabs>
+          <w:tab w:val="num" w:pos="720"/>
+        </w:tabs>
+        <w:ind w:left="720" w:hanging="360"/>
+      </w:pPr>
+    </w:lvl>
+    <w:lvl w:ilvl="1">
+      <w:start w:val="1"/>
+      <w:numFmt w:val="bullet"/>
+      <w:lvlText w:val=""/>
+      <w:lvlJc w:val="left"/>
+      <w:pPr>
+        <w:tabs>
+          <w:tab w:val="num" w:pos="1440"/>
+        </w:tabs>
+        <w:ind w:left="1440" w:hanging="360"/>
+      </w:pPr>
+      <w:rPr>
+        <w:rFonts w:ascii="Symbol" w:hAnsi="Symbol" w:hint="default"/>
+        <w:sz w:val="20"/>
+      </w:rPr>
+    </w:lvl>
+    <w:lvl w:ilvl="2" w:tentative="1">
+      <w:start w:val="1"/>
+      <w:numFmt w:val="decimal"/>
+      <w:lvlText w:val="%3."/>
+      <w:lvlJc w:val="left"/>
+      <w:pPr>
+        <w:tabs>
+          <w:tab w:val="num" w:pos="2160"/>
+        </w:tabs>
+        <w:ind w:left="2160" w:hanging="360"/>
+      </w:pPr>
+    </w:lvl>
+    <w:lvl w:ilvl="3" w:tentative="1">
+      <w:start w:val="1"/>
+      <w:numFmt w:val="decimal"/>
+      <w:lvlText w:val="%4."/>
+      <w:lvlJc w:val="left"/>
+      <w:pPr>
+        <w:tabs>
+          <w:tab w:val="num" w:pos="2880"/>
+        </w:tabs>
+        <w:ind w:left="2880" w:hanging="360"/>
+      </w:pPr>
+    </w:lvl>
+    <w:lvl w:ilvl="4" w:tentative="1">
+      <w:start w:val="1"/>
+      <w:numFmt w:val="decimal"/>
+      <w:lvlText w:val="%5."/>
+      <w:lvlJc w:val="left"/>
+      <w:pPr>
+        <w:tabs>
+          <w:tab w:val="num" w:pos="3600"/>
+        </w:tabs>
+        <w:ind w:left="3600" w:hanging="360"/>
+      </w:pPr>
+    </w:lvl>
+    <w:lvl w:ilvl="5" w:tentative="1">
+      <w:start w:val="1"/>
+      <w:numFmt w:val="decimal"/>
+      <w:lvlText w:val="%6."/>
+      <w:lvlJc w:val="left"/>
+      <w:pPr>
+        <w:tabs>
+          <w:tab w:val="num" w:pos="4320"/>
+        </w:tabs>
+        <w:ind w:left="4320" w:hanging="360"/>
+      </w:pPr>
+    </w:lvl>
+    <w:lvl w:ilvl="6" w:tentative="1">
+      <w:start w:val="1"/>
+      <w:numFmt w:val="decimal"/>
+      <w:lvlText w:val="%7."/>
+      <w:lvlJc w:val="left"/>
+      <w:pPr>
+        <w:tabs>
+          <w:tab w:val="num" w:pos="5040"/>
+        </w:tabs>
+        <w:ind w:left="5040" w:hanging="360"/>
+      </w:pPr>
+    </w:lvl>
+    <w:lvl w:ilvl="7" w:tentative="1">
+      <w:start w:val="1"/>
+      <w:numFmt w:val="decimal"/>
+      <w:lvlText w:val="%8."/>
+      <w:lvlJc w:val="left"/>
+      <w:pPr>
+        <w:tabs>
+          <w:tab w:val="num" w:pos="5760"/>
+        </w:tabs>
+        <w:ind w:left="5760" w:hanging="360"/>
+      </w:pPr>
+    </w:lvl>
+    <w:lvl w:ilvl="8" w:tentative="1">
+      <w:start w:val="1"/>
+      <w:numFmt w:val="decimal"/>
+      <w:lvlText w:val="%9."/>
+      <w:lvlJc w:val="left"/>
+      <w:pPr>
+        <w:tabs>
+          <w:tab w:val="num" w:pos="6480"/>
+        </w:tabs>
+        <w:ind w:left="6480" w:hanging="360"/>
+      </w:pPr>
+    </w:lvl>
+  </w:abstractNum>
+  <w:abstractNum w:abstractNumId="12" w15:restartNumberingAfterBreak="0">
     <w:nsid w:val="49340DC8"/>
     <w:multiLevelType w:val="multilevel"/>
     <w:tmpl w:val="DDC44B78"/>
@@ -9247,7 +9575,7 @@
       </w:pPr>
     </w:lvl>
   </w:abstractNum>
-  <w:abstractNum w:abstractNumId="12" w15:restartNumberingAfterBreak="0">
+  <w:abstractNum w:abstractNumId="13" w15:restartNumberingAfterBreak="0">
     <w:nsid w:val="53495B6A"/>
     <w:multiLevelType w:val="multilevel"/>
     <w:tmpl w:val="5B7CF5FA"/>
@@ -9396,7 +9724,7 @@
       </w:rPr>
     </w:lvl>
   </w:abstractNum>
-  <w:abstractNum w:abstractNumId="13" w15:restartNumberingAfterBreak="0">
+  <w:abstractNum w:abstractNumId="14" w15:restartNumberingAfterBreak="0">
     <w:nsid w:val="66355488"/>
     <w:multiLevelType w:val="multilevel"/>
     <w:tmpl w:val="339E8072"/>
@@ -9509,7 +9837,7 @@
       </w:pPr>
     </w:lvl>
   </w:abstractNum>
-  <w:abstractNum w:abstractNumId="14" w15:restartNumberingAfterBreak="0">
+  <w:abstractNum w:abstractNumId="15" w15:restartNumberingAfterBreak="0">
     <w:nsid w:val="7FE41801"/>
     <w:multiLevelType w:val="multilevel"/>
     <w:tmpl w:val="2C787D08"/>
@@ -9686,22 +10014,25 @@
     <w:abstractNumId w:val="0"/>
   </w:num>
   <w:num w:numId="10" w16cid:durableId="1298687629">
-    <w:abstractNumId w:val="11"/>
+    <w:abstractNumId w:val="12"/>
   </w:num>
   <w:num w:numId="11" w16cid:durableId="551042454">
     <w:abstractNumId w:val="10"/>
   </w:num>
   <w:num w:numId="12" w16cid:durableId="297078063">
-    <w:abstractNumId w:val="12"/>
+    <w:abstractNumId w:val="13"/>
   </w:num>
   <w:num w:numId="13" w16cid:durableId="2051149607">
-    <w:abstractNumId w:val="13"/>
+    <w:abstractNumId w:val="14"/>
   </w:num>
   <w:num w:numId="14" w16cid:durableId="537468682">
-    <w:abstractNumId w:val="14"/>
+    <w:abstractNumId w:val="15"/>
   </w:num>
   <w:num w:numId="15" w16cid:durableId="1599367418">
     <w:abstractNumId w:val="9"/>
+  </w:num>
+  <w:num w:numId="16" w16cid:durableId="462887203">
+    <w:abstractNumId w:val="11"/>
   </w:num>
 </w:numbering>
 </file>
